--- a/12-通用拓扑结构/02-并联/分流并联结构/分流并联结构.docx
+++ b/12-通用拓扑结构/02-并联/分流并联结构/分流并联结构.docx
@@ -2127,6 +2127,20 @@
     </w:p>
     <w:bookmarkEnd w:id="26"/>
     <w:bookmarkEnd w:id="27"/>
+    <w:p>
+      <w:pPr>
+        <w:spacing w:before="360"/>
+        <w:jc w:val="center"/>
+      </w:pPr>
+      <w:r>
+        <w:rPr>
+          <w:rFonts w:ascii="Times New Roman" w:hAnsi="Times New Roman"/>
+          <w:color w:val="555555"/>
+          <w:sz w:val="21"/>
+        </w:rPr>
+        <w:t>材料收集者：杜文杰</w:t>
+      </w:r>
+    </w:p>
     <w:sectPr>
       <w:headerReference r:id="rId9" w:type="default"/>
       <w:footerReference r:id="rId10" w:type="default"/>

--- a/12-通用拓扑结构/02-并联/分流并联结构/分流并联结构.docx
+++ b/12-通用拓扑结构/02-并联/分流并联结构/分流并联结构.docx
@@ -1,6 +1,6 @@
 
 <file path=word/document.xml><?xml version="1.0" encoding="utf-8"?>
-<w:document xmlns:w="http://schemas.openxmlformats.org/wordprocessingml/2006/main" xmlns:m="http://schemas.openxmlformats.org/officeDocument/2006/math" xmlns:r="http://schemas.openxmlformats.org/officeDocument/2006/relationships" xmlns:o="urn:schemas-microsoft-com:office:office" xmlns:v="urn:schemas-microsoft-com:vml" xmlns:w10="urn:schemas-microsoft-com:office:word" xmlns:a="http://schemas.openxmlformats.org/drawingml/2006/main" xmlns:pic="http://schemas.openxmlformats.org/drawingml/2006/picture" xmlns:wp="http://schemas.openxmlformats.org/drawingml/2006/wordprocessingDrawing">
+<w:document xmlns:m="http://schemas.openxmlformats.org/officeDocument/2006/math" xmlns:r="http://schemas.openxmlformats.org/officeDocument/2006/relationships" xmlns:w="http://schemas.openxmlformats.org/wordprocessingml/2006/main" xmlns:o="urn:schemas-microsoft-com:office:office" xmlns:v="urn:schemas-microsoft-com:vml" xmlns:w10="urn:schemas-microsoft-com:office:word" xmlns:a="http://schemas.openxmlformats.org/drawingml/2006/main" xmlns:pic="http://schemas.openxmlformats.org/drawingml/2006/picture" xmlns:wp="http://schemas.openxmlformats.org/drawingml/2006/wordprocessingDrawing">
   <w:body>
     <w:bookmarkStart w:id="27" w:name="分流并联结构"/>
     <w:p>
@@ -9,7 +9,7 @@
       </w:pPr>
       <w:r>
         <w:rPr>
-          <w:rFonts w:hint="eastAsia"/>
+          <w:rFonts w:hint="eastAsia" w:eastAsia="黑体"/>
         </w:rPr>
         <w:t xml:space="preserve">分流并联结构</w:t>
       </w:r>
@@ -21,7 +21,7 @@
       </w:pPr>
       <w:r>
         <w:rPr>
-          <w:rFonts w:hint="eastAsia"/>
+          <w:rFonts w:hint="eastAsia" w:eastAsia="黑体"/>
         </w:rPr>
         <w:t xml:space="preserve">拓扑描述</w:t>
       </w:r>
@@ -32,31 +32,40 @@
       </w:pPr>
       <w:r>
         <w:rPr>
-          <w:rFonts w:hint="eastAsia"/>
+          <w:rFonts w:hint="eastAsia" w:eastAsia="黑体"/>
         </w:rPr>
         <w:t xml:space="preserve">由</w:t>
       </w:r>
       <w:r>
+        <w:rPr>
+          <w:rFonts w:eastAsia="黑体"/>
+        </w:rPr>
         <w:t xml:space="preserve"> </w:t>
       </w:r>
       <w:r>
         <w:rPr>
-          <w:rFonts w:hint="eastAsia"/>
+          <w:rFonts w:hint="eastAsia" w:eastAsia="黑体"/>
           <w:b/>
           <w:bCs/>
         </w:rPr>
         <w:t xml:space="preserve">两个（或多个）支路并联</w:t>
       </w:r>
       <w:r>
+        <w:rPr>
+          <w:rFonts w:eastAsia="黑体"/>
+        </w:rPr>
         <w:t xml:space="preserve"> </w:t>
       </w:r>
       <w:r>
         <w:rPr>
-          <w:rFonts w:hint="eastAsia"/>
+          <w:rFonts w:hint="eastAsia" w:eastAsia="黑体"/>
         </w:rPr>
         <w:t xml:space="preserve">组成的分流网络。以两支路电阻</w:t>
       </w:r>
       <w:r>
+        <w:rPr>
+          <w:rFonts w:eastAsia="黑体"/>
+        </w:rPr>
         <w:t xml:space="preserve"> </w:t>
       </w:r>
       <m:oMath>
@@ -74,6 +83,9 @@
         </m:sSub>
       </m:oMath>
       <w:r>
+        <w:rPr>
+          <w:rFonts w:eastAsia="黑体"/>
+        </w:rPr>
         <w:t xml:space="preserve">、</w:t>
       </w:r>
       <m:oMath>
@@ -91,26 +103,32 @@
         </m:sSub>
       </m:oMath>
       <w:r>
+        <w:rPr>
+          <w:rFonts w:eastAsia="黑体"/>
+        </w:rPr>
         <w:t xml:space="preserve"> </w:t>
       </w:r>
       <w:r>
         <w:rPr>
-          <w:rFonts w:hint="eastAsia"/>
+          <w:rFonts w:hint="eastAsia" w:eastAsia="黑体"/>
         </w:rPr>
         <w:t xml:space="preserve">为例，电路共有</w:t>
       </w:r>
       <w:r>
+        <w:rPr>
+          <w:rFonts w:eastAsia="黑体"/>
+        </w:rPr>
         <w:t xml:space="preserve"> 2 </w:t>
       </w:r>
       <w:r>
         <w:rPr>
-          <w:rFonts w:hint="eastAsia"/>
+          <w:rFonts w:hint="eastAsia" w:eastAsia="黑体"/>
         </w:rPr>
         <w:t xml:space="preserve">个关键节点：</w:t>
       </w:r>
       <w:r>
         <w:rPr>
-          <w:rFonts w:hint="eastAsia"/>
+          <w:rFonts w:hint="eastAsia" w:eastAsia="黑体"/>
           <w:b/>
           <w:bCs/>
         </w:rPr>
@@ -118,6 +136,7 @@
       </w:r>
       <w:r>
         <w:rPr>
+          <w:rFonts w:eastAsia="黑体"/>
           <w:b/>
           <w:bCs/>
         </w:rPr>
@@ -125,7 +144,7 @@
       </w:r>
       <w:r>
         <w:rPr>
-          <w:rFonts w:hint="eastAsia"/>
+          <w:rFonts w:hint="eastAsia" w:eastAsia="黑体"/>
           <w:b/>
           <w:bCs/>
         </w:rPr>
@@ -133,11 +152,14 @@
       </w:r>
       <w:r>
         <w:rPr>
-          <w:rFonts w:hint="eastAsia"/>
+          <w:rFonts w:hint="eastAsia" w:eastAsia="黑体"/>
         </w:rPr>
         <w:t xml:space="preserve">（总电流</w:t>
       </w:r>
       <w:r>
+        <w:rPr>
+          <w:rFonts w:eastAsia="黑体"/>
+        </w:rPr>
         <w:t xml:space="preserve"> </w:t>
       </w:r>
       <m:oMath>
@@ -146,11 +168,14 @@
         </m:r>
       </m:oMath>
       <w:r>
+        <w:rPr>
+          <w:rFonts w:eastAsia="黑体"/>
+        </w:rPr>
         <w:t xml:space="preserve"> </w:t>
       </w:r>
       <w:r>
         <w:rPr>
-          <w:rFonts w:hint="eastAsia"/>
+          <w:rFonts w:hint="eastAsia" w:eastAsia="黑体"/>
         </w:rPr>
         <w:t xml:space="preserve">进入处，</w:t>
       </w:r>
@@ -169,15 +194,21 @@
         </m:sSub>
       </m:oMath>
       <w:r>
+        <w:rPr>
+          <w:rFonts w:eastAsia="黑体"/>
+        </w:rPr>
         <w:t xml:space="preserve"> </w:t>
       </w:r>
       <w:r>
         <w:rPr>
-          <w:rFonts w:hint="eastAsia"/>
+          <w:rFonts w:hint="eastAsia" w:eastAsia="黑体"/>
         </w:rPr>
         <w:t xml:space="preserve">的一端与</w:t>
       </w:r>
       <w:r>
+        <w:rPr>
+          <w:rFonts w:eastAsia="黑体"/>
+        </w:rPr>
         <w:t xml:space="preserve"> </w:t>
       </w:r>
       <m:oMath>
@@ -195,17 +226,20 @@
         </m:sSub>
       </m:oMath>
       <w:r>
+        <w:rPr>
+          <w:rFonts w:eastAsia="黑体"/>
+        </w:rPr>
         <w:t xml:space="preserve"> </w:t>
       </w:r>
       <w:r>
         <w:rPr>
-          <w:rFonts w:hint="eastAsia"/>
+          <w:rFonts w:hint="eastAsia" w:eastAsia="黑体"/>
         </w:rPr>
         <w:t xml:space="preserve">的一端相连）；</w:t>
       </w:r>
       <w:r>
         <w:rPr>
-          <w:rFonts w:hint="eastAsia"/>
+          <w:rFonts w:hint="eastAsia" w:eastAsia="黑体"/>
           <w:b/>
           <w:bCs/>
         </w:rPr>
@@ -213,6 +247,7 @@
       </w:r>
       <w:r>
         <w:rPr>
+          <w:rFonts w:eastAsia="黑体"/>
           <w:b/>
           <w:bCs/>
         </w:rPr>
@@ -220,7 +255,7 @@
       </w:r>
       <w:r>
         <w:rPr>
-          <w:rFonts w:hint="eastAsia"/>
+          <w:rFonts w:hint="eastAsia" w:eastAsia="黑体"/>
           <w:b/>
           <w:bCs/>
         </w:rPr>
@@ -228,7 +263,7 @@
       </w:r>
       <w:r>
         <w:rPr>
-          <w:rFonts w:hint="eastAsia"/>
+          <w:rFonts w:hint="eastAsia" w:eastAsia="黑体"/>
         </w:rPr>
         <w:t xml:space="preserve">（</w:t>
       </w:r>
@@ -247,15 +282,21 @@
         </m:sSub>
       </m:oMath>
       <w:r>
+        <w:rPr>
+          <w:rFonts w:eastAsia="黑体"/>
+        </w:rPr>
         <w:t xml:space="preserve"> </w:t>
       </w:r>
       <w:r>
         <w:rPr>
-          <w:rFonts w:hint="eastAsia"/>
+          <w:rFonts w:hint="eastAsia" w:eastAsia="黑体"/>
         </w:rPr>
         <w:t xml:space="preserve">的另一端与</w:t>
       </w:r>
       <w:r>
+        <w:rPr>
+          <w:rFonts w:eastAsia="黑体"/>
+        </w:rPr>
         <w:t xml:space="preserve"> </w:t>
       </w:r>
       <m:oMath>
@@ -273,11 +314,14 @@
         </m:sSub>
       </m:oMath>
       <w:r>
+        <w:rPr>
+          <w:rFonts w:eastAsia="黑体"/>
+        </w:rPr>
         <w:t xml:space="preserve"> </w:t>
       </w:r>
       <w:r>
         <w:rPr>
-          <w:rFonts w:hint="eastAsia"/>
+          <w:rFonts w:hint="eastAsia" w:eastAsia="黑体"/>
         </w:rPr>
         <w:t xml:space="preserve">的另一端相连，作为回流端）。</w:t>
       </w:r>
@@ -286,7 +330,7 @@
       <w:pPr/>
       <w:r>
         <w:rPr>
-          <w:rFonts w:hint="eastAsia"/>
+          <w:rFonts w:hint="eastAsia" w:eastAsia="黑体"/>
         </w:rPr>
         <w:t xml:space="preserve">各元件管脚连接：</w:t>
       </w:r>
@@ -305,11 +349,14 @@
         </m:sSub>
       </m:oMath>
       <w:r>
+        <w:rPr>
+          <w:rFonts w:eastAsia="黑体"/>
+        </w:rPr>
         <w:t xml:space="preserve"> </w:t>
       </w:r>
       <w:r>
         <w:rPr>
-          <w:rFonts w:hint="eastAsia"/>
+          <w:rFonts w:hint="eastAsia" w:eastAsia="黑体"/>
         </w:rPr>
         <w:t xml:space="preserve">一端接输入节点、另一端接公共回流节点；</w:t>
       </w:r>
@@ -328,15 +375,21 @@
         </m:sSub>
       </m:oMath>
       <w:r>
+        <w:rPr>
+          <w:rFonts w:eastAsia="黑体"/>
+        </w:rPr>
         <w:t xml:space="preserve"> </w:t>
       </w:r>
       <w:r>
         <w:rPr>
-          <w:rFonts w:hint="eastAsia"/>
+          <w:rFonts w:hint="eastAsia" w:eastAsia="黑体"/>
         </w:rPr>
         <w:t xml:space="preserve">一端接输入节点、另一端接公共回流节点。总电流</w:t>
       </w:r>
       <w:r>
+        <w:rPr>
+          <w:rFonts w:eastAsia="黑体"/>
+        </w:rPr>
         <w:t xml:space="preserve"> </w:t>
       </w:r>
       <m:oMath>
@@ -345,15 +398,21 @@
         </m:r>
       </m:oMath>
       <w:r>
+        <w:rPr>
+          <w:rFonts w:eastAsia="黑体"/>
+        </w:rPr>
         <w:t xml:space="preserve"> </w:t>
       </w:r>
       <w:r>
         <w:rPr>
-          <w:rFonts w:hint="eastAsia"/>
+          <w:rFonts w:hint="eastAsia" w:eastAsia="黑体"/>
         </w:rPr>
         <w:t xml:space="preserve">从输入节点流入，按电导比例分为</w:t>
       </w:r>
       <w:r>
+        <w:rPr>
+          <w:rFonts w:eastAsia="黑体"/>
+        </w:rPr>
         <w:t xml:space="preserve"> </w:t>
       </w:r>
       <m:oMath>
@@ -371,6 +430,9 @@
         </m:sSub>
       </m:oMath>
       <w:r>
+        <w:rPr>
+          <w:rFonts w:eastAsia="黑体"/>
+        </w:rPr>
         <w:t xml:space="preserve">、</w:t>
       </w:r>
       <m:oMath>
@@ -388,11 +450,14 @@
         </m:sSub>
       </m:oMath>
       <w:r>
+        <w:rPr>
+          <w:rFonts w:eastAsia="黑体"/>
+        </w:rPr>
         <w:t xml:space="preserve"> </w:t>
       </w:r>
       <w:r>
         <w:rPr>
-          <w:rFonts w:hint="eastAsia"/>
+          <w:rFonts w:hint="eastAsia" w:eastAsia="黑体"/>
         </w:rPr>
         <w:t xml:space="preserve">两支路电流，于公共回流节点汇合后流出，某一支路电流即为输出。</w:t>
       </w:r>
@@ -401,16 +466,19 @@
       <w:pPr/>
       <w:r>
         <w:rPr>
-          <w:rFonts w:hint="eastAsia"/>
+          <w:rFonts w:hint="eastAsia" w:eastAsia="黑体"/>
         </w:rPr>
         <w:t xml:space="preserve">由此构成”总电流在公共节点按支路电导比例分流、各并联支路承受同一电压”的电流分配组态，是电流分配器（current</w:t>
       </w:r>
       <w:r>
+        <w:rPr>
+          <w:rFonts w:eastAsia="黑体"/>
+        </w:rPr>
         <w:t xml:space="preserve"> </w:t>
       </w:r>
       <w:r>
         <w:rPr>
-          <w:rFonts w:hint="eastAsia"/>
+          <w:rFonts w:hint="eastAsia" w:eastAsia="黑体"/>
         </w:rPr>
         <w:t xml:space="preserve">divider）的基本形式。</w:t>
       </w:r>
@@ -423,7 +491,7 @@
       </w:pPr>
       <w:r>
         <w:rPr>
-          <w:rFonts w:hint="eastAsia"/>
+          <w:rFonts w:hint="eastAsia" w:eastAsia="黑体"/>
         </w:rPr>
         <w:t xml:space="preserve">工作原理</w:t>
       </w:r>
@@ -434,7 +502,7 @@
       </w:pPr>
       <w:r>
         <w:rPr>
-          <w:rFonts w:hint="eastAsia"/>
+          <w:rFonts w:hint="eastAsia" w:eastAsia="黑体"/>
         </w:rPr>
         <w:t xml:space="preserve">并联支路端电压相同，各支路电流与其电阻成反比（与电导成正比），总电流按电导比例分配，实现电流按比例如取样、量程扩展。</w:t>
       </w:r>
@@ -447,7 +515,7 @@
       </w:pPr>
       <w:r>
         <w:rPr>
-          <w:rFonts w:hint="eastAsia"/>
+          <w:rFonts w:hint="eastAsia" w:eastAsia="黑体"/>
         </w:rPr>
         <w:t xml:space="preserve">关键计算公式</w:t>
       </w:r>
@@ -458,7 +526,7 @@
       </w:pPr>
       <w:r>
         <w:rPr>
-          <w:rFonts w:hint="eastAsia"/>
+          <w:rFonts w:hint="eastAsia" w:eastAsia="黑体"/>
         </w:rPr>
         <w:t xml:space="preserve">两支路分流：</w:t>
       </w:r>
@@ -647,16 +715,19 @@
       </w:pPr>
       <w:r>
         <w:rPr>
-          <w:rFonts w:hint="eastAsia"/>
+          <w:rFonts w:hint="eastAsia" w:eastAsia="黑体"/>
         </w:rPr>
         <w:t xml:space="preserve">一般形式（N</w:t>
       </w:r>
       <w:r>
+        <w:rPr>
+          <w:rFonts w:eastAsia="黑体"/>
+        </w:rPr>
         <w:t xml:space="preserve"> </w:t>
       </w:r>
       <w:r>
         <w:rPr>
-          <w:rFonts w:hint="eastAsia"/>
+          <w:rFonts w:hint="eastAsia" w:eastAsia="黑体"/>
         </w:rPr>
         <w:t xml:space="preserve">支路，</w:t>
       </w:r>
@@ -703,7 +774,7 @@
       </m:oMath>
       <w:r>
         <w:rPr>
-          <w:rFonts w:hint="eastAsia"/>
+          <w:rFonts w:hint="eastAsia" w:eastAsia="黑体"/>
         </w:rPr>
         <w:t xml:space="preserve">）：</w:t>
       </w:r>
@@ -835,16 +906,19 @@
       </w:pPr>
       <w:r>
         <w:rPr>
-          <w:rFonts w:hint="eastAsia"/>
+          <w:rFonts w:hint="eastAsia" w:eastAsia="黑体"/>
         </w:rPr>
         <w:t xml:space="preserve">分流比例（支路</w:t>
       </w:r>
       <w:r>
+        <w:rPr>
+          <w:rFonts w:eastAsia="黑体"/>
+        </w:rPr>
         <w:t xml:space="preserve"> </w:t>
       </w:r>
       <w:r>
         <w:rPr>
-          <w:rFonts w:hint="eastAsia"/>
+          <w:rFonts w:hint="eastAsia" w:eastAsia="黑体"/>
         </w:rPr>
         <w:t xml:space="preserve">1）：</w:t>
       </w:r>
@@ -928,11 +1002,14 @@
       </w:pPr>
       <w:r>
         <w:rPr>
-          <w:rFonts w:hint="eastAsia"/>
+          <w:rFonts w:hint="eastAsia" w:eastAsia="黑体"/>
         </w:rPr>
         <w:t xml:space="preserve">电流表扩量程分流电阻（表头满偏电流</w:t>
       </w:r>
       <w:r>
+        <w:rPr>
+          <w:rFonts w:eastAsia="黑体"/>
+        </w:rPr>
         <w:t xml:space="preserve"> </w:t>
       </w:r>
       <m:oMath>
@@ -951,11 +1028,14 @@
       </m:oMath>
       <w:r>
         <w:rPr>
-          <w:rFonts w:hint="eastAsia"/>
+          <w:rFonts w:hint="eastAsia" w:eastAsia="黑体"/>
         </w:rPr>
         <w:t xml:space="preserve">、内阻</w:t>
       </w:r>
       <w:r>
+        <w:rPr>
+          <w:rFonts w:eastAsia="黑体"/>
+        </w:rPr>
         <w:t xml:space="preserve"> </w:t>
       </w:r>
       <m:oMath>
@@ -974,11 +1054,14 @@
       </m:oMath>
       <w:r>
         <w:rPr>
-          <w:rFonts w:hint="eastAsia"/>
+          <w:rFonts w:hint="eastAsia" w:eastAsia="黑体"/>
         </w:rPr>
         <w:t xml:space="preserve">，扩到满量程</w:t>
       </w:r>
       <w:r>
+        <w:rPr>
+          <w:rFonts w:eastAsia="黑体"/>
+        </w:rPr>
         <w:t xml:space="preserve"> </w:t>
       </w:r>
       <m:oMath>
@@ -988,7 +1071,7 @@
       </m:oMath>
       <w:r>
         <w:rPr>
-          <w:rFonts w:hint="eastAsia"/>
+          <w:rFonts w:hint="eastAsia" w:eastAsia="黑体"/>
         </w:rPr>
         <w:t xml:space="preserve">）：</w:t>
       </w:r>
@@ -1109,7 +1192,7 @@
             </w:pPr>
             <w:r>
               <w:rPr>
-                <w:rFonts w:hint="eastAsia"/>
+                <w:rFonts w:hint="eastAsia" w:eastAsia="黑体"/>
               </w:rPr>
               <w:t xml:space="preserve">符号</w:t>
             </w:r>
@@ -1123,7 +1206,7 @@
             </w:pPr>
             <w:r>
               <w:rPr>
-                <w:rFonts w:hint="eastAsia"/>
+                <w:rFonts w:hint="eastAsia" w:eastAsia="黑体"/>
               </w:rPr>
               <w:t xml:space="preserve">含义</w:t>
             </w:r>
@@ -1137,7 +1220,7 @@
             </w:pPr>
             <w:r>
               <w:rPr>
-                <w:rFonts w:hint="eastAsia"/>
+                <w:rFonts w:hint="eastAsia" w:eastAsia="黑体"/>
               </w:rPr>
               <w:t xml:space="preserve">单位</w:t>
             </w:r>
@@ -1157,6 +1240,9 @@
               </m:r>
             </m:oMath>
             <w:r>
+              <w:rPr>
+                <w:rFonts w:eastAsia="黑体"/>
+              </w:rPr>
               <w:t xml:space="preserve">​</w:t>
             </w:r>
           </w:p>
@@ -1169,7 +1255,7 @@
             </w:pPr>
             <w:r>
               <w:rPr>
-                <w:rFonts w:hint="eastAsia"/>
+                <w:rFonts w:hint="eastAsia" w:eastAsia="黑体"/>
               </w:rPr>
               <w:t xml:space="preserve">总输入电流</w:t>
             </w:r>
@@ -1182,6 +1268,9 @@
               <w:pStyle w:val="Compact"/>
             </w:pPr>
             <w:r>
+              <w:rPr>
+                <w:rFonts w:eastAsia="黑体"/>
+              </w:rPr>
               <w:t xml:space="preserve">A</w:t>
             </w:r>
           </w:p>
@@ -1227,6 +1316,9 @@
               </m:sSub>
             </m:oMath>
             <w:r>
+              <w:rPr>
+                <w:rFonts w:eastAsia="黑体"/>
+              </w:rPr>
               <w:t xml:space="preserve">​</w:t>
             </w:r>
           </w:p>
@@ -1239,7 +1331,7 @@
             </w:pPr>
             <w:r>
               <w:rPr>
-                <w:rFonts w:hint="eastAsia"/>
+                <w:rFonts w:hint="eastAsia" w:eastAsia="黑体"/>
               </w:rPr>
               <w:t xml:space="preserve">各支路电流</w:t>
             </w:r>
@@ -1252,6 +1344,9 @@
               <w:pStyle w:val="Compact"/>
             </w:pPr>
             <w:r>
+              <w:rPr>
+                <w:rFonts w:eastAsia="黑体"/>
+              </w:rPr>
               <w:t xml:space="preserve">A</w:t>
             </w:r>
           </w:p>
@@ -1297,6 +1392,9 @@
               </m:sSub>
             </m:oMath>
             <w:r>
+              <w:rPr>
+                <w:rFonts w:eastAsia="黑体"/>
+              </w:rPr>
               <w:t xml:space="preserve">​</w:t>
             </w:r>
           </w:p>
@@ -1309,7 +1407,7 @@
             </w:pPr>
             <w:r>
               <w:rPr>
-                <w:rFonts w:hint="eastAsia"/>
+                <w:rFonts w:hint="eastAsia" w:eastAsia="黑体"/>
               </w:rPr>
               <w:t xml:space="preserve">支路电阻</w:t>
             </w:r>
@@ -1322,6 +1420,9 @@
               <w:pStyle w:val="Compact"/>
             </w:pPr>
             <w:r>
+              <w:rPr>
+                <w:rFonts w:eastAsia="黑体"/>
+              </w:rPr>
               <w:t xml:space="preserve">Ω</w:t>
             </w:r>
           </w:p>
@@ -1349,6 +1450,9 @@
               </m:sSub>
             </m:oMath>
             <w:r>
+              <w:rPr>
+                <w:rFonts w:eastAsia="黑体"/>
+              </w:rPr>
               <w:t xml:space="preserve">​</w:t>
             </w:r>
           </w:p>
@@ -1361,7 +1465,7 @@
             </w:pPr>
             <w:r>
               <w:rPr>
-                <w:rFonts w:hint="eastAsia"/>
+                <w:rFonts w:hint="eastAsia" w:eastAsia="黑体"/>
               </w:rPr>
               <w:t xml:space="preserve">各支路电导</w:t>
             </w:r>
@@ -1374,6 +1478,9 @@
               <w:pStyle w:val="Compact"/>
             </w:pPr>
             <w:r>
+              <w:rPr>
+                <w:rFonts w:eastAsia="黑体"/>
+              </w:rPr>
               <w:t xml:space="preserve">S</w:t>
             </w:r>
           </w:p>
@@ -1388,7 +1495,7 @@
       </w:pPr>
       <w:r>
         <w:rPr>
-          <w:rFonts w:hint="eastAsia"/>
+          <w:rFonts w:hint="eastAsia" w:eastAsia="黑体"/>
         </w:rPr>
         <w:t xml:space="preserve">元件调整影响</w:t>
       </w:r>
@@ -1403,7 +1510,7 @@
       </w:pPr>
       <w:r>
         <w:rPr>
-          <w:rFonts w:hint="eastAsia"/>
+          <w:rFonts w:hint="eastAsia" w:eastAsia="黑体"/>
           <w:b/>
           <w:bCs/>
         </w:rPr>
@@ -1411,20 +1518,27 @@
       </w:r>
       <w:r>
         <w:rPr>
+          <w:rFonts w:eastAsia="黑体"/>
           <w:b/>
           <w:bCs/>
         </w:rPr>
         <w:t xml:space="preserve"> R↑</w:t>
       </w:r>
       <w:r>
+        <w:rPr>
+          <w:rFonts w:eastAsia="黑体"/>
+        </w:rPr>
         <w:t xml:space="preserve"> </w:t>
       </w:r>
       <w:r>
+        <w:rPr>
+          <w:rFonts w:eastAsia="黑体"/>
+        </w:rPr>
         <w:t xml:space="preserve">→ </w:t>
       </w:r>
       <w:r>
         <w:rPr>
-          <w:rFonts w:hint="eastAsia"/>
+          <w:rFonts w:hint="eastAsia" w:eastAsia="黑体"/>
         </w:rPr>
         <w:t xml:space="preserve">该支路电流减小，其余支路分得电流增多。</w:t>
       </w:r>
@@ -1439,7 +1553,7 @@
       </w:pPr>
       <w:r>
         <w:rPr>
-          <w:rFonts w:hint="eastAsia"/>
+          <w:rFonts w:hint="eastAsia" w:eastAsia="黑体"/>
           <w:b/>
           <w:bCs/>
         </w:rPr>
@@ -1447,20 +1561,27 @@
       </w:r>
       <w:r>
         <w:rPr>
+          <w:rFonts w:eastAsia="黑体"/>
           <w:b/>
           <w:bCs/>
         </w:rPr>
         <w:t xml:space="preserve"> R↓</w:t>
       </w:r>
       <w:r>
+        <w:rPr>
+          <w:rFonts w:eastAsia="黑体"/>
+        </w:rPr>
         <w:t xml:space="preserve"> </w:t>
       </w:r>
       <w:r>
+        <w:rPr>
+          <w:rFonts w:eastAsia="黑体"/>
+        </w:rPr>
         <w:t xml:space="preserve">→ </w:t>
       </w:r>
       <w:r>
         <w:rPr>
-          <w:rFonts w:hint="eastAsia"/>
+          <w:rFonts w:hint="eastAsia" w:eastAsia="黑体"/>
         </w:rPr>
         <w:t xml:space="preserve">该支路电流增大，其余支路分得电流减少。</w:t>
       </w:r>
@@ -1475,16 +1596,19 @@
       </w:pPr>
       <w:r>
         <w:rPr>
-          <w:rFonts w:hint="eastAsia"/>
+          <w:rFonts w:hint="eastAsia" w:eastAsia="黑体"/>
         </w:rPr>
         <w:t xml:space="preserve">增加并联支路</w:t>
       </w:r>
       <w:r>
+        <w:rPr>
+          <w:rFonts w:eastAsia="黑体"/>
+        </w:rPr>
         <w:t xml:space="preserve"> → </w:t>
       </w:r>
       <w:r>
         <w:rPr>
-          <w:rFonts w:hint="eastAsia"/>
+          <w:rFonts w:hint="eastAsia" w:eastAsia="黑体"/>
         </w:rPr>
         <w:t xml:space="preserve">总等效电阻下降，各支路电流减少。</w:t>
       </w:r>
@@ -1499,7 +1623,7 @@
       </w:pPr>
       <w:r>
         <w:rPr>
-          <w:rFonts w:hint="eastAsia"/>
+          <w:rFonts w:hint="eastAsia" w:eastAsia="黑体"/>
         </w:rPr>
         <w:t xml:space="preserve">用于电流表量程扩展时，并联分流电阻越小，量程越大。</w:t>
       </w:r>
@@ -1512,7 +1636,7 @@
       </w:pPr>
       <w:r>
         <w:rPr>
-          <w:rFonts w:hint="eastAsia"/>
+          <w:rFonts w:hint="eastAsia" w:eastAsia="黑体"/>
         </w:rPr>
         <w:t xml:space="preserve">典型参数示例</w:t>
       </w:r>
@@ -1527,11 +1651,14 @@
       </w:pPr>
       <w:r>
         <w:rPr>
-          <w:rFonts w:hint="eastAsia"/>
+          <w:rFonts w:hint="eastAsia" w:eastAsia="黑体"/>
         </w:rPr>
         <w:t xml:space="preserve">取</w:t>
       </w:r>
       <w:r>
+        <w:rPr>
+          <w:rFonts w:eastAsia="黑体"/>
+        </w:rPr>
         <w:t xml:space="preserve"> </w:t>
       </w:r>
       <m:oMath>
@@ -1559,6 +1686,9 @@
         </m:r>
       </m:oMath>
       <w:r>
+        <w:rPr>
+          <w:rFonts w:eastAsia="黑体"/>
+        </w:rPr>
         <w:t xml:space="preserve">、</w:t>
       </w:r>
       <m:oMath>
@@ -1594,6 +1724,9 @@
         </m:r>
       </m:oMath>
       <w:r>
+        <w:rPr>
+          <w:rFonts w:eastAsia="黑体"/>
+        </w:rPr>
         <w:t xml:space="preserve">、</w:t>
       </w:r>
       <m:oMath>
@@ -1630,7 +1763,7 @@
       </m:oMath>
       <w:r>
         <w:rPr>
-          <w:rFonts w:hint="eastAsia"/>
+          <w:rFonts w:hint="eastAsia" w:eastAsia="黑体"/>
         </w:rPr>
         <w:t xml:space="preserve">：</w:t>
       </w:r>
@@ -1699,7 +1832,7 @@
       </m:oMath>
       <w:r>
         <w:rPr>
-          <w:rFonts w:hint="eastAsia"/>
+          <w:rFonts w:hint="eastAsia" w:eastAsia="黑体"/>
         </w:rPr>
         <w:t xml:space="preserve">，</w:t>
       </w:r>
@@ -1767,6 +1900,9 @@
         </m:r>
       </m:oMath>
       <w:r>
+        <w:rPr>
+          <w:rFonts w:eastAsia="黑体"/>
+        </w:rPr>
         <w:t xml:space="preserve">。</w:t>
       </w:r>
     </w:p>
@@ -1780,11 +1916,14 @@
       </w:pPr>
       <w:r>
         <w:rPr>
-          <w:rFonts w:hint="eastAsia"/>
+          <w:rFonts w:hint="eastAsia" w:eastAsia="黑体"/>
         </w:rPr>
         <w:t xml:space="preserve">电流表满偏</w:t>
       </w:r>
       <w:r>
+        <w:rPr>
+          <w:rFonts w:eastAsia="黑体"/>
+        </w:rPr>
         <w:t xml:space="preserve"> </w:t>
       </w:r>
       <m:oMath>
@@ -1822,11 +1961,14 @@
       </m:oMath>
       <w:r>
         <w:rPr>
-          <w:rFonts w:hint="eastAsia"/>
+          <w:rFonts w:hint="eastAsia" w:eastAsia="黑体"/>
         </w:rPr>
         <w:t xml:space="preserve">、内阻</w:t>
       </w:r>
       <w:r>
+        <w:rPr>
+          <w:rFonts w:eastAsia="黑体"/>
+        </w:rPr>
         <w:t xml:space="preserve"> </w:t>
       </w:r>
       <m:oMath>
@@ -1863,11 +2005,14 @@
       </m:oMath>
       <w:r>
         <w:rPr>
-          <w:rFonts w:hint="eastAsia"/>
+          <w:rFonts w:hint="eastAsia" w:eastAsia="黑体"/>
         </w:rPr>
         <w:t xml:space="preserve">，扩到</w:t>
       </w:r>
       <w:r>
+        <w:rPr>
+          <w:rFonts w:eastAsia="黑体"/>
+        </w:rPr>
         <w:t xml:space="preserve"> </w:t>
       </w:r>
       <m:oMath>
@@ -1896,11 +2041,14 @@
       </m:oMath>
       <w:r>
         <w:rPr>
-          <w:rFonts w:hint="eastAsia"/>
+          <w:rFonts w:hint="eastAsia" w:eastAsia="黑体"/>
         </w:rPr>
         <w:t xml:space="preserve">：分流电阻</w:t>
       </w:r>
       <w:r>
+        <w:rPr>
+          <w:rFonts w:eastAsia="黑体"/>
+        </w:rPr>
         <w:t xml:space="preserve"> </w:t>
       </w:r>
       <m:oMath>
@@ -1975,6 +2123,9 @@
         </m:r>
       </m:oMath>
       <w:r>
+        <w:rPr>
+          <w:rFonts w:eastAsia="黑体"/>
+        </w:rPr>
         <w:t xml:space="preserve">。</w:t>
       </w:r>
     </w:p>
@@ -1986,7 +2137,7 @@
       </w:pPr>
       <w:r>
         <w:rPr>
-          <w:rFonts w:hint="eastAsia"/>
+          <w:rFonts w:hint="eastAsia" w:eastAsia="黑体"/>
         </w:rPr>
         <w:t xml:space="preserve">常见器件型号</w:t>
       </w:r>
@@ -2001,16 +2152,19 @@
       </w:pPr>
       <w:r>
         <w:rPr>
-          <w:rFonts w:hint="eastAsia"/>
+          <w:rFonts w:hint="eastAsia" w:eastAsia="黑体"/>
         </w:rPr>
         <w:t xml:space="preserve">电阻：精密功率电阻、锰铜采样电阻、0805/2512</w:t>
       </w:r>
       <w:r>
+        <w:rPr>
+          <w:rFonts w:eastAsia="黑体"/>
+        </w:rPr>
         <w:t xml:space="preserve"> </w:t>
       </w:r>
       <w:r>
         <w:rPr>
-          <w:rFonts w:hint="eastAsia"/>
+          <w:rFonts w:hint="eastAsia" w:eastAsia="黑体"/>
         </w:rPr>
         <w:t xml:space="preserve">大功率贴片电阻。</w:t>
       </w:r>
@@ -2023,7 +2177,7 @@
       </w:pPr>
       <w:r>
         <w:rPr>
-          <w:rFonts w:hint="eastAsia"/>
+          <w:rFonts w:hint="eastAsia" w:eastAsia="黑体"/>
         </w:rPr>
         <w:t xml:space="preserve">注意事项</w:t>
       </w:r>
@@ -2038,7 +2192,7 @@
       </w:pPr>
       <w:r>
         <w:rPr>
-          <w:rFonts w:hint="eastAsia"/>
+          <w:rFonts w:hint="eastAsia" w:eastAsia="黑体"/>
         </w:rPr>
         <w:t xml:space="preserve">分流采样电阻会引入电压损耗，大电流场合注意功耗与温升。</w:t>
       </w:r>
@@ -2053,7 +2207,7 @@
       </w:pPr>
       <w:r>
         <w:rPr>
-          <w:rFonts w:hint="eastAsia"/>
+          <w:rFonts w:hint="eastAsia" w:eastAsia="黑体"/>
         </w:rPr>
         <w:t xml:space="preserve">采样电阻阻值取值需在压降、精度与功耗间折衷。</w:t>
       </w:r>
@@ -2068,7 +2222,7 @@
       </w:pPr>
       <w:r>
         <w:rPr>
-          <w:rFonts w:hint="eastAsia"/>
+          <w:rFonts w:hint="eastAsia" w:eastAsia="黑体"/>
         </w:rPr>
         <w:t xml:space="preserve">电流表分流结构需保证分流电阻与表头稳定连接，避免开路烧表。</w:t>
       </w:r>
@@ -2081,7 +2235,7 @@
       </w:pPr>
       <w:r>
         <w:rPr>
-          <w:rFonts w:hint="eastAsia"/>
+          <w:rFonts w:hint="eastAsia" w:eastAsia="黑体"/>
         </w:rPr>
         <w:t xml:space="preserve">参考资料</w:t>
       </w:r>
@@ -2096,7 +2250,7 @@
       </w:pPr>
       <w:r>
         <w:rPr>
-          <w:rFonts w:hint="eastAsia"/>
+          <w:rFonts w:hint="eastAsia" w:eastAsia="黑体"/>
         </w:rPr>
         <w:t xml:space="preserve">《电路》（邱关源）。</w:t>
       </w:r>
@@ -2110,6 +2264,9 @@
         </w:numPr>
       </w:pPr>
       <w:r>
+        <w:rPr>
+          <w:rFonts w:eastAsia="黑体"/>
+        </w:rPr>
         <w:t xml:space="preserve">Wikipedia: Current divider。</w:t>
       </w:r>
     </w:p>
@@ -2122,6 +2279,9 @@
         </w:numPr>
       </w:pPr>
       <w:r>
+        <w:rPr>
+          <w:rFonts w:eastAsia="黑体"/>
+        </w:rPr>
         <w:t xml:space="preserve">Wikipedia: Series and parallel circuits。</w:t>
       </w:r>
     </w:p>
@@ -2134,11 +2294,11 @@
       </w:pPr>
       <w:r>
         <w:rPr>
-          <w:rFonts w:ascii="Times New Roman" w:hAnsi="Times New Roman"/>
+          <w:rFonts w:ascii="Times New Roman" w:hAnsi="Times New Roman" w:eastAsia="黑体"/>
           <w:color w:val="555555"/>
           <w:sz w:val="21"/>
         </w:rPr>
-        <w:t>材料收集者：杜文杰</w:t>
+        <w:t>材料收集者：杜文杰，WX手机：19519196569，QQ:3478827729</w:t>
       </w:r>
     </w:p>
     <w:sectPr>
@@ -2158,7 +2318,7 @@
 </file>
 
 <file path=word/footer1.xml><?xml version="1.0" encoding="utf-8"?>
-<w:ftr xmlns:m="http://schemas.openxmlformats.org/officeDocument/2006/math" xmlns:mc="http://schemas.openxmlformats.org/markup-compatibility/2006" xmlns:mo="http://schemas.microsoft.com/office/mac/office/2008/main" xmlns:mv="urn:schemas-microsoft-com:mac:vml" xmlns:o="urn:schemas-microsoft-com:office:office" xmlns:r="http://schemas.openxmlformats.org/officeDocument/2006/relationships" xmlns:v="urn:schemas-microsoft-com:vml" xmlns:w10="urn:schemas-microsoft-com:office:word" xmlns:w14="http://schemas.microsoft.com/office/word/2010/wordml" xmlns:w="http://schemas.openxmlformats.org/wordprocessingml/2006/main" xmlns:wne="http://schemas.microsoft.com/office/word/2006/wordml" xmlns:wp14="http://schemas.microsoft.com/office/word/2010/wordprocessingDrawing" xmlns:wp="http://schemas.openxmlformats.org/drawingml/2006/wordprocessingDrawing" xmlns:wpc="http://schemas.microsoft.com/office/word/2010/wordprocessingCanvas" xmlns:wpg="http://schemas.microsoft.com/office/word/2010/wordprocessingGroup" xmlns:wpi="http://schemas.microsoft.com/office/word/2010/wordprocessingInk" xmlns:wps="http://schemas.microsoft.com/office/word/2010/wordprocessingShape" mc:Ignorable="w14 wp14">
+<w:ftr xmlns:mc="http://schemas.openxmlformats.org/markup-compatibility/2006" xmlns:w="http://schemas.openxmlformats.org/wordprocessingml/2006/main" xmlns:m="http://schemas.openxmlformats.org/officeDocument/2006/math" xmlns:mo="http://schemas.microsoft.com/office/mac/office/2008/main" xmlns:mv="urn:schemas-microsoft-com:mac:vml" xmlns:o="urn:schemas-microsoft-com:office:office" xmlns:r="http://schemas.openxmlformats.org/officeDocument/2006/relationships" xmlns:v="urn:schemas-microsoft-com:vml" xmlns:w10="urn:schemas-microsoft-com:office:word" xmlns:w14="http://schemas.microsoft.com/office/word/2010/wordml" xmlns:wne="http://schemas.microsoft.com/office/word/2006/wordml" xmlns:wp14="http://schemas.microsoft.com/office/word/2010/wordprocessingDrawing" xmlns:wp="http://schemas.openxmlformats.org/drawingml/2006/wordprocessingDrawing" xmlns:wpc="http://schemas.microsoft.com/office/word/2010/wordprocessingCanvas" xmlns:wpg="http://schemas.microsoft.com/office/word/2010/wordprocessingGroup" xmlns:wpi="http://schemas.microsoft.com/office/word/2010/wordprocessingInk" xmlns:wps="http://schemas.microsoft.com/office/word/2010/wordprocessingShape" mc:Ignorable="w14 wp14">
   <w:p>
     <w:pPr>
       <w:pStyle w:val="Footer"/>
@@ -2166,12 +2326,14 @@
     </w:pPr>
     <w:r>
       <w:rPr>
+        <w:rFonts w:eastAsia="黑体"/>
         <w:sz w:val="18"/>
       </w:rPr>
       <w:t xml:space="preserve">第 </w:t>
     </w:r>
     <w:r>
       <w:rPr>
+        <w:rFonts w:eastAsia="黑体"/>
         <w:sz w:val="18"/>
       </w:rPr>
       <w:fldChar w:fldCharType="begin"/>
@@ -2180,6 +2342,7 @@
     </w:r>
     <w:r>
       <w:rPr>
+        <w:rFonts w:eastAsia="黑体"/>
         <w:sz w:val="18"/>
       </w:rPr>
       <w:t xml:space="preserve"> 页</w:t>
@@ -2193,6 +2356,9 @@
   <w:footnote w:type="continuationSeparator" w:id="0">
     <w:p>
       <w:r>
+        <w:rPr>
+          <w:rFonts w:eastAsia="黑体"/>
+        </w:rPr>
         <w:continuationSeparator/>
       </w:r>
     </w:p>
@@ -2200,6 +2366,9 @@
   <w:footnote w:type="separator" w:id="-1">
     <w:p>
       <w:r>
+        <w:rPr>
+          <w:rFonts w:eastAsia="黑体"/>
+        </w:rPr>
         <w:separator/>
       </w:r>
     </w:p>
@@ -2208,7 +2377,7 @@
 </file>
 
 <file path=word/header1.xml><?xml version="1.0" encoding="utf-8"?>
-<w:hdr xmlns:m="http://schemas.openxmlformats.org/officeDocument/2006/math" xmlns:mc="http://schemas.openxmlformats.org/markup-compatibility/2006" xmlns:mo="http://schemas.microsoft.com/office/mac/office/2008/main" xmlns:mv="urn:schemas-microsoft-com:mac:vml" xmlns:o="urn:schemas-microsoft-com:office:office" xmlns:r="http://schemas.openxmlformats.org/officeDocument/2006/relationships" xmlns:v="urn:schemas-microsoft-com:vml" xmlns:w10="urn:schemas-microsoft-com:office:word" xmlns:w14="http://schemas.microsoft.com/office/word/2010/wordml" xmlns:w="http://schemas.openxmlformats.org/wordprocessingml/2006/main" xmlns:wne="http://schemas.microsoft.com/office/word/2006/wordml" xmlns:wp14="http://schemas.microsoft.com/office/word/2010/wordprocessingDrawing" xmlns:wp="http://schemas.openxmlformats.org/drawingml/2006/wordprocessingDrawing" xmlns:wpc="http://schemas.microsoft.com/office/word/2010/wordprocessingCanvas" xmlns:wpg="http://schemas.microsoft.com/office/word/2010/wordprocessingGroup" xmlns:wpi="http://schemas.microsoft.com/office/word/2010/wordprocessingInk" xmlns:wps="http://schemas.microsoft.com/office/word/2010/wordprocessingShape" mc:Ignorable="w14 wp14">
+<w:hdr xmlns:mc="http://schemas.openxmlformats.org/markup-compatibility/2006" xmlns:w="http://schemas.openxmlformats.org/wordprocessingml/2006/main" xmlns:m="http://schemas.openxmlformats.org/officeDocument/2006/math" xmlns:mo="http://schemas.microsoft.com/office/mac/office/2008/main" xmlns:mv="urn:schemas-microsoft-com:mac:vml" xmlns:o="urn:schemas-microsoft-com:office:office" xmlns:r="http://schemas.openxmlformats.org/officeDocument/2006/relationships" xmlns:v="urn:schemas-microsoft-com:vml" xmlns:w10="urn:schemas-microsoft-com:office:word" xmlns:w14="http://schemas.microsoft.com/office/word/2010/wordml" xmlns:wne="http://schemas.microsoft.com/office/word/2006/wordml" xmlns:wp14="http://schemas.microsoft.com/office/word/2010/wordprocessingDrawing" xmlns:wp="http://schemas.openxmlformats.org/drawingml/2006/wordprocessingDrawing" xmlns:wpc="http://schemas.microsoft.com/office/word/2010/wordprocessingCanvas" xmlns:wpg="http://schemas.microsoft.com/office/word/2010/wordprocessingGroup" xmlns:wpi="http://schemas.microsoft.com/office/word/2010/wordprocessingInk" xmlns:wps="http://schemas.microsoft.com/office/word/2010/wordprocessingShape" mc:Ignorable="w14 wp14">
   <w:p>
     <w:pPr>
       <w:pStyle w:val="Header"/>
@@ -2216,7 +2385,7 @@
     </w:pPr>
     <w:r>
       <w:rPr>
-        <w:rFonts w:ascii="Times New Roman" w:hAnsi="Times New Roman"/>
+        <w:rFonts w:ascii="Times New Roman" w:hAnsi="Times New Roman" w:eastAsia="黑体"/>
         <w:sz w:val="18"/>
         <w:rFonts w:eastAsia="黑体"/>
         <w:rFonts w:eastAsia="黑体"/>
@@ -2228,7 +2397,7 @@
 </file>
 
 <file path=word/numbering.xml><?xml version="1.0" encoding="utf-8"?>
-<w:numbering xmlns:m="http://schemas.openxmlformats.org/officeDocument/2006/math" xmlns:mc="http://schemas.openxmlformats.org/markup-compatibility/2006" xmlns:mo="http://schemas.microsoft.com/office/mac/office/2008/main" xmlns:mv="urn:schemas-microsoft-com:mac:vml" xmlns:o="urn:schemas-microsoft-com:office:office" xmlns:r="http://schemas.openxmlformats.org/officeDocument/2006/relationships" xmlns:v="urn:schemas-microsoft-com:vml" xmlns:w="http://schemas.openxmlformats.org/wordprocessingml/2006/main" xmlns:w10="urn:schemas-microsoft-com:office:word" xmlns:w14="http://schemas.microsoft.com/office/word/2010/wordml" xmlns:wne="http://schemas.microsoft.com/office/word/2006/wordml" xmlns:wp="http://schemas.openxmlformats.org/drawingml/2006/wordprocessingDrawing" xmlns:wp14="http://schemas.microsoft.com/office/word/2010/wordprocessingDrawing" xmlns:wpc="http://schemas.microsoft.com/office/word/2010/wordprocessingCanvas" xmlns:wpg="http://schemas.microsoft.com/office/word/2010/wordprocessingGroup" xmlns:wpi="http://schemas.microsoft.com/office/word/2010/wordprocessingInk" xmlns:wps="http://schemas.microsoft.com/office/word/2010/wordprocessingShape" mc:Ignorable="w14 wp14">
+<w:numbering xmlns:mc="http://schemas.openxmlformats.org/markup-compatibility/2006" xmlns:w="http://schemas.openxmlformats.org/wordprocessingml/2006/main" xmlns:m="http://schemas.openxmlformats.org/officeDocument/2006/math" xmlns:mo="http://schemas.microsoft.com/office/mac/office/2008/main" xmlns:mv="urn:schemas-microsoft-com:mac:vml" xmlns:o="urn:schemas-microsoft-com:office:office" xmlns:r="http://schemas.openxmlformats.org/officeDocument/2006/relationships" xmlns:v="urn:schemas-microsoft-com:vml" xmlns:w10="urn:schemas-microsoft-com:office:word" xmlns:w14="http://schemas.microsoft.com/office/word/2010/wordml" xmlns:wne="http://schemas.microsoft.com/office/word/2006/wordml" xmlns:wp="http://schemas.openxmlformats.org/drawingml/2006/wordprocessingDrawing" xmlns:wp14="http://schemas.microsoft.com/office/word/2010/wordprocessingDrawing" xmlns:wpc="http://schemas.microsoft.com/office/word/2010/wordprocessingCanvas" xmlns:wpg="http://schemas.microsoft.com/office/word/2010/wordprocessingGroup" xmlns:wpi="http://schemas.microsoft.com/office/word/2010/wordprocessingInk" xmlns:wps="http://schemas.microsoft.com/office/word/2010/wordprocessingShape" mc:Ignorable="w14 wp14">
   <w:abstractNum w:abstractNumId="0">
     <w:nsid w:val="FFFFFF7C"/>
     <w:multiLevelType w:val="singleLevel"/>
@@ -2315,7 +2484,7 @@
         <w:ind w:hanging="360" w:left="1440"/>
       </w:pPr>
       <w:rPr>
-        <w:rFonts w:ascii="Symbol" w:hAnsi="Symbol" w:hint="default"/>
+        <w:rFonts w:ascii="Symbol" w:hAnsi="Symbol" w:hint="default" w:eastAsia="黑体"/>
       </w:rPr>
     </w:lvl>
   </w:abstractNum>
@@ -2336,7 +2505,7 @@
         <w:ind w:hanging="360" w:left="1080"/>
       </w:pPr>
       <w:rPr>
-        <w:rFonts w:ascii="Symbol" w:hAnsi="Symbol" w:hint="default"/>
+        <w:rFonts w:ascii="Symbol" w:hAnsi="Symbol" w:hint="default" w:eastAsia="黑体"/>
       </w:rPr>
     </w:lvl>
   </w:abstractNum>
@@ -2357,7 +2526,7 @@
         <w:ind w:hanging="360" w:left="720"/>
       </w:pPr>
       <w:rPr>
-        <w:rFonts w:ascii="Symbol" w:hAnsi="Symbol" w:hint="default"/>
+        <w:rFonts w:ascii="Symbol" w:hAnsi="Symbol" w:hint="default" w:eastAsia="黑体"/>
       </w:rPr>
     </w:lvl>
   </w:abstractNum>
@@ -2396,7 +2565,7 @@
         <w:ind w:hanging="360" w:left="360"/>
       </w:pPr>
       <w:rPr>
-        <w:rFonts w:ascii="Symbol" w:hAnsi="Symbol" w:hint="default"/>
+        <w:rFonts w:ascii="Symbol" w:hAnsi="Symbol" w:hint="default" w:eastAsia="黑体"/>
       </w:rPr>
     </w:lvl>
   </w:abstractNum>
@@ -2487,7 +2656,7 @@
         <w:ind w:left="720" w:hanging="360"/>
       </w:pPr>
       <w:rPr>
-        <w:rFonts w:ascii="Symbol" w:hAnsi="Symbol" w:cs="Symbol" w:hint="default"/>
+        <w:rFonts w:ascii="Symbol" w:hAnsi="Symbol" w:cs="Symbol" w:hint="default" w:eastAsia="黑体"/>
       </w:rPr>
     </w:lvl>
     <w:lvl w:ilvl="1">
@@ -2498,7 +2667,7 @@
         <w:ind w:left="1440" w:hanging="360"/>
       </w:pPr>
       <w:rPr>
-        <w:rFonts w:ascii="Courier New" w:hAnsi="Courier New" w:cs="Courier New" w:hint="default"/>
+        <w:rFonts w:ascii="Courier New" w:hAnsi="Courier New" w:cs="Courier New" w:hint="default" w:eastAsia="黑体"/>
       </w:rPr>
     </w:lvl>
     <w:lvl w:ilvl="2">
@@ -2509,7 +2678,7 @@
         <w:ind w:left="2160" w:hanging="360"/>
       </w:pPr>
       <w:rPr>
-        <w:rFonts w:ascii="Wingdings" w:hAnsi="Wingdings" w:cs="Wingdings" w:hint="default"/>
+        <w:rFonts w:ascii="Wingdings" w:hAnsi="Wingdings" w:cs="Wingdings" w:hint="default" w:eastAsia="黑体"/>
       </w:rPr>
     </w:lvl>
     <w:lvl w:ilvl="3">
@@ -2520,7 +2689,7 @@
         <w:ind w:left="2880" w:hanging="360"/>
       </w:pPr>
       <w:rPr>
-        <w:rFonts w:ascii="Symbol" w:hAnsi="Symbol" w:cs="Symbol" w:hint="default"/>
+        <w:rFonts w:ascii="Symbol" w:hAnsi="Symbol" w:cs="Symbol" w:hint="default" w:eastAsia="黑体"/>
       </w:rPr>
     </w:lvl>
     <w:lvl w:ilvl="4">
@@ -2531,7 +2700,7 @@
         <w:ind w:left="3600" w:hanging="360"/>
       </w:pPr>
       <w:rPr>
-        <w:rFonts w:ascii="Courier New" w:hAnsi="Courier New" w:cs="Courier New" w:hint="default"/>
+        <w:rFonts w:ascii="Courier New" w:hAnsi="Courier New" w:cs="Courier New" w:hint="default" w:eastAsia="黑体"/>
       </w:rPr>
     </w:lvl>
     <w:lvl w:ilvl="5">
@@ -2542,7 +2711,7 @@
         <w:ind w:left="4320" w:hanging="360"/>
       </w:pPr>
       <w:rPr>
-        <w:rFonts w:ascii="Wingdings" w:hAnsi="Wingdings" w:cs="Wingdings" w:hint="default"/>
+        <w:rFonts w:ascii="Wingdings" w:hAnsi="Wingdings" w:cs="Wingdings" w:hint="default" w:eastAsia="黑体"/>
       </w:rPr>
     </w:lvl>
     <w:lvl w:ilvl="6">
@@ -2553,7 +2722,7 @@
         <w:ind w:left="5040" w:hanging="360"/>
       </w:pPr>
       <w:rPr>
-        <w:rFonts w:ascii="Symbol" w:hAnsi="Symbol" w:cs="Symbol" w:hint="default"/>
+        <w:rFonts w:ascii="Symbol" w:hAnsi="Symbol" w:cs="Symbol" w:hint="default" w:eastAsia="黑体"/>
       </w:rPr>
     </w:lvl>
     <w:lvl w:ilvl="7">
@@ -2564,7 +2733,7 @@
         <w:ind w:left="5760" w:hanging="360"/>
       </w:pPr>
       <w:rPr>
-        <w:rFonts w:ascii="Courier New" w:hAnsi="Courier New" w:cs="Courier New" w:hint="default"/>
+        <w:rFonts w:ascii="Courier New" w:hAnsi="Courier New" w:cs="Courier New" w:hint="default" w:eastAsia="黑体"/>
       </w:rPr>
     </w:lvl>
     <w:lvl w:ilvl="8">
@@ -2575,7 +2744,7 @@
         <w:ind w:left="6480" w:hanging="360"/>
       </w:pPr>
       <w:rPr>
-        <w:rFonts w:ascii="Wingdings" w:hAnsi="Wingdings" w:cs="Wingdings" w:hint="default"/>
+        <w:rFonts w:ascii="Wingdings" w:hAnsi="Wingdings" w:cs="Wingdings" w:hint="default" w:eastAsia="黑体"/>
       </w:rPr>
     </w:lvl>
   </w:abstractNum>
@@ -2628,11 +2797,11 @@
 </file>
 
 <file path=word/styles.xml><?xml version="1.0" encoding="utf-8"?>
-<w:styles xmlns:mc="http://schemas.openxmlformats.org/markup-compatibility/2006" xmlns:r="http://schemas.openxmlformats.org/officeDocument/2006/relationships" xmlns:w="http://schemas.openxmlformats.org/wordprocessingml/2006/main" xmlns:w14="http://schemas.microsoft.com/office/word/2010/wordml" mc:Ignorable="w14">
+<w:styles xmlns:mc="http://schemas.openxmlformats.org/markup-compatibility/2006" xmlns:w="http://schemas.openxmlformats.org/wordprocessingml/2006/main" xmlns:r="http://schemas.openxmlformats.org/officeDocument/2006/relationships" xmlns:w14="http://schemas.microsoft.com/office/word/2010/wordml" mc:Ignorable="w14">
   <w:docDefaults>
     <w:rPrDefault>
       <w:rPr>
-        <w:rFonts w:asciiTheme="minorHAnsi" w:cstheme="minorBidi" w:eastAsiaTheme="minorEastAsia" w:hAnsiTheme="minorHAnsi"/>
+        <w:rFonts w:asciiTheme="minorHAnsi" w:cstheme="minorBidi" w:hAnsiTheme="minorHAnsi" w:eastAsia="黑体"/>
         <w:sz w:val="22"/>
         <w:szCs w:val="22"/>
         <w:lang w:bidi="ar-SA" w:eastAsia="en-US" w:val="en-US"/>
@@ -2854,7 +3023,7 @@
       <w:outlineLvl w:val="0"/>
     </w:pPr>
     <w:rPr>
-      <w:rFonts w:ascii="Times New Roman" w:asciiTheme="majorHAnsi" w:cstheme="majorBidi" w:eastAsia="黑体" w:eastAsiaTheme="majorEastAsia" w:hAnsi="Times New Roman" w:hAnsiTheme="majorHAnsi"/>
+      <w:rFonts w:ascii="Times New Roman" w:asciiTheme="majorHAnsi" w:cstheme="majorBidi" w:eastAsia="黑体" w:hAnsi="Times New Roman" w:hAnsiTheme="majorHAnsi"/>
       <w:b/>
       <w:bCs/>
       <w:color w:val="1F3864"/>
@@ -2878,7 +3047,7 @@
       <w:outlineLvl w:val="1"/>
     </w:pPr>
     <w:rPr>
-      <w:rFonts w:ascii="Times New Roman" w:asciiTheme="majorHAnsi" w:cstheme="majorBidi" w:eastAsia="黑体" w:eastAsiaTheme="majorEastAsia" w:hAnsi="Times New Roman" w:hAnsiTheme="majorHAnsi"/>
+      <w:rFonts w:ascii="Times New Roman" w:asciiTheme="majorHAnsi" w:cstheme="majorBidi" w:eastAsia="黑体" w:hAnsi="Times New Roman" w:hAnsiTheme="majorHAnsi"/>
       <w:b/>
       <w:bCs/>
       <w:color w:val="2E4E7E"/>
@@ -2902,7 +3071,7 @@
       <w:outlineLvl w:val="2"/>
     </w:pPr>
     <w:rPr>
-      <w:rFonts w:ascii="Times New Roman" w:asciiTheme="majorHAnsi" w:cstheme="majorBidi" w:eastAsia="黑体" w:eastAsiaTheme="majorEastAsia" w:hAnsi="Times New Roman" w:hAnsiTheme="majorHAnsi"/>
+      <w:rFonts w:ascii="Times New Roman" w:asciiTheme="majorHAnsi" w:cstheme="majorBidi" w:eastAsia="黑体" w:hAnsi="Times New Roman" w:hAnsiTheme="majorHAnsi"/>
       <w:b/>
       <w:bCs/>
       <w:color w:val="2E4E7E"/>
@@ -2926,7 +3095,7 @@
       <w:outlineLvl w:val="3"/>
     </w:pPr>
     <w:rPr>
-      <w:rFonts w:ascii="Times New Roman" w:asciiTheme="majorHAnsi" w:cstheme="majorBidi" w:eastAsia="黑体" w:eastAsiaTheme="majorEastAsia" w:hAnsi="Times New Roman" w:hAnsiTheme="majorHAnsi"/>
+      <w:rFonts w:ascii="Times New Roman" w:asciiTheme="majorHAnsi" w:cstheme="majorBidi" w:eastAsia="黑体" w:hAnsi="Times New Roman" w:hAnsiTheme="majorHAnsi"/>
       <w:b/>
       <w:bCs/>
       <w:i/>
@@ -2952,7 +3121,7 @@
       <w:outlineLvl w:val="4"/>
     </w:pPr>
     <w:rPr>
-      <w:rFonts w:ascii="Times New Roman" w:asciiTheme="majorHAnsi" w:cstheme="majorBidi" w:eastAsia="黑体" w:eastAsiaTheme="majorEastAsia" w:hAnsi="Times New Roman" w:hAnsiTheme="majorHAnsi"/>
+      <w:rFonts w:ascii="Times New Roman" w:asciiTheme="majorHAnsi" w:cstheme="majorBidi" w:eastAsia="黑体" w:hAnsi="Times New Roman" w:hAnsiTheme="majorHAnsi"/>
       <w:b/>
       <w:color w:val="333333"/>
       <w:sz w:val="22"/>
@@ -2975,7 +3144,7 @@
       <w:outlineLvl w:val="5"/>
     </w:pPr>
     <w:rPr>
-      <w:rFonts w:asciiTheme="majorHAnsi" w:cstheme="majorBidi" w:eastAsiaTheme="majorEastAsia" w:hAnsiTheme="majorHAnsi"/>
+      <w:rFonts w:asciiTheme="majorHAnsi" w:cstheme="majorBidi" w:hAnsiTheme="majorHAnsi" w:eastAsia="黑体"/>
       <w:i/>
       <w:iCs/>
       <w:color w:themeColor="accent1" w:themeShade="7F" w:val="243F60"/>
@@ -2998,7 +3167,7 @@
       <w:outlineLvl w:val="6"/>
     </w:pPr>
     <w:rPr>
-      <w:rFonts w:asciiTheme="majorHAnsi" w:cstheme="majorBidi" w:eastAsiaTheme="majorEastAsia" w:hAnsiTheme="majorHAnsi"/>
+      <w:rFonts w:asciiTheme="majorHAnsi" w:cstheme="majorBidi" w:hAnsiTheme="majorHAnsi" w:eastAsia="黑体"/>
       <w:i/>
       <w:iCs/>
       <w:color w:themeColor="text1" w:themeTint="BF" w:val="404040"/>
@@ -3021,7 +3190,7 @@
       <w:outlineLvl w:val="7"/>
     </w:pPr>
     <w:rPr>
-      <w:rFonts w:asciiTheme="majorHAnsi" w:cstheme="majorBidi" w:eastAsiaTheme="majorEastAsia" w:hAnsiTheme="majorHAnsi"/>
+      <w:rFonts w:asciiTheme="majorHAnsi" w:cstheme="majorBidi" w:hAnsiTheme="majorHAnsi" w:eastAsia="黑体"/>
       <w:color w:themeColor="accent1" w:val="4F81BD"/>
       <w:sz w:val="20"/>
       <w:szCs w:val="20"/>
@@ -3044,7 +3213,7 @@
       <w:outlineLvl w:val="8"/>
     </w:pPr>
     <w:rPr>
-      <w:rFonts w:asciiTheme="majorHAnsi" w:cstheme="majorBidi" w:eastAsiaTheme="majorEastAsia" w:hAnsiTheme="majorHAnsi"/>
+      <w:rFonts w:asciiTheme="majorHAnsi" w:cstheme="majorBidi" w:hAnsiTheme="majorHAnsi" w:eastAsia="黑体"/>
       <w:i/>
       <w:iCs/>
       <w:color w:themeColor="text1" w:themeTint="BF" w:val="404040"/>
@@ -3095,7 +3264,7 @@
     <w:uiPriority w:val="9"/>
     <w:rsid w:val="00FC693F"/>
     <w:rPr>
-      <w:rFonts w:asciiTheme="majorHAnsi" w:cstheme="majorBidi" w:eastAsiaTheme="majorEastAsia" w:hAnsiTheme="majorHAnsi"/>
+      <w:rFonts w:asciiTheme="majorHAnsi" w:cstheme="majorBidi" w:hAnsiTheme="majorHAnsi" w:eastAsia="黑体"/>
       <w:b/>
       <w:bCs/>
       <w:color w:themeColor="accent1" w:themeShade="BF" w:val="365F91"/>
@@ -3110,7 +3279,7 @@
     <w:uiPriority w:val="9"/>
     <w:rsid w:val="00FC693F"/>
     <w:rPr>
-      <w:rFonts w:asciiTheme="majorHAnsi" w:cstheme="majorBidi" w:eastAsiaTheme="majorEastAsia" w:hAnsiTheme="majorHAnsi"/>
+      <w:rFonts w:asciiTheme="majorHAnsi" w:cstheme="majorBidi" w:hAnsiTheme="majorHAnsi" w:eastAsia="黑体"/>
       <w:b/>
       <w:bCs/>
       <w:color w:themeColor="accent1" w:val="4F81BD"/>
@@ -3125,7 +3294,7 @@
     <w:uiPriority w:val="9"/>
     <w:rsid w:val="00FC693F"/>
     <w:rPr>
-      <w:rFonts w:asciiTheme="majorHAnsi" w:cstheme="majorBidi" w:eastAsiaTheme="majorEastAsia" w:hAnsiTheme="majorHAnsi"/>
+      <w:rFonts w:asciiTheme="majorHAnsi" w:cstheme="majorBidi" w:hAnsiTheme="majorHAnsi" w:eastAsia="黑体"/>
       <w:b/>
       <w:bCs/>
       <w:color w:themeColor="accent1" w:val="4F81BD"/>
@@ -3148,7 +3317,7 @@
       <w:contextualSpacing/>
     </w:pPr>
     <w:rPr>
-      <w:rFonts w:ascii="Times New Roman" w:asciiTheme="majorHAnsi" w:cstheme="majorBidi" w:eastAsia="黑体" w:eastAsiaTheme="majorEastAsia" w:hAnsi="Times New Roman" w:hAnsiTheme="majorHAnsi"/>
+      <w:rFonts w:ascii="Times New Roman" w:asciiTheme="majorHAnsi" w:cstheme="majorBidi" w:eastAsia="黑体" w:hAnsi="Times New Roman" w:hAnsiTheme="majorHAnsi"/>
       <w:b/>
       <w:color w:val="1F3864"/>
       <w:spacing w:val="5"/>
@@ -3164,7 +3333,7 @@
     <w:uiPriority w:val="10"/>
     <w:rsid w:val="00FC693F"/>
     <w:rPr>
-      <w:rFonts w:asciiTheme="majorHAnsi" w:cstheme="majorBidi" w:eastAsiaTheme="majorEastAsia" w:hAnsiTheme="majorHAnsi"/>
+      <w:rFonts w:asciiTheme="majorHAnsi" w:cstheme="majorBidi" w:hAnsiTheme="majorHAnsi" w:eastAsia="黑体"/>
       <w:color w:themeColor="text2" w:themeShade="BF" w:val="17365D"/>
       <w:spacing w:val="5"/>
       <w:kern w:val="28"/>
@@ -3186,7 +3355,7 @@
       </w:numPr>
     </w:pPr>
     <w:rPr>
-      <w:rFonts w:asciiTheme="majorHAnsi" w:cstheme="majorBidi" w:eastAsiaTheme="majorEastAsia" w:hAnsiTheme="majorHAnsi"/>
+      <w:rFonts w:asciiTheme="majorHAnsi" w:cstheme="majorBidi" w:hAnsiTheme="majorHAnsi" w:eastAsia="黑体"/>
       <w:i/>
       <w:iCs/>
       <w:color w:themeColor="accent1" w:val="4F81BD"/>
@@ -3202,7 +3371,7 @@
     <w:uiPriority w:val="11"/>
     <w:rsid w:val="00FC693F"/>
     <w:rPr>
-      <w:rFonts w:asciiTheme="majorHAnsi" w:cstheme="majorBidi" w:eastAsiaTheme="majorEastAsia" w:hAnsiTheme="majorHAnsi"/>
+      <w:rFonts w:asciiTheme="majorHAnsi" w:cstheme="majorBidi" w:hAnsiTheme="majorHAnsi" w:eastAsia="黑体"/>
       <w:i/>
       <w:iCs/>
       <w:color w:themeColor="accent1" w:val="4F81BD"/>
@@ -3269,6 +3438,7 @@
       <w:spacing w:after="120"/>
     </w:pPr>
     <w:rPr>
+      <w:rFonts w:eastAsia="黑体"/>
       <w:sz w:val="16"/>
       <w:szCs w:val="16"/>
     </w:rPr>
@@ -3280,6 +3450,7 @@
     <w:uiPriority w:val="99"/>
     <w:rsid w:val="00AA1D8D"/>
     <w:rPr>
+      <w:rFonts w:eastAsia="黑体"/>
       <w:sz w:val="16"/>
       <w:szCs w:val="16"/>
     </w:rPr>
@@ -3449,7 +3620,7 @@
       </w:tabs>
     </w:pPr>
     <w:rPr>
-      <w:rFonts w:ascii="Courier" w:hAnsi="Courier"/>
+      <w:rFonts w:ascii="Courier" w:hAnsi="Courier" w:eastAsia="黑体"/>
       <w:sz w:val="20"/>
       <w:szCs w:val="20"/>
     </w:rPr>
@@ -3461,7 +3632,7 @@
     <w:uiPriority w:val="99"/>
     <w:rsid w:val="0029639D"/>
     <w:rPr>
-      <w:rFonts w:ascii="Courier" w:hAnsi="Courier"/>
+      <w:rFonts w:ascii="Courier" w:hAnsi="Courier" w:eastAsia="黑体"/>
       <w:sz w:val="20"/>
       <w:szCs w:val="20"/>
     </w:rPr>
@@ -3497,6 +3668,7 @@
     <w:uiPriority w:val="29"/>
     <w:rsid w:val="00FC693F"/>
     <w:rPr>
+      <w:rFonts w:eastAsia="黑体"/>
       <w:i/>
       <w:iCs/>
       <w:color w:themeColor="text1" w:val="000000"/>
@@ -3510,7 +3682,7 @@
     <w:semiHidden/>
     <w:rsid w:val="00FC693F"/>
     <w:rPr>
-      <w:rFonts w:asciiTheme="majorHAnsi" w:cstheme="majorBidi" w:eastAsiaTheme="majorEastAsia" w:hAnsiTheme="majorHAnsi"/>
+      <w:rFonts w:asciiTheme="majorHAnsi" w:cstheme="majorBidi" w:hAnsiTheme="majorHAnsi" w:eastAsia="黑体"/>
       <w:b/>
       <w:bCs/>
       <w:i/>
@@ -3526,7 +3698,7 @@
     <w:semiHidden/>
     <w:rsid w:val="00FC693F"/>
     <w:rPr>
-      <w:rFonts w:asciiTheme="majorHAnsi" w:cstheme="majorBidi" w:eastAsiaTheme="majorEastAsia" w:hAnsiTheme="majorHAnsi"/>
+      <w:rFonts w:asciiTheme="majorHAnsi" w:cstheme="majorBidi" w:hAnsiTheme="majorHAnsi" w:eastAsia="黑体"/>
       <w:color w:themeColor="accent1" w:themeShade="7F" w:val="243F60"/>
     </w:rPr>
   </w:style>
@@ -3538,7 +3710,7 @@
     <w:semiHidden/>
     <w:rsid w:val="00FC693F"/>
     <w:rPr>
-      <w:rFonts w:asciiTheme="majorHAnsi" w:cstheme="majorBidi" w:eastAsiaTheme="majorEastAsia" w:hAnsiTheme="majorHAnsi"/>
+      <w:rFonts w:asciiTheme="majorHAnsi" w:cstheme="majorBidi" w:hAnsiTheme="majorHAnsi" w:eastAsia="黑体"/>
       <w:i/>
       <w:iCs/>
       <w:color w:themeColor="accent1" w:themeShade="7F" w:val="243F60"/>
@@ -3552,7 +3724,7 @@
     <w:semiHidden/>
     <w:rsid w:val="00FC693F"/>
     <w:rPr>
-      <w:rFonts w:asciiTheme="majorHAnsi" w:cstheme="majorBidi" w:eastAsiaTheme="majorEastAsia" w:hAnsiTheme="majorHAnsi"/>
+      <w:rFonts w:asciiTheme="majorHAnsi" w:cstheme="majorBidi" w:hAnsiTheme="majorHAnsi" w:eastAsia="黑体"/>
       <w:i/>
       <w:iCs/>
       <w:color w:themeColor="text1" w:themeTint="BF" w:val="404040"/>
@@ -3566,7 +3738,7 @@
     <w:semiHidden/>
     <w:rsid w:val="00FC693F"/>
     <w:rPr>
-      <w:rFonts w:asciiTheme="majorHAnsi" w:cstheme="majorBidi" w:eastAsiaTheme="majorEastAsia" w:hAnsiTheme="majorHAnsi"/>
+      <w:rFonts w:asciiTheme="majorHAnsi" w:cstheme="majorBidi" w:hAnsiTheme="majorHAnsi" w:eastAsia="黑体"/>
       <w:color w:themeColor="accent1" w:val="4F81BD"/>
       <w:sz w:val="20"/>
       <w:szCs w:val="20"/>
@@ -3580,7 +3752,7 @@
     <w:semiHidden/>
     <w:rsid w:val="00FC693F"/>
     <w:rPr>
-      <w:rFonts w:asciiTheme="majorHAnsi" w:cstheme="majorBidi" w:eastAsiaTheme="majorEastAsia" w:hAnsiTheme="majorHAnsi"/>
+      <w:rFonts w:asciiTheme="majorHAnsi" w:cstheme="majorBidi" w:hAnsiTheme="majorHAnsi" w:eastAsia="黑体"/>
       <w:i/>
       <w:iCs/>
       <w:color w:themeColor="text1" w:themeTint="BF" w:val="404040"/>
@@ -3601,6 +3773,7 @@
       <w:spacing w:line="240" w:lineRule="auto"/>
     </w:pPr>
     <w:rPr>
+      <w:rFonts w:eastAsia="黑体"/>
       <w:b/>
       <w:bCs/>
       <w:color w:themeColor="accent1" w:val="4F81BD"/>
@@ -3615,6 +3788,7 @@
     <w:qFormat/>
     <w:rsid w:val="00FC693F"/>
     <w:rPr>
+      <w:rFonts w:eastAsia="黑体"/>
       <w:b/>
       <w:bCs/>
     </w:rPr>
@@ -3626,6 +3800,7 @@
     <w:qFormat/>
     <w:rsid w:val="00FC693F"/>
     <w:rPr>
+      <w:rFonts w:eastAsia="黑体"/>
       <w:i/>
       <w:iCs/>
     </w:rPr>
@@ -3646,6 +3821,7 @@
       <w:ind w:left="936" w:right="936"/>
     </w:pPr>
     <w:rPr>
+      <w:rFonts w:eastAsia="黑体"/>
       <w:b/>
       <w:bCs/>
       <w:i/>
@@ -3660,6 +3836,7 @@
     <w:uiPriority w:val="30"/>
     <w:rsid w:val="00FC693F"/>
     <w:rPr>
+      <w:rFonts w:eastAsia="黑体"/>
       <w:b/>
       <w:bCs/>
       <w:i/>
@@ -3674,6 +3851,7 @@
     <w:qFormat/>
     <w:rsid w:val="00FC693F"/>
     <w:rPr>
+      <w:rFonts w:eastAsia="黑体"/>
       <w:i/>
       <w:iCs/>
       <w:color w:themeColor="text1" w:themeTint="7F" w:val="808080"/>
@@ -3686,6 +3864,7 @@
     <w:qFormat/>
     <w:rsid w:val="00FC693F"/>
     <w:rPr>
+      <w:rFonts w:eastAsia="黑体"/>
       <w:b/>
       <w:bCs/>
       <w:i/>
@@ -3700,6 +3879,7 @@
     <w:qFormat/>
     <w:rsid w:val="00FC693F"/>
     <w:rPr>
+      <w:rFonts w:eastAsia="黑体"/>
       <w:smallCaps/>
       <w:color w:themeColor="accent2" w:val="C0504D"/>
       <w:u w:val="single"/>
@@ -3712,6 +3892,7 @@
     <w:qFormat/>
     <w:rsid w:val="00FC693F"/>
     <w:rPr>
+      <w:rFonts w:eastAsia="黑体"/>
       <w:b/>
       <w:bCs/>
       <w:smallCaps/>
@@ -3727,6 +3908,7 @@
     <w:qFormat/>
     <w:rsid w:val="00FC693F"/>
     <w:rPr>
+      <w:rFonts w:eastAsia="黑体"/>
       <w:b/>
       <w:bCs/>
       <w:smallCaps/>
@@ -3781,6 +3963,7 @@
       <w:spacing w:after="0" w:line="240" w:lineRule="auto"/>
     </w:pPr>
     <w:rPr>
+      <w:rFonts w:eastAsia="黑体"/>
       <w:color w:themeColor="text1" w:themeShade="BF" w:val="000000"/>
     </w:rPr>
     <w:tblPr>
@@ -3803,6 +3986,7 @@
         <w:spacing w:after="0" w:before="0" w:line="240" w:lineRule="auto"/>
       </w:pPr>
       <w:rPr>
+        <w:rFonts w:eastAsia="黑体"/>
         <w:b/>
         <w:bCs/>
       </w:rPr>
@@ -3823,6 +4007,7 @@
         <w:spacing w:after="0" w:before="0" w:line="240" w:lineRule="auto"/>
       </w:pPr>
       <w:rPr>
+        <w:rFonts w:eastAsia="黑体"/>
         <w:b/>
         <w:bCs/>
       </w:rPr>
@@ -3840,12 +4025,14 @@
     </w:tblStylePr>
     <w:tblStylePr w:type="firstCol">
       <w:rPr>
+        <w:rFonts w:eastAsia="黑体"/>
         <w:b/>
         <w:bCs/>
       </w:rPr>
     </w:tblStylePr>
     <w:tblStylePr w:type="lastCol">
       <w:rPr>
+        <w:rFonts w:eastAsia="黑体"/>
         <w:b/>
         <w:bCs/>
       </w:rPr>
@@ -3884,6 +4071,7 @@
       <w:spacing w:after="0" w:line="240" w:lineRule="auto"/>
     </w:pPr>
     <w:rPr>
+      <w:rFonts w:eastAsia="黑体"/>
       <w:color w:themeColor="accent1" w:themeShade="BF" w:val="365F91"/>
     </w:rPr>
     <w:tblPr>
@@ -3906,6 +4094,7 @@
         <w:spacing w:after="0" w:before="0" w:line="240" w:lineRule="auto"/>
       </w:pPr>
       <w:rPr>
+        <w:rFonts w:eastAsia="黑体"/>
         <w:b/>
         <w:bCs/>
       </w:rPr>
@@ -3926,6 +4115,7 @@
         <w:spacing w:after="0" w:before="0" w:line="240" w:lineRule="auto"/>
       </w:pPr>
       <w:rPr>
+        <w:rFonts w:eastAsia="黑体"/>
         <w:b/>
         <w:bCs/>
       </w:rPr>
@@ -3943,12 +4133,14 @@
     </w:tblStylePr>
     <w:tblStylePr w:type="firstCol">
       <w:rPr>
+        <w:rFonts w:eastAsia="黑体"/>
         <w:b/>
         <w:bCs/>
       </w:rPr>
     </w:tblStylePr>
     <w:tblStylePr w:type="lastCol">
       <w:rPr>
+        <w:rFonts w:eastAsia="黑体"/>
         <w:b/>
         <w:bCs/>
       </w:rPr>
@@ -3987,6 +4179,7 @@
       <w:spacing w:after="0" w:line="240" w:lineRule="auto"/>
     </w:pPr>
     <w:rPr>
+      <w:rFonts w:eastAsia="黑体"/>
       <w:color w:themeColor="accent2" w:themeShade="BF" w:val="943634"/>
     </w:rPr>
     <w:tblPr>
@@ -4009,6 +4202,7 @@
         <w:spacing w:after="0" w:before="0" w:line="240" w:lineRule="auto"/>
       </w:pPr>
       <w:rPr>
+        <w:rFonts w:eastAsia="黑体"/>
         <w:b/>
         <w:bCs/>
       </w:rPr>
@@ -4029,6 +4223,7 @@
         <w:spacing w:after="0" w:before="0" w:line="240" w:lineRule="auto"/>
       </w:pPr>
       <w:rPr>
+        <w:rFonts w:eastAsia="黑体"/>
         <w:b/>
         <w:bCs/>
       </w:rPr>
@@ -4046,12 +4241,14 @@
     </w:tblStylePr>
     <w:tblStylePr w:type="firstCol">
       <w:rPr>
+        <w:rFonts w:eastAsia="黑体"/>
         <w:b/>
         <w:bCs/>
       </w:rPr>
     </w:tblStylePr>
     <w:tblStylePr w:type="lastCol">
       <w:rPr>
+        <w:rFonts w:eastAsia="黑体"/>
         <w:b/>
         <w:bCs/>
       </w:rPr>
@@ -4090,6 +4287,7 @@
       <w:spacing w:after="0" w:line="240" w:lineRule="auto"/>
     </w:pPr>
     <w:rPr>
+      <w:rFonts w:eastAsia="黑体"/>
       <w:color w:themeColor="accent3" w:themeShade="BF" w:val="76923C"/>
     </w:rPr>
     <w:tblPr>
@@ -4112,6 +4310,7 @@
         <w:spacing w:after="0" w:before="0" w:line="240" w:lineRule="auto"/>
       </w:pPr>
       <w:rPr>
+        <w:rFonts w:eastAsia="黑体"/>
         <w:b/>
         <w:bCs/>
       </w:rPr>
@@ -4132,6 +4331,7 @@
         <w:spacing w:after="0" w:before="0" w:line="240" w:lineRule="auto"/>
       </w:pPr>
       <w:rPr>
+        <w:rFonts w:eastAsia="黑体"/>
         <w:b/>
         <w:bCs/>
       </w:rPr>
@@ -4149,12 +4349,14 @@
     </w:tblStylePr>
     <w:tblStylePr w:type="firstCol">
       <w:rPr>
+        <w:rFonts w:eastAsia="黑体"/>
         <w:b/>
         <w:bCs/>
       </w:rPr>
     </w:tblStylePr>
     <w:tblStylePr w:type="lastCol">
       <w:rPr>
+        <w:rFonts w:eastAsia="黑体"/>
         <w:b/>
         <w:bCs/>
       </w:rPr>
@@ -4193,6 +4395,7 @@
       <w:spacing w:after="0" w:line="240" w:lineRule="auto"/>
     </w:pPr>
     <w:rPr>
+      <w:rFonts w:eastAsia="黑体"/>
       <w:color w:themeColor="accent4" w:themeShade="BF" w:val="5F497A"/>
     </w:rPr>
     <w:tblPr>
@@ -4215,6 +4418,7 @@
         <w:spacing w:after="0" w:before="0" w:line="240" w:lineRule="auto"/>
       </w:pPr>
       <w:rPr>
+        <w:rFonts w:eastAsia="黑体"/>
         <w:b/>
         <w:bCs/>
       </w:rPr>
@@ -4235,6 +4439,7 @@
         <w:spacing w:after="0" w:before="0" w:line="240" w:lineRule="auto"/>
       </w:pPr>
       <w:rPr>
+        <w:rFonts w:eastAsia="黑体"/>
         <w:b/>
         <w:bCs/>
       </w:rPr>
@@ -4252,12 +4457,14 @@
     </w:tblStylePr>
     <w:tblStylePr w:type="firstCol">
       <w:rPr>
+        <w:rFonts w:eastAsia="黑体"/>
         <w:b/>
         <w:bCs/>
       </w:rPr>
     </w:tblStylePr>
     <w:tblStylePr w:type="lastCol">
       <w:rPr>
+        <w:rFonts w:eastAsia="黑体"/>
         <w:b/>
         <w:bCs/>
       </w:rPr>
@@ -4296,6 +4503,7 @@
       <w:spacing w:after="0" w:line="240" w:lineRule="auto"/>
     </w:pPr>
     <w:rPr>
+      <w:rFonts w:eastAsia="黑体"/>
       <w:color w:themeColor="accent5" w:themeShade="BF" w:val="31849B"/>
     </w:rPr>
     <w:tblPr>
@@ -4318,6 +4526,7 @@
         <w:spacing w:after="0" w:before="0" w:line="240" w:lineRule="auto"/>
       </w:pPr>
       <w:rPr>
+        <w:rFonts w:eastAsia="黑体"/>
         <w:b/>
         <w:bCs/>
       </w:rPr>
@@ -4338,6 +4547,7 @@
         <w:spacing w:after="0" w:before="0" w:line="240" w:lineRule="auto"/>
       </w:pPr>
       <w:rPr>
+        <w:rFonts w:eastAsia="黑体"/>
         <w:b/>
         <w:bCs/>
       </w:rPr>
@@ -4355,12 +4565,14 @@
     </w:tblStylePr>
     <w:tblStylePr w:type="firstCol">
       <w:rPr>
+        <w:rFonts w:eastAsia="黑体"/>
         <w:b/>
         <w:bCs/>
       </w:rPr>
     </w:tblStylePr>
     <w:tblStylePr w:type="lastCol">
       <w:rPr>
+        <w:rFonts w:eastAsia="黑体"/>
         <w:b/>
         <w:bCs/>
       </w:rPr>
@@ -4399,6 +4611,7 @@
       <w:spacing w:after="0" w:line="240" w:lineRule="auto"/>
     </w:pPr>
     <w:rPr>
+      <w:rFonts w:eastAsia="黑体"/>
       <w:color w:themeColor="accent6" w:themeShade="BF" w:val="E36C0A"/>
     </w:rPr>
     <w:tblPr>
@@ -4421,6 +4634,7 @@
         <w:spacing w:after="0" w:before="0" w:line="240" w:lineRule="auto"/>
       </w:pPr>
       <w:rPr>
+        <w:rFonts w:eastAsia="黑体"/>
         <w:b/>
         <w:bCs/>
       </w:rPr>
@@ -4441,6 +4655,7 @@
         <w:spacing w:after="0" w:before="0" w:line="240" w:lineRule="auto"/>
       </w:pPr>
       <w:rPr>
+        <w:rFonts w:eastAsia="黑体"/>
         <w:b/>
         <w:bCs/>
       </w:rPr>
@@ -4458,12 +4673,14 @@
     </w:tblStylePr>
     <w:tblStylePr w:type="firstCol">
       <w:rPr>
+        <w:rFonts w:eastAsia="黑体"/>
         <w:b/>
         <w:bCs/>
       </w:rPr>
     </w:tblStylePr>
     <w:tblStylePr w:type="lastCol">
       <w:rPr>
+        <w:rFonts w:eastAsia="黑体"/>
         <w:b/>
         <w:bCs/>
       </w:rPr>
@@ -4523,6 +4740,7 @@
         <w:spacing w:after="0" w:before="0" w:line="240" w:lineRule="auto"/>
       </w:pPr>
       <w:rPr>
+        <w:rFonts w:eastAsia="黑体"/>
         <w:b/>
         <w:bCs/>
         <w:color w:themeColor="background1" w:val="FFFFFF"/>
@@ -4537,6 +4755,7 @@
         <w:spacing w:after="0" w:before="0" w:line="240" w:lineRule="auto"/>
       </w:pPr>
       <w:rPr>
+        <w:rFonts w:eastAsia="黑体"/>
         <w:b/>
         <w:bCs/>
       </w:rPr>
@@ -4552,12 +4771,14 @@
     </w:tblStylePr>
     <w:tblStylePr w:type="firstCol">
       <w:rPr>
+        <w:rFonts w:eastAsia="黑体"/>
         <w:b/>
         <w:bCs/>
       </w:rPr>
     </w:tblStylePr>
     <w:tblStylePr w:type="lastCol">
       <w:rPr>
+        <w:rFonts w:eastAsia="黑体"/>
         <w:b/>
         <w:bCs/>
       </w:rPr>
@@ -4615,6 +4836,7 @@
         <w:spacing w:after="0" w:before="0" w:line="240" w:lineRule="auto"/>
       </w:pPr>
       <w:rPr>
+        <w:rFonts w:eastAsia="黑体"/>
         <w:b/>
         <w:bCs/>
         <w:color w:themeColor="background1" w:val="FFFFFF"/>
@@ -4629,6 +4851,7 @@
         <w:spacing w:after="0" w:before="0" w:line="240" w:lineRule="auto"/>
       </w:pPr>
       <w:rPr>
+        <w:rFonts w:eastAsia="黑体"/>
         <w:b/>
         <w:bCs/>
       </w:rPr>
@@ -4644,12 +4867,14 @@
     </w:tblStylePr>
     <w:tblStylePr w:type="firstCol">
       <w:rPr>
+        <w:rFonts w:eastAsia="黑体"/>
         <w:b/>
         <w:bCs/>
       </w:rPr>
     </w:tblStylePr>
     <w:tblStylePr w:type="lastCol">
       <w:rPr>
+        <w:rFonts w:eastAsia="黑体"/>
         <w:b/>
         <w:bCs/>
       </w:rPr>
@@ -4707,6 +4932,7 @@
         <w:spacing w:after="0" w:before="0" w:line="240" w:lineRule="auto"/>
       </w:pPr>
       <w:rPr>
+        <w:rFonts w:eastAsia="黑体"/>
         <w:b/>
         <w:bCs/>
         <w:color w:themeColor="background1" w:val="FFFFFF"/>
@@ -4721,6 +4947,7 @@
         <w:spacing w:after="0" w:before="0" w:line="240" w:lineRule="auto"/>
       </w:pPr>
       <w:rPr>
+        <w:rFonts w:eastAsia="黑体"/>
         <w:b/>
         <w:bCs/>
       </w:rPr>
@@ -4736,12 +4963,14 @@
     </w:tblStylePr>
     <w:tblStylePr w:type="firstCol">
       <w:rPr>
+        <w:rFonts w:eastAsia="黑体"/>
         <w:b/>
         <w:bCs/>
       </w:rPr>
     </w:tblStylePr>
     <w:tblStylePr w:type="lastCol">
       <w:rPr>
+        <w:rFonts w:eastAsia="黑体"/>
         <w:b/>
         <w:bCs/>
       </w:rPr>
@@ -4799,6 +5028,7 @@
         <w:spacing w:after="0" w:before="0" w:line="240" w:lineRule="auto"/>
       </w:pPr>
       <w:rPr>
+        <w:rFonts w:eastAsia="黑体"/>
         <w:b/>
         <w:bCs/>
         <w:color w:themeColor="background1" w:val="FFFFFF"/>
@@ -4813,6 +5043,7 @@
         <w:spacing w:after="0" w:before="0" w:line="240" w:lineRule="auto"/>
       </w:pPr>
       <w:rPr>
+        <w:rFonts w:eastAsia="黑体"/>
         <w:b/>
         <w:bCs/>
       </w:rPr>
@@ -4828,12 +5059,14 @@
     </w:tblStylePr>
     <w:tblStylePr w:type="firstCol">
       <w:rPr>
+        <w:rFonts w:eastAsia="黑体"/>
         <w:b/>
         <w:bCs/>
       </w:rPr>
     </w:tblStylePr>
     <w:tblStylePr w:type="lastCol">
       <w:rPr>
+        <w:rFonts w:eastAsia="黑体"/>
         <w:b/>
         <w:bCs/>
       </w:rPr>
@@ -4891,6 +5124,7 @@
         <w:spacing w:after="0" w:before="0" w:line="240" w:lineRule="auto"/>
       </w:pPr>
       <w:rPr>
+        <w:rFonts w:eastAsia="黑体"/>
         <w:b/>
         <w:bCs/>
         <w:color w:themeColor="background1" w:val="FFFFFF"/>
@@ -4905,6 +5139,7 @@
         <w:spacing w:after="0" w:before="0" w:line="240" w:lineRule="auto"/>
       </w:pPr>
       <w:rPr>
+        <w:rFonts w:eastAsia="黑体"/>
         <w:b/>
         <w:bCs/>
       </w:rPr>
@@ -4920,12 +5155,14 @@
     </w:tblStylePr>
     <w:tblStylePr w:type="firstCol">
       <w:rPr>
+        <w:rFonts w:eastAsia="黑体"/>
         <w:b/>
         <w:bCs/>
       </w:rPr>
     </w:tblStylePr>
     <w:tblStylePr w:type="lastCol">
       <w:rPr>
+        <w:rFonts w:eastAsia="黑体"/>
         <w:b/>
         <w:bCs/>
       </w:rPr>
@@ -4983,6 +5220,7 @@
         <w:spacing w:after="0" w:before="0" w:line="240" w:lineRule="auto"/>
       </w:pPr>
       <w:rPr>
+        <w:rFonts w:eastAsia="黑体"/>
         <w:b/>
         <w:bCs/>
         <w:color w:themeColor="background1" w:val="FFFFFF"/>
@@ -4997,6 +5235,7 @@
         <w:spacing w:after="0" w:before="0" w:line="240" w:lineRule="auto"/>
       </w:pPr>
       <w:rPr>
+        <w:rFonts w:eastAsia="黑体"/>
         <w:b/>
         <w:bCs/>
       </w:rPr>
@@ -5012,12 +5251,14 @@
     </w:tblStylePr>
     <w:tblStylePr w:type="firstCol">
       <w:rPr>
+        <w:rFonts w:eastAsia="黑体"/>
         <w:b/>
         <w:bCs/>
       </w:rPr>
     </w:tblStylePr>
     <w:tblStylePr w:type="lastCol">
       <w:rPr>
+        <w:rFonts w:eastAsia="黑体"/>
         <w:b/>
         <w:bCs/>
       </w:rPr>
@@ -5075,6 +5316,7 @@
         <w:spacing w:after="0" w:before="0" w:line="240" w:lineRule="auto"/>
       </w:pPr>
       <w:rPr>
+        <w:rFonts w:eastAsia="黑体"/>
         <w:b/>
         <w:bCs/>
         <w:color w:themeColor="background1" w:val="FFFFFF"/>
@@ -5089,6 +5331,7 @@
         <w:spacing w:after="0" w:before="0" w:line="240" w:lineRule="auto"/>
       </w:pPr>
       <w:rPr>
+        <w:rFonts w:eastAsia="黑体"/>
         <w:b/>
         <w:bCs/>
       </w:rPr>
@@ -5104,12 +5347,14 @@
     </w:tblStylePr>
     <w:tblStylePr w:type="firstCol">
       <w:rPr>
+        <w:rFonts w:eastAsia="黑体"/>
         <w:b/>
         <w:bCs/>
       </w:rPr>
     </w:tblStylePr>
     <w:tblStylePr w:type="lastCol">
       <w:rPr>
+        <w:rFonts w:eastAsia="黑体"/>
         <w:b/>
         <w:bCs/>
       </w:rPr>
@@ -5169,7 +5414,7 @@
         <w:spacing w:after="0" w:before="0" w:line="240" w:lineRule="auto"/>
       </w:pPr>
       <w:rPr>
-        <w:rFonts w:asciiTheme="majorHAnsi" w:cstheme="majorBidi" w:eastAsiaTheme="majorEastAsia" w:hAnsiTheme="majorHAnsi"/>
+        <w:rFonts w:asciiTheme="majorHAnsi" w:cstheme="majorBidi" w:hAnsiTheme="majorHAnsi" w:eastAsia="黑体"/>
         <w:b/>
         <w:bCs/>
       </w:rPr>
@@ -5190,7 +5435,7 @@
         <w:spacing w:after="0" w:before="0" w:line="240" w:lineRule="auto"/>
       </w:pPr>
       <w:rPr>
-        <w:rFonts w:asciiTheme="majorHAnsi" w:cstheme="majorBidi" w:eastAsiaTheme="majorEastAsia" w:hAnsiTheme="majorHAnsi"/>
+        <w:rFonts w:asciiTheme="majorHAnsi" w:cstheme="majorBidi" w:hAnsiTheme="majorHAnsi" w:eastAsia="黑体"/>
         <w:b/>
         <w:bCs/>
       </w:rPr>
@@ -5208,14 +5453,14 @@
     </w:tblStylePr>
     <w:tblStylePr w:type="firstCol">
       <w:rPr>
-        <w:rFonts w:asciiTheme="majorHAnsi" w:cstheme="majorBidi" w:eastAsiaTheme="majorEastAsia" w:hAnsiTheme="majorHAnsi"/>
+        <w:rFonts w:asciiTheme="majorHAnsi" w:cstheme="majorBidi" w:hAnsiTheme="majorHAnsi" w:eastAsia="黑体"/>
         <w:b/>
         <w:bCs/>
       </w:rPr>
     </w:tblStylePr>
     <w:tblStylePr w:type="lastCol">
       <w:rPr>
-        <w:rFonts w:asciiTheme="majorHAnsi" w:cstheme="majorBidi" w:eastAsiaTheme="majorEastAsia" w:hAnsiTheme="majorHAnsi"/>
+        <w:rFonts w:asciiTheme="majorHAnsi" w:cstheme="majorBidi" w:hAnsiTheme="majorHAnsi" w:eastAsia="黑体"/>
         <w:b/>
         <w:bCs/>
       </w:rPr>
@@ -5299,7 +5544,7 @@
         <w:spacing w:after="0" w:before="0" w:line="240" w:lineRule="auto"/>
       </w:pPr>
       <w:rPr>
-        <w:rFonts w:asciiTheme="majorHAnsi" w:cstheme="majorBidi" w:eastAsiaTheme="majorEastAsia" w:hAnsiTheme="majorHAnsi"/>
+        <w:rFonts w:asciiTheme="majorHAnsi" w:cstheme="majorBidi" w:hAnsiTheme="majorHAnsi" w:eastAsia="黑体"/>
         <w:b/>
         <w:bCs/>
       </w:rPr>
@@ -5320,7 +5565,7 @@
         <w:spacing w:after="0" w:before="0" w:line="240" w:lineRule="auto"/>
       </w:pPr>
       <w:rPr>
-        <w:rFonts w:asciiTheme="majorHAnsi" w:cstheme="majorBidi" w:eastAsiaTheme="majorEastAsia" w:hAnsiTheme="majorHAnsi"/>
+        <w:rFonts w:asciiTheme="majorHAnsi" w:cstheme="majorBidi" w:hAnsiTheme="majorHAnsi" w:eastAsia="黑体"/>
         <w:b/>
         <w:bCs/>
       </w:rPr>
@@ -5338,14 +5583,14 @@
     </w:tblStylePr>
     <w:tblStylePr w:type="firstCol">
       <w:rPr>
-        <w:rFonts w:asciiTheme="majorHAnsi" w:cstheme="majorBidi" w:eastAsiaTheme="majorEastAsia" w:hAnsiTheme="majorHAnsi"/>
+        <w:rFonts w:asciiTheme="majorHAnsi" w:cstheme="majorBidi" w:hAnsiTheme="majorHAnsi" w:eastAsia="黑体"/>
         <w:b/>
         <w:bCs/>
       </w:rPr>
     </w:tblStylePr>
     <w:tblStylePr w:type="lastCol">
       <w:rPr>
-        <w:rFonts w:asciiTheme="majorHAnsi" w:cstheme="majorBidi" w:eastAsiaTheme="majorEastAsia" w:hAnsiTheme="majorHAnsi"/>
+        <w:rFonts w:asciiTheme="majorHAnsi" w:cstheme="majorBidi" w:hAnsiTheme="majorHAnsi" w:eastAsia="黑体"/>
         <w:b/>
         <w:bCs/>
       </w:rPr>
@@ -5429,7 +5674,7 @@
         <w:spacing w:after="0" w:before="0" w:line="240" w:lineRule="auto"/>
       </w:pPr>
       <w:rPr>
-        <w:rFonts w:asciiTheme="majorHAnsi" w:cstheme="majorBidi" w:eastAsiaTheme="majorEastAsia" w:hAnsiTheme="majorHAnsi"/>
+        <w:rFonts w:asciiTheme="majorHAnsi" w:cstheme="majorBidi" w:hAnsiTheme="majorHAnsi" w:eastAsia="黑体"/>
         <w:b/>
         <w:bCs/>
       </w:rPr>
@@ -5450,7 +5695,7 @@
         <w:spacing w:after="0" w:before="0" w:line="240" w:lineRule="auto"/>
       </w:pPr>
       <w:rPr>
-        <w:rFonts w:asciiTheme="majorHAnsi" w:cstheme="majorBidi" w:eastAsiaTheme="majorEastAsia" w:hAnsiTheme="majorHAnsi"/>
+        <w:rFonts w:asciiTheme="majorHAnsi" w:cstheme="majorBidi" w:hAnsiTheme="majorHAnsi" w:eastAsia="黑体"/>
         <w:b/>
         <w:bCs/>
       </w:rPr>
@@ -5468,14 +5713,14 @@
     </w:tblStylePr>
     <w:tblStylePr w:type="firstCol">
       <w:rPr>
-        <w:rFonts w:asciiTheme="majorHAnsi" w:cstheme="majorBidi" w:eastAsiaTheme="majorEastAsia" w:hAnsiTheme="majorHAnsi"/>
+        <w:rFonts w:asciiTheme="majorHAnsi" w:cstheme="majorBidi" w:hAnsiTheme="majorHAnsi" w:eastAsia="黑体"/>
         <w:b/>
         <w:bCs/>
       </w:rPr>
     </w:tblStylePr>
     <w:tblStylePr w:type="lastCol">
       <w:rPr>
-        <w:rFonts w:asciiTheme="majorHAnsi" w:cstheme="majorBidi" w:eastAsiaTheme="majorEastAsia" w:hAnsiTheme="majorHAnsi"/>
+        <w:rFonts w:asciiTheme="majorHAnsi" w:cstheme="majorBidi" w:hAnsiTheme="majorHAnsi" w:eastAsia="黑体"/>
         <w:b/>
         <w:bCs/>
       </w:rPr>
@@ -5559,7 +5804,7 @@
         <w:spacing w:after="0" w:before="0" w:line="240" w:lineRule="auto"/>
       </w:pPr>
       <w:rPr>
-        <w:rFonts w:asciiTheme="majorHAnsi" w:cstheme="majorBidi" w:eastAsiaTheme="majorEastAsia" w:hAnsiTheme="majorHAnsi"/>
+        <w:rFonts w:asciiTheme="majorHAnsi" w:cstheme="majorBidi" w:hAnsiTheme="majorHAnsi" w:eastAsia="黑体"/>
         <w:b/>
         <w:bCs/>
       </w:rPr>
@@ -5580,7 +5825,7 @@
         <w:spacing w:after="0" w:before="0" w:line="240" w:lineRule="auto"/>
       </w:pPr>
       <w:rPr>
-        <w:rFonts w:asciiTheme="majorHAnsi" w:cstheme="majorBidi" w:eastAsiaTheme="majorEastAsia" w:hAnsiTheme="majorHAnsi"/>
+        <w:rFonts w:asciiTheme="majorHAnsi" w:cstheme="majorBidi" w:hAnsiTheme="majorHAnsi" w:eastAsia="黑体"/>
         <w:b/>
         <w:bCs/>
       </w:rPr>
@@ -5598,14 +5843,14 @@
     </w:tblStylePr>
     <w:tblStylePr w:type="firstCol">
       <w:rPr>
-        <w:rFonts w:asciiTheme="majorHAnsi" w:cstheme="majorBidi" w:eastAsiaTheme="majorEastAsia" w:hAnsiTheme="majorHAnsi"/>
+        <w:rFonts w:asciiTheme="majorHAnsi" w:cstheme="majorBidi" w:hAnsiTheme="majorHAnsi" w:eastAsia="黑体"/>
         <w:b/>
         <w:bCs/>
       </w:rPr>
     </w:tblStylePr>
     <w:tblStylePr w:type="lastCol">
       <w:rPr>
-        <w:rFonts w:asciiTheme="majorHAnsi" w:cstheme="majorBidi" w:eastAsiaTheme="majorEastAsia" w:hAnsiTheme="majorHAnsi"/>
+        <w:rFonts w:asciiTheme="majorHAnsi" w:cstheme="majorBidi" w:hAnsiTheme="majorHAnsi" w:eastAsia="黑体"/>
         <w:b/>
         <w:bCs/>
       </w:rPr>
@@ -5689,7 +5934,7 @@
         <w:spacing w:after="0" w:before="0" w:line="240" w:lineRule="auto"/>
       </w:pPr>
       <w:rPr>
-        <w:rFonts w:asciiTheme="majorHAnsi" w:cstheme="majorBidi" w:eastAsiaTheme="majorEastAsia" w:hAnsiTheme="majorHAnsi"/>
+        <w:rFonts w:asciiTheme="majorHAnsi" w:cstheme="majorBidi" w:hAnsiTheme="majorHAnsi" w:eastAsia="黑体"/>
         <w:b/>
         <w:bCs/>
       </w:rPr>
@@ -5710,7 +5955,7 @@
         <w:spacing w:after="0" w:before="0" w:line="240" w:lineRule="auto"/>
       </w:pPr>
       <w:rPr>
-        <w:rFonts w:asciiTheme="majorHAnsi" w:cstheme="majorBidi" w:eastAsiaTheme="majorEastAsia" w:hAnsiTheme="majorHAnsi"/>
+        <w:rFonts w:asciiTheme="majorHAnsi" w:cstheme="majorBidi" w:hAnsiTheme="majorHAnsi" w:eastAsia="黑体"/>
         <w:b/>
         <w:bCs/>
       </w:rPr>
@@ -5728,14 +5973,14 @@
     </w:tblStylePr>
     <w:tblStylePr w:type="firstCol">
       <w:rPr>
-        <w:rFonts w:asciiTheme="majorHAnsi" w:cstheme="majorBidi" w:eastAsiaTheme="majorEastAsia" w:hAnsiTheme="majorHAnsi"/>
+        <w:rFonts w:asciiTheme="majorHAnsi" w:cstheme="majorBidi" w:hAnsiTheme="majorHAnsi" w:eastAsia="黑体"/>
         <w:b/>
         <w:bCs/>
       </w:rPr>
     </w:tblStylePr>
     <w:tblStylePr w:type="lastCol">
       <w:rPr>
-        <w:rFonts w:asciiTheme="majorHAnsi" w:cstheme="majorBidi" w:eastAsiaTheme="majorEastAsia" w:hAnsiTheme="majorHAnsi"/>
+        <w:rFonts w:asciiTheme="majorHAnsi" w:cstheme="majorBidi" w:hAnsiTheme="majorHAnsi" w:eastAsia="黑体"/>
         <w:b/>
         <w:bCs/>
       </w:rPr>
@@ -5819,7 +6064,7 @@
         <w:spacing w:after="0" w:before="0" w:line="240" w:lineRule="auto"/>
       </w:pPr>
       <w:rPr>
-        <w:rFonts w:asciiTheme="majorHAnsi" w:cstheme="majorBidi" w:eastAsiaTheme="majorEastAsia" w:hAnsiTheme="majorHAnsi"/>
+        <w:rFonts w:asciiTheme="majorHAnsi" w:cstheme="majorBidi" w:hAnsiTheme="majorHAnsi" w:eastAsia="黑体"/>
         <w:b/>
         <w:bCs/>
       </w:rPr>
@@ -5840,7 +6085,7 @@
         <w:spacing w:after="0" w:before="0" w:line="240" w:lineRule="auto"/>
       </w:pPr>
       <w:rPr>
-        <w:rFonts w:asciiTheme="majorHAnsi" w:cstheme="majorBidi" w:eastAsiaTheme="majorEastAsia" w:hAnsiTheme="majorHAnsi"/>
+        <w:rFonts w:asciiTheme="majorHAnsi" w:cstheme="majorBidi" w:hAnsiTheme="majorHAnsi" w:eastAsia="黑体"/>
         <w:b/>
         <w:bCs/>
       </w:rPr>
@@ -5858,14 +6103,14 @@
     </w:tblStylePr>
     <w:tblStylePr w:type="firstCol">
       <w:rPr>
-        <w:rFonts w:asciiTheme="majorHAnsi" w:cstheme="majorBidi" w:eastAsiaTheme="majorEastAsia" w:hAnsiTheme="majorHAnsi"/>
+        <w:rFonts w:asciiTheme="majorHAnsi" w:cstheme="majorBidi" w:hAnsiTheme="majorHAnsi" w:eastAsia="黑体"/>
         <w:b/>
         <w:bCs/>
       </w:rPr>
     </w:tblStylePr>
     <w:tblStylePr w:type="lastCol">
       <w:rPr>
-        <w:rFonts w:asciiTheme="majorHAnsi" w:cstheme="majorBidi" w:eastAsiaTheme="majorEastAsia" w:hAnsiTheme="majorHAnsi"/>
+        <w:rFonts w:asciiTheme="majorHAnsi" w:cstheme="majorBidi" w:hAnsiTheme="majorHAnsi" w:eastAsia="黑体"/>
         <w:b/>
         <w:bCs/>
       </w:rPr>
@@ -5949,7 +6194,7 @@
         <w:spacing w:after="0" w:before="0" w:line="240" w:lineRule="auto"/>
       </w:pPr>
       <w:rPr>
-        <w:rFonts w:asciiTheme="majorHAnsi" w:cstheme="majorBidi" w:eastAsiaTheme="majorEastAsia" w:hAnsiTheme="majorHAnsi"/>
+        <w:rFonts w:asciiTheme="majorHAnsi" w:cstheme="majorBidi" w:hAnsiTheme="majorHAnsi" w:eastAsia="黑体"/>
         <w:b/>
         <w:bCs/>
       </w:rPr>
@@ -5970,7 +6215,7 @@
         <w:spacing w:after="0" w:before="0" w:line="240" w:lineRule="auto"/>
       </w:pPr>
       <w:rPr>
-        <w:rFonts w:asciiTheme="majorHAnsi" w:cstheme="majorBidi" w:eastAsiaTheme="majorEastAsia" w:hAnsiTheme="majorHAnsi"/>
+        <w:rFonts w:asciiTheme="majorHAnsi" w:cstheme="majorBidi" w:hAnsiTheme="majorHAnsi" w:eastAsia="黑体"/>
         <w:b/>
         <w:bCs/>
       </w:rPr>
@@ -5988,14 +6233,14 @@
     </w:tblStylePr>
     <w:tblStylePr w:type="firstCol">
       <w:rPr>
-        <w:rFonts w:asciiTheme="majorHAnsi" w:cstheme="majorBidi" w:eastAsiaTheme="majorEastAsia" w:hAnsiTheme="majorHAnsi"/>
+        <w:rFonts w:asciiTheme="majorHAnsi" w:cstheme="majorBidi" w:hAnsiTheme="majorHAnsi" w:eastAsia="黑体"/>
         <w:b/>
         <w:bCs/>
       </w:rPr>
     </w:tblStylePr>
     <w:tblStylePr w:type="lastCol">
       <w:rPr>
-        <w:rFonts w:asciiTheme="majorHAnsi" w:cstheme="majorBidi" w:eastAsiaTheme="majorEastAsia" w:hAnsiTheme="majorHAnsi"/>
+        <w:rFonts w:asciiTheme="majorHAnsi" w:cstheme="majorBidi" w:hAnsiTheme="majorHAnsi" w:eastAsia="黑体"/>
         <w:b/>
         <w:bCs/>
       </w:rPr>
@@ -6078,6 +6323,7 @@
         <w:spacing w:after="0" w:before="0" w:line="240" w:lineRule="auto"/>
       </w:pPr>
       <w:rPr>
+        <w:rFonts w:eastAsia="黑体"/>
         <w:b/>
         <w:bCs/>
         <w:color w:themeColor="background1" w:val="FFFFFF"/>
@@ -6100,6 +6346,7 @@
         <w:spacing w:after="0" w:before="0" w:line="240" w:lineRule="auto"/>
       </w:pPr>
       <w:rPr>
+        <w:rFonts w:eastAsia="黑体"/>
         <w:b/>
         <w:bCs/>
       </w:rPr>
@@ -6117,12 +6364,14 @@
     </w:tblStylePr>
     <w:tblStylePr w:type="firstCol">
       <w:rPr>
+        <w:rFonts w:eastAsia="黑体"/>
         <w:b/>
         <w:bCs/>
       </w:rPr>
     </w:tblStylePr>
     <w:tblStylePr w:type="lastCol">
       <w:rPr>
+        <w:rFonts w:eastAsia="黑体"/>
         <w:b/>
         <w:bCs/>
       </w:rPr>
@@ -6184,6 +6433,7 @@
         <w:spacing w:after="0" w:before="0" w:line="240" w:lineRule="auto"/>
       </w:pPr>
       <w:rPr>
+        <w:rFonts w:eastAsia="黑体"/>
         <w:b/>
         <w:bCs/>
         <w:color w:themeColor="background1" w:val="FFFFFF"/>
@@ -6206,6 +6456,7 @@
         <w:spacing w:after="0" w:before="0" w:line="240" w:lineRule="auto"/>
       </w:pPr>
       <w:rPr>
+        <w:rFonts w:eastAsia="黑体"/>
         <w:b/>
         <w:bCs/>
       </w:rPr>
@@ -6223,12 +6474,14 @@
     </w:tblStylePr>
     <w:tblStylePr w:type="firstCol">
       <w:rPr>
+        <w:rFonts w:eastAsia="黑体"/>
         <w:b/>
         <w:bCs/>
       </w:rPr>
     </w:tblStylePr>
     <w:tblStylePr w:type="lastCol">
       <w:rPr>
+        <w:rFonts w:eastAsia="黑体"/>
         <w:b/>
         <w:bCs/>
       </w:rPr>
@@ -6290,6 +6543,7 @@
         <w:spacing w:after="0" w:before="0" w:line="240" w:lineRule="auto"/>
       </w:pPr>
       <w:rPr>
+        <w:rFonts w:eastAsia="黑体"/>
         <w:b/>
         <w:bCs/>
         <w:color w:themeColor="background1" w:val="FFFFFF"/>
@@ -6312,6 +6566,7 @@
         <w:spacing w:after="0" w:before="0" w:line="240" w:lineRule="auto"/>
       </w:pPr>
       <w:rPr>
+        <w:rFonts w:eastAsia="黑体"/>
         <w:b/>
         <w:bCs/>
       </w:rPr>
@@ -6329,12 +6584,14 @@
     </w:tblStylePr>
     <w:tblStylePr w:type="firstCol">
       <w:rPr>
+        <w:rFonts w:eastAsia="黑体"/>
         <w:b/>
         <w:bCs/>
       </w:rPr>
     </w:tblStylePr>
     <w:tblStylePr w:type="lastCol">
       <w:rPr>
+        <w:rFonts w:eastAsia="黑体"/>
         <w:b/>
         <w:bCs/>
       </w:rPr>
@@ -6396,6 +6653,7 @@
         <w:spacing w:after="0" w:before="0" w:line="240" w:lineRule="auto"/>
       </w:pPr>
       <w:rPr>
+        <w:rFonts w:eastAsia="黑体"/>
         <w:b/>
         <w:bCs/>
         <w:color w:themeColor="background1" w:val="FFFFFF"/>
@@ -6418,6 +6676,7 @@
         <w:spacing w:after="0" w:before="0" w:line="240" w:lineRule="auto"/>
       </w:pPr>
       <w:rPr>
+        <w:rFonts w:eastAsia="黑体"/>
         <w:b/>
         <w:bCs/>
       </w:rPr>
@@ -6435,12 +6694,14 @@
     </w:tblStylePr>
     <w:tblStylePr w:type="firstCol">
       <w:rPr>
+        <w:rFonts w:eastAsia="黑体"/>
         <w:b/>
         <w:bCs/>
       </w:rPr>
     </w:tblStylePr>
     <w:tblStylePr w:type="lastCol">
       <w:rPr>
+        <w:rFonts w:eastAsia="黑体"/>
         <w:b/>
         <w:bCs/>
       </w:rPr>
@@ -6502,6 +6763,7 @@
         <w:spacing w:after="0" w:before="0" w:line="240" w:lineRule="auto"/>
       </w:pPr>
       <w:rPr>
+        <w:rFonts w:eastAsia="黑体"/>
         <w:b/>
         <w:bCs/>
         <w:color w:themeColor="background1" w:val="FFFFFF"/>
@@ -6524,6 +6786,7 @@
         <w:spacing w:after="0" w:before="0" w:line="240" w:lineRule="auto"/>
       </w:pPr>
       <w:rPr>
+        <w:rFonts w:eastAsia="黑体"/>
         <w:b/>
         <w:bCs/>
       </w:rPr>
@@ -6541,12 +6804,14 @@
     </w:tblStylePr>
     <w:tblStylePr w:type="firstCol">
       <w:rPr>
+        <w:rFonts w:eastAsia="黑体"/>
         <w:b/>
         <w:bCs/>
       </w:rPr>
     </w:tblStylePr>
     <w:tblStylePr w:type="lastCol">
       <w:rPr>
+        <w:rFonts w:eastAsia="黑体"/>
         <w:b/>
         <w:bCs/>
       </w:rPr>
@@ -6608,6 +6873,7 @@
         <w:spacing w:after="0" w:before="0" w:line="240" w:lineRule="auto"/>
       </w:pPr>
       <w:rPr>
+        <w:rFonts w:eastAsia="黑体"/>
         <w:b/>
         <w:bCs/>
         <w:color w:themeColor="background1" w:val="FFFFFF"/>
@@ -6630,6 +6896,7 @@
         <w:spacing w:after="0" w:before="0" w:line="240" w:lineRule="auto"/>
       </w:pPr>
       <w:rPr>
+        <w:rFonts w:eastAsia="黑体"/>
         <w:b/>
         <w:bCs/>
       </w:rPr>
@@ -6647,12 +6914,14 @@
     </w:tblStylePr>
     <w:tblStylePr w:type="firstCol">
       <w:rPr>
+        <w:rFonts w:eastAsia="黑体"/>
         <w:b/>
         <w:bCs/>
       </w:rPr>
     </w:tblStylePr>
     <w:tblStylePr w:type="lastCol">
       <w:rPr>
+        <w:rFonts w:eastAsia="黑体"/>
         <w:b/>
         <w:bCs/>
       </w:rPr>
@@ -6714,6 +6983,7 @@
         <w:spacing w:after="0" w:before="0" w:line="240" w:lineRule="auto"/>
       </w:pPr>
       <w:rPr>
+        <w:rFonts w:eastAsia="黑体"/>
         <w:b/>
         <w:bCs/>
         <w:color w:themeColor="background1" w:val="FFFFFF"/>
@@ -6736,6 +7006,7 @@
         <w:spacing w:after="0" w:before="0" w:line="240" w:lineRule="auto"/>
       </w:pPr>
       <w:rPr>
+        <w:rFonts w:eastAsia="黑体"/>
         <w:b/>
         <w:bCs/>
       </w:rPr>
@@ -6753,12 +7024,14 @@
     </w:tblStylePr>
     <w:tblStylePr w:type="firstCol">
       <w:rPr>
+        <w:rFonts w:eastAsia="黑体"/>
         <w:b/>
         <w:bCs/>
       </w:rPr>
     </w:tblStylePr>
     <w:tblStylePr w:type="lastCol">
       <w:rPr>
+        <w:rFonts w:eastAsia="黑体"/>
         <w:b/>
         <w:bCs/>
       </w:rPr>
@@ -6817,6 +7090,7 @@
         <w:spacing w:after="0" w:before="0" w:line="240" w:lineRule="auto"/>
       </w:pPr>
       <w:rPr>
+        <w:rFonts w:eastAsia="黑体"/>
         <w:b/>
         <w:bCs/>
         <w:color w:themeColor="background1" w:val="FFFFFF"/>
@@ -6839,6 +7113,7 @@
         <w:spacing w:after="0" w:before="0" w:line="240" w:lineRule="auto"/>
       </w:pPr>
       <w:rPr>
+        <w:rFonts w:eastAsia="黑体"/>
         <w:color w:val="auto"/>
       </w:rPr>
       <w:tblPr/>
@@ -6856,6 +7131,7 @@
     </w:tblStylePr>
     <w:tblStylePr w:type="firstCol">
       <w:rPr>
+        <w:rFonts w:eastAsia="黑体"/>
         <w:b/>
         <w:bCs/>
         <w:color w:themeColor="background1" w:val="FFFFFF"/>
@@ -6875,6 +7151,7 @@
     </w:tblStylePr>
     <w:tblStylePr w:type="lastCol">
       <w:rPr>
+        <w:rFonts w:eastAsia="黑体"/>
         <w:b/>
         <w:bCs/>
         <w:color w:themeColor="background1" w:val="FFFFFF"/>
@@ -6923,6 +7200,7 @@
     </w:tblStylePr>
     <w:tblStylePr w:type="nwCell">
       <w:rPr>
+        <w:rFonts w:eastAsia="黑体"/>
         <w:color w:themeColor="background1" w:val="FFFFFF"/>
       </w:rPr>
       <w:tblPr/>
@@ -6966,6 +7244,7 @@
         <w:spacing w:after="0" w:before="0" w:line="240" w:lineRule="auto"/>
       </w:pPr>
       <w:rPr>
+        <w:rFonts w:eastAsia="黑体"/>
         <w:b/>
         <w:bCs/>
         <w:color w:themeColor="background1" w:val="FFFFFF"/>
@@ -6988,6 +7267,7 @@
         <w:spacing w:after="0" w:before="0" w:line="240" w:lineRule="auto"/>
       </w:pPr>
       <w:rPr>
+        <w:rFonts w:eastAsia="黑体"/>
         <w:color w:val="auto"/>
       </w:rPr>
       <w:tblPr/>
@@ -7005,6 +7285,7 @@
     </w:tblStylePr>
     <w:tblStylePr w:type="firstCol">
       <w:rPr>
+        <w:rFonts w:eastAsia="黑体"/>
         <w:b/>
         <w:bCs/>
         <w:color w:themeColor="background1" w:val="FFFFFF"/>
@@ -7024,6 +7305,7 @@
     </w:tblStylePr>
     <w:tblStylePr w:type="lastCol">
       <w:rPr>
+        <w:rFonts w:eastAsia="黑体"/>
         <w:b/>
         <w:bCs/>
         <w:color w:themeColor="background1" w:val="FFFFFF"/>
@@ -7072,6 +7354,7 @@
     </w:tblStylePr>
     <w:tblStylePr w:type="nwCell">
       <w:rPr>
+        <w:rFonts w:eastAsia="黑体"/>
         <w:color w:themeColor="background1" w:val="FFFFFF"/>
       </w:rPr>
       <w:tblPr/>
@@ -7115,6 +7398,7 @@
         <w:spacing w:after="0" w:before="0" w:line="240" w:lineRule="auto"/>
       </w:pPr>
       <w:rPr>
+        <w:rFonts w:eastAsia="黑体"/>
         <w:b/>
         <w:bCs/>
         <w:color w:themeColor="background1" w:val="FFFFFF"/>
@@ -7137,6 +7421,7 @@
         <w:spacing w:after="0" w:before="0" w:line="240" w:lineRule="auto"/>
       </w:pPr>
       <w:rPr>
+        <w:rFonts w:eastAsia="黑体"/>
         <w:color w:val="auto"/>
       </w:rPr>
       <w:tblPr/>
@@ -7154,6 +7439,7 @@
     </w:tblStylePr>
     <w:tblStylePr w:type="firstCol">
       <w:rPr>
+        <w:rFonts w:eastAsia="黑体"/>
         <w:b/>
         <w:bCs/>
         <w:color w:themeColor="background1" w:val="FFFFFF"/>
@@ -7173,6 +7459,7 @@
     </w:tblStylePr>
     <w:tblStylePr w:type="lastCol">
       <w:rPr>
+        <w:rFonts w:eastAsia="黑体"/>
         <w:b/>
         <w:bCs/>
         <w:color w:themeColor="background1" w:val="FFFFFF"/>
@@ -7221,6 +7508,7 @@
     </w:tblStylePr>
     <w:tblStylePr w:type="nwCell">
       <w:rPr>
+        <w:rFonts w:eastAsia="黑体"/>
         <w:color w:themeColor="background1" w:val="FFFFFF"/>
       </w:rPr>
       <w:tblPr/>
@@ -7264,6 +7552,7 @@
         <w:spacing w:after="0" w:before="0" w:line="240" w:lineRule="auto"/>
       </w:pPr>
       <w:rPr>
+        <w:rFonts w:eastAsia="黑体"/>
         <w:b/>
         <w:bCs/>
         <w:color w:themeColor="background1" w:val="FFFFFF"/>
@@ -7286,6 +7575,7 @@
         <w:spacing w:after="0" w:before="0" w:line="240" w:lineRule="auto"/>
       </w:pPr>
       <w:rPr>
+        <w:rFonts w:eastAsia="黑体"/>
         <w:color w:val="auto"/>
       </w:rPr>
       <w:tblPr/>
@@ -7303,6 +7593,7 @@
     </w:tblStylePr>
     <w:tblStylePr w:type="firstCol">
       <w:rPr>
+        <w:rFonts w:eastAsia="黑体"/>
         <w:b/>
         <w:bCs/>
         <w:color w:themeColor="background1" w:val="FFFFFF"/>
@@ -7322,6 +7613,7 @@
     </w:tblStylePr>
     <w:tblStylePr w:type="lastCol">
       <w:rPr>
+        <w:rFonts w:eastAsia="黑体"/>
         <w:b/>
         <w:bCs/>
         <w:color w:themeColor="background1" w:val="FFFFFF"/>
@@ -7370,6 +7662,7 @@
     </w:tblStylePr>
     <w:tblStylePr w:type="nwCell">
       <w:rPr>
+        <w:rFonts w:eastAsia="黑体"/>
         <w:color w:themeColor="background1" w:val="FFFFFF"/>
       </w:rPr>
       <w:tblPr/>
@@ -7413,6 +7706,7 @@
         <w:spacing w:after="0" w:before="0" w:line="240" w:lineRule="auto"/>
       </w:pPr>
       <w:rPr>
+        <w:rFonts w:eastAsia="黑体"/>
         <w:b/>
         <w:bCs/>
         <w:color w:themeColor="background1" w:val="FFFFFF"/>
@@ -7435,6 +7729,7 @@
         <w:spacing w:after="0" w:before="0" w:line="240" w:lineRule="auto"/>
       </w:pPr>
       <w:rPr>
+        <w:rFonts w:eastAsia="黑体"/>
         <w:color w:val="auto"/>
       </w:rPr>
       <w:tblPr/>
@@ -7452,6 +7747,7 @@
     </w:tblStylePr>
     <w:tblStylePr w:type="firstCol">
       <w:rPr>
+        <w:rFonts w:eastAsia="黑体"/>
         <w:b/>
         <w:bCs/>
         <w:color w:themeColor="background1" w:val="FFFFFF"/>
@@ -7471,6 +7767,7 @@
     </w:tblStylePr>
     <w:tblStylePr w:type="lastCol">
       <w:rPr>
+        <w:rFonts w:eastAsia="黑体"/>
         <w:b/>
         <w:bCs/>
         <w:color w:themeColor="background1" w:val="FFFFFF"/>
@@ -7519,6 +7816,7 @@
     </w:tblStylePr>
     <w:tblStylePr w:type="nwCell">
       <w:rPr>
+        <w:rFonts w:eastAsia="黑体"/>
         <w:color w:themeColor="background1" w:val="FFFFFF"/>
       </w:rPr>
       <w:tblPr/>
@@ -7562,6 +7860,7 @@
         <w:spacing w:after="0" w:before="0" w:line="240" w:lineRule="auto"/>
       </w:pPr>
       <w:rPr>
+        <w:rFonts w:eastAsia="黑体"/>
         <w:b/>
         <w:bCs/>
         <w:color w:themeColor="background1" w:val="FFFFFF"/>
@@ -7584,6 +7883,7 @@
         <w:spacing w:after="0" w:before="0" w:line="240" w:lineRule="auto"/>
       </w:pPr>
       <w:rPr>
+        <w:rFonts w:eastAsia="黑体"/>
         <w:color w:val="auto"/>
       </w:rPr>
       <w:tblPr/>
@@ -7601,6 +7901,7 @@
     </w:tblStylePr>
     <w:tblStylePr w:type="firstCol">
       <w:rPr>
+        <w:rFonts w:eastAsia="黑体"/>
         <w:b/>
         <w:bCs/>
         <w:color w:themeColor="background1" w:val="FFFFFF"/>
@@ -7620,6 +7921,7 @@
     </w:tblStylePr>
     <w:tblStylePr w:type="lastCol">
       <w:rPr>
+        <w:rFonts w:eastAsia="黑体"/>
         <w:b/>
         <w:bCs/>
         <w:color w:themeColor="background1" w:val="FFFFFF"/>
@@ -7668,6 +7970,7 @@
     </w:tblStylePr>
     <w:tblStylePr w:type="nwCell">
       <w:rPr>
+        <w:rFonts w:eastAsia="黑体"/>
         <w:color w:themeColor="background1" w:val="FFFFFF"/>
       </w:rPr>
       <w:tblPr/>
@@ -7711,6 +8014,7 @@
         <w:spacing w:after="0" w:before="0" w:line="240" w:lineRule="auto"/>
       </w:pPr>
       <w:rPr>
+        <w:rFonts w:eastAsia="黑体"/>
         <w:b/>
         <w:bCs/>
         <w:color w:themeColor="background1" w:val="FFFFFF"/>
@@ -7733,6 +8037,7 @@
         <w:spacing w:after="0" w:before="0" w:line="240" w:lineRule="auto"/>
       </w:pPr>
       <w:rPr>
+        <w:rFonts w:eastAsia="黑体"/>
         <w:color w:val="auto"/>
       </w:rPr>
       <w:tblPr/>
@@ -7750,6 +8055,7 @@
     </w:tblStylePr>
     <w:tblStylePr w:type="firstCol">
       <w:rPr>
+        <w:rFonts w:eastAsia="黑体"/>
         <w:b/>
         <w:bCs/>
         <w:color w:themeColor="background1" w:val="FFFFFF"/>
@@ -7769,6 +8075,7 @@
     </w:tblStylePr>
     <w:tblStylePr w:type="lastCol">
       <w:rPr>
+        <w:rFonts w:eastAsia="黑体"/>
         <w:b/>
         <w:bCs/>
         <w:color w:themeColor="background1" w:val="FFFFFF"/>
@@ -7817,6 +8124,7 @@
     </w:tblStylePr>
     <w:tblStylePr w:type="nwCell">
       <w:rPr>
+        <w:rFonts w:eastAsia="黑体"/>
         <w:color w:themeColor="background1" w:val="FFFFFF"/>
       </w:rPr>
       <w:tblPr/>
@@ -7841,6 +8149,7 @@
       <w:spacing w:after="0" w:line="240" w:lineRule="auto"/>
     </w:pPr>
     <w:rPr>
+      <w:rFonts w:eastAsia="黑体"/>
       <w:color w:themeColor="text1" w:val="000000"/>
     </w:rPr>
     <w:tblPr>
@@ -7860,7 +8169,7 @@
     </w:tblPr>
     <w:tblStylePr w:type="firstRow">
       <w:rPr>
-        <w:rFonts w:asciiTheme="majorHAnsi" w:cstheme="majorBidi" w:eastAsiaTheme="majorEastAsia" w:hAnsiTheme="majorHAnsi"/>
+        <w:rFonts w:asciiTheme="majorHAnsi" w:cstheme="majorBidi" w:hAnsiTheme="majorHAnsi" w:eastAsia="黑体"/>
       </w:rPr>
       <w:tblPr/>
       <w:tcPr>
@@ -7872,6 +8181,7 @@
     </w:tblStylePr>
     <w:tblStylePr w:type="lastRow">
       <w:rPr>
+        <w:rFonts w:eastAsia="黑体"/>
         <w:b/>
         <w:bCs/>
         <w:color w:themeColor="text2" w:val="1F497D"/>
@@ -7886,12 +8196,14 @@
     </w:tblStylePr>
     <w:tblStylePr w:type="firstCol">
       <w:rPr>
+        <w:rFonts w:eastAsia="黑体"/>
         <w:b/>
         <w:bCs/>
       </w:rPr>
     </w:tblStylePr>
     <w:tblStylePr w:type="lastCol">
       <w:rPr>
+        <w:rFonts w:eastAsia="黑体"/>
         <w:b/>
         <w:bCs/>
       </w:rPr>
@@ -7925,6 +8237,7 @@
       <w:spacing w:after="0" w:line="240" w:lineRule="auto"/>
     </w:pPr>
     <w:rPr>
+      <w:rFonts w:eastAsia="黑体"/>
       <w:color w:themeColor="text1" w:val="000000"/>
     </w:rPr>
     <w:tblPr>
@@ -7944,7 +8257,7 @@
     </w:tblPr>
     <w:tblStylePr w:type="firstRow">
       <w:rPr>
-        <w:rFonts w:asciiTheme="majorHAnsi" w:cstheme="majorBidi" w:eastAsiaTheme="majorEastAsia" w:hAnsiTheme="majorHAnsi"/>
+        <w:rFonts w:asciiTheme="majorHAnsi" w:cstheme="majorBidi" w:hAnsiTheme="majorHAnsi" w:eastAsia="黑体"/>
       </w:rPr>
       <w:tblPr/>
       <w:tcPr>
@@ -7956,6 +8269,7 @@
     </w:tblStylePr>
     <w:tblStylePr w:type="lastRow">
       <w:rPr>
+        <w:rFonts w:eastAsia="黑体"/>
         <w:b/>
         <w:bCs/>
         <w:color w:themeColor="text2" w:val="1F497D"/>
@@ -7970,12 +8284,14 @@
     </w:tblStylePr>
     <w:tblStylePr w:type="firstCol">
       <w:rPr>
+        <w:rFonts w:eastAsia="黑体"/>
         <w:b/>
         <w:bCs/>
       </w:rPr>
     </w:tblStylePr>
     <w:tblStylePr w:type="lastCol">
       <w:rPr>
+        <w:rFonts w:eastAsia="黑体"/>
         <w:b/>
         <w:bCs/>
       </w:rPr>
@@ -8009,6 +8325,7 @@
       <w:spacing w:after="0" w:line="240" w:lineRule="auto"/>
     </w:pPr>
     <w:rPr>
+      <w:rFonts w:eastAsia="黑体"/>
       <w:color w:themeColor="text1" w:val="000000"/>
     </w:rPr>
     <w:tblPr>
@@ -8028,7 +8345,7 @@
     </w:tblPr>
     <w:tblStylePr w:type="firstRow">
       <w:rPr>
-        <w:rFonts w:asciiTheme="majorHAnsi" w:cstheme="majorBidi" w:eastAsiaTheme="majorEastAsia" w:hAnsiTheme="majorHAnsi"/>
+        <w:rFonts w:asciiTheme="majorHAnsi" w:cstheme="majorBidi" w:hAnsiTheme="majorHAnsi" w:eastAsia="黑体"/>
       </w:rPr>
       <w:tblPr/>
       <w:tcPr>
@@ -8040,6 +8357,7 @@
     </w:tblStylePr>
     <w:tblStylePr w:type="lastRow">
       <w:rPr>
+        <w:rFonts w:eastAsia="黑体"/>
         <w:b/>
         <w:bCs/>
         <w:color w:themeColor="text2" w:val="1F497D"/>
@@ -8054,12 +8372,14 @@
     </w:tblStylePr>
     <w:tblStylePr w:type="firstCol">
       <w:rPr>
+        <w:rFonts w:eastAsia="黑体"/>
         <w:b/>
         <w:bCs/>
       </w:rPr>
     </w:tblStylePr>
     <w:tblStylePr w:type="lastCol">
       <w:rPr>
+        <w:rFonts w:eastAsia="黑体"/>
         <w:b/>
         <w:bCs/>
       </w:rPr>
@@ -8093,6 +8413,7 @@
       <w:spacing w:after="0" w:line="240" w:lineRule="auto"/>
     </w:pPr>
     <w:rPr>
+      <w:rFonts w:eastAsia="黑体"/>
       <w:color w:themeColor="text1" w:val="000000"/>
     </w:rPr>
     <w:tblPr>
@@ -8112,7 +8433,7 @@
     </w:tblPr>
     <w:tblStylePr w:type="firstRow">
       <w:rPr>
-        <w:rFonts w:asciiTheme="majorHAnsi" w:cstheme="majorBidi" w:eastAsiaTheme="majorEastAsia" w:hAnsiTheme="majorHAnsi"/>
+        <w:rFonts w:asciiTheme="majorHAnsi" w:cstheme="majorBidi" w:hAnsiTheme="majorHAnsi" w:eastAsia="黑体"/>
       </w:rPr>
       <w:tblPr/>
       <w:tcPr>
@@ -8124,6 +8445,7 @@
     </w:tblStylePr>
     <w:tblStylePr w:type="lastRow">
       <w:rPr>
+        <w:rFonts w:eastAsia="黑体"/>
         <w:b/>
         <w:bCs/>
         <w:color w:themeColor="text2" w:val="1F497D"/>
@@ -8138,12 +8460,14 @@
     </w:tblStylePr>
     <w:tblStylePr w:type="firstCol">
       <w:rPr>
+        <w:rFonts w:eastAsia="黑体"/>
         <w:b/>
         <w:bCs/>
       </w:rPr>
     </w:tblStylePr>
     <w:tblStylePr w:type="lastCol">
       <w:rPr>
+        <w:rFonts w:eastAsia="黑体"/>
         <w:b/>
         <w:bCs/>
       </w:rPr>
@@ -8177,6 +8501,7 @@
       <w:spacing w:after="0" w:line="240" w:lineRule="auto"/>
     </w:pPr>
     <w:rPr>
+      <w:rFonts w:eastAsia="黑体"/>
       <w:color w:themeColor="text1" w:val="000000"/>
     </w:rPr>
     <w:tblPr>
@@ -8196,7 +8521,7 @@
     </w:tblPr>
     <w:tblStylePr w:type="firstRow">
       <w:rPr>
-        <w:rFonts w:asciiTheme="majorHAnsi" w:cstheme="majorBidi" w:eastAsiaTheme="majorEastAsia" w:hAnsiTheme="majorHAnsi"/>
+        <w:rFonts w:asciiTheme="majorHAnsi" w:cstheme="majorBidi" w:hAnsiTheme="majorHAnsi" w:eastAsia="黑体"/>
       </w:rPr>
       <w:tblPr/>
       <w:tcPr>
@@ -8208,6 +8533,7 @@
     </w:tblStylePr>
     <w:tblStylePr w:type="lastRow">
       <w:rPr>
+        <w:rFonts w:eastAsia="黑体"/>
         <w:b/>
         <w:bCs/>
         <w:color w:themeColor="text2" w:val="1F497D"/>
@@ -8222,12 +8548,14 @@
     </w:tblStylePr>
     <w:tblStylePr w:type="firstCol">
       <w:rPr>
+        <w:rFonts w:eastAsia="黑体"/>
         <w:b/>
         <w:bCs/>
       </w:rPr>
     </w:tblStylePr>
     <w:tblStylePr w:type="lastCol">
       <w:rPr>
+        <w:rFonts w:eastAsia="黑体"/>
         <w:b/>
         <w:bCs/>
       </w:rPr>
@@ -8261,6 +8589,7 @@
       <w:spacing w:after="0" w:line="240" w:lineRule="auto"/>
     </w:pPr>
     <w:rPr>
+      <w:rFonts w:eastAsia="黑体"/>
       <w:color w:themeColor="text1" w:val="000000"/>
     </w:rPr>
     <w:tblPr>
@@ -8280,7 +8609,7 @@
     </w:tblPr>
     <w:tblStylePr w:type="firstRow">
       <w:rPr>
-        <w:rFonts w:asciiTheme="majorHAnsi" w:cstheme="majorBidi" w:eastAsiaTheme="majorEastAsia" w:hAnsiTheme="majorHAnsi"/>
+        <w:rFonts w:asciiTheme="majorHAnsi" w:cstheme="majorBidi" w:hAnsiTheme="majorHAnsi" w:eastAsia="黑体"/>
       </w:rPr>
       <w:tblPr/>
       <w:tcPr>
@@ -8292,6 +8621,7 @@
     </w:tblStylePr>
     <w:tblStylePr w:type="lastRow">
       <w:rPr>
+        <w:rFonts w:eastAsia="黑体"/>
         <w:b/>
         <w:bCs/>
         <w:color w:themeColor="text2" w:val="1F497D"/>
@@ -8306,12 +8636,14 @@
     </w:tblStylePr>
     <w:tblStylePr w:type="firstCol">
       <w:rPr>
+        <w:rFonts w:eastAsia="黑体"/>
         <w:b/>
         <w:bCs/>
       </w:rPr>
     </w:tblStylePr>
     <w:tblStylePr w:type="lastCol">
       <w:rPr>
+        <w:rFonts w:eastAsia="黑体"/>
         <w:b/>
         <w:bCs/>
       </w:rPr>
@@ -8345,6 +8677,7 @@
       <w:spacing w:after="0" w:line="240" w:lineRule="auto"/>
     </w:pPr>
     <w:rPr>
+      <w:rFonts w:eastAsia="黑体"/>
       <w:color w:themeColor="text1" w:val="000000"/>
     </w:rPr>
     <w:tblPr>
@@ -8364,7 +8697,7 @@
     </w:tblPr>
     <w:tblStylePr w:type="firstRow">
       <w:rPr>
-        <w:rFonts w:asciiTheme="majorHAnsi" w:cstheme="majorBidi" w:eastAsiaTheme="majorEastAsia" w:hAnsiTheme="majorHAnsi"/>
+        <w:rFonts w:asciiTheme="majorHAnsi" w:cstheme="majorBidi" w:hAnsiTheme="majorHAnsi" w:eastAsia="黑体"/>
       </w:rPr>
       <w:tblPr/>
       <w:tcPr>
@@ -8376,6 +8709,7 @@
     </w:tblStylePr>
     <w:tblStylePr w:type="lastRow">
       <w:rPr>
+        <w:rFonts w:eastAsia="黑体"/>
         <w:b/>
         <w:bCs/>
         <w:color w:themeColor="text2" w:val="1F497D"/>
@@ -8390,12 +8724,14 @@
     </w:tblStylePr>
     <w:tblStylePr w:type="firstCol">
       <w:rPr>
+        <w:rFonts w:eastAsia="黑体"/>
         <w:b/>
         <w:bCs/>
       </w:rPr>
     </w:tblStylePr>
     <w:tblStylePr w:type="lastCol">
       <w:rPr>
+        <w:rFonts w:eastAsia="黑体"/>
         <w:b/>
         <w:bCs/>
       </w:rPr>
@@ -8429,7 +8765,7 @@
       <w:spacing w:after="0" w:line="240" w:lineRule="auto"/>
     </w:pPr>
     <w:rPr>
-      <w:rFonts w:asciiTheme="majorHAnsi" w:cstheme="majorBidi" w:eastAsiaTheme="majorEastAsia" w:hAnsiTheme="majorHAnsi"/>
+      <w:rFonts w:asciiTheme="majorHAnsi" w:cstheme="majorBidi" w:hAnsiTheme="majorHAnsi" w:eastAsia="黑体"/>
       <w:color w:themeColor="text1" w:val="000000"/>
     </w:rPr>
     <w:tblPr>
@@ -8451,6 +8787,7 @@
     </w:tblPr>
     <w:tblStylePr w:type="firstRow">
       <w:rPr>
+        <w:rFonts w:eastAsia="黑体"/>
         <w:sz w:val="24"/>
         <w:szCs w:val="24"/>
       </w:rPr>
@@ -8557,7 +8894,7 @@
       <w:spacing w:after="0" w:line="240" w:lineRule="auto"/>
     </w:pPr>
     <w:rPr>
-      <w:rFonts w:asciiTheme="majorHAnsi" w:cstheme="majorBidi" w:eastAsiaTheme="majorEastAsia" w:hAnsiTheme="majorHAnsi"/>
+      <w:rFonts w:asciiTheme="majorHAnsi" w:cstheme="majorBidi" w:hAnsiTheme="majorHAnsi" w:eastAsia="黑体"/>
       <w:color w:themeColor="text1" w:val="000000"/>
     </w:rPr>
     <w:tblPr>
@@ -8579,6 +8916,7 @@
     </w:tblPr>
     <w:tblStylePr w:type="firstRow">
       <w:rPr>
+        <w:rFonts w:eastAsia="黑体"/>
         <w:sz w:val="24"/>
         <w:szCs w:val="24"/>
       </w:rPr>
@@ -8685,7 +9023,7 @@
       <w:spacing w:after="0" w:line="240" w:lineRule="auto"/>
     </w:pPr>
     <w:rPr>
-      <w:rFonts w:asciiTheme="majorHAnsi" w:cstheme="majorBidi" w:eastAsiaTheme="majorEastAsia" w:hAnsiTheme="majorHAnsi"/>
+      <w:rFonts w:asciiTheme="majorHAnsi" w:cstheme="majorBidi" w:hAnsiTheme="majorHAnsi" w:eastAsia="黑体"/>
       <w:color w:themeColor="text1" w:val="000000"/>
     </w:rPr>
     <w:tblPr>
@@ -8707,6 +9045,7 @@
     </w:tblPr>
     <w:tblStylePr w:type="firstRow">
       <w:rPr>
+        <w:rFonts w:eastAsia="黑体"/>
         <w:sz w:val="24"/>
         <w:szCs w:val="24"/>
       </w:rPr>
@@ -8813,7 +9152,7 @@
       <w:spacing w:after="0" w:line="240" w:lineRule="auto"/>
     </w:pPr>
     <w:rPr>
-      <w:rFonts w:asciiTheme="majorHAnsi" w:cstheme="majorBidi" w:eastAsiaTheme="majorEastAsia" w:hAnsiTheme="majorHAnsi"/>
+      <w:rFonts w:asciiTheme="majorHAnsi" w:cstheme="majorBidi" w:hAnsiTheme="majorHAnsi" w:eastAsia="黑体"/>
       <w:color w:themeColor="text1" w:val="000000"/>
     </w:rPr>
     <w:tblPr>
@@ -8835,6 +9174,7 @@
     </w:tblPr>
     <w:tblStylePr w:type="firstRow">
       <w:rPr>
+        <w:rFonts w:eastAsia="黑体"/>
         <w:sz w:val="24"/>
         <w:szCs w:val="24"/>
       </w:rPr>
@@ -8941,7 +9281,7 @@
       <w:spacing w:after="0" w:line="240" w:lineRule="auto"/>
     </w:pPr>
     <w:rPr>
-      <w:rFonts w:asciiTheme="majorHAnsi" w:cstheme="majorBidi" w:eastAsiaTheme="majorEastAsia" w:hAnsiTheme="majorHAnsi"/>
+      <w:rFonts w:asciiTheme="majorHAnsi" w:cstheme="majorBidi" w:hAnsiTheme="majorHAnsi" w:eastAsia="黑体"/>
       <w:color w:themeColor="text1" w:val="000000"/>
     </w:rPr>
     <w:tblPr>
@@ -8963,6 +9303,7 @@
     </w:tblPr>
     <w:tblStylePr w:type="firstRow">
       <w:rPr>
+        <w:rFonts w:eastAsia="黑体"/>
         <w:sz w:val="24"/>
         <w:szCs w:val="24"/>
       </w:rPr>
@@ -9069,7 +9410,7 @@
       <w:spacing w:after="0" w:line="240" w:lineRule="auto"/>
     </w:pPr>
     <w:rPr>
-      <w:rFonts w:asciiTheme="majorHAnsi" w:cstheme="majorBidi" w:eastAsiaTheme="majorEastAsia" w:hAnsiTheme="majorHAnsi"/>
+      <w:rFonts w:asciiTheme="majorHAnsi" w:cstheme="majorBidi" w:hAnsiTheme="majorHAnsi" w:eastAsia="黑体"/>
       <w:color w:themeColor="text1" w:val="000000"/>
     </w:rPr>
     <w:tblPr>
@@ -9091,6 +9432,7 @@
     </w:tblPr>
     <w:tblStylePr w:type="firstRow">
       <w:rPr>
+        <w:rFonts w:eastAsia="黑体"/>
         <w:sz w:val="24"/>
         <w:szCs w:val="24"/>
       </w:rPr>
@@ -9197,7 +9539,7 @@
       <w:spacing w:after="0" w:line="240" w:lineRule="auto"/>
     </w:pPr>
     <w:rPr>
-      <w:rFonts w:asciiTheme="majorHAnsi" w:cstheme="majorBidi" w:eastAsiaTheme="majorEastAsia" w:hAnsiTheme="majorHAnsi"/>
+      <w:rFonts w:asciiTheme="majorHAnsi" w:cstheme="majorBidi" w:hAnsiTheme="majorHAnsi" w:eastAsia="黑体"/>
       <w:color w:themeColor="text1" w:val="000000"/>
     </w:rPr>
     <w:tblPr>
@@ -9219,6 +9561,7 @@
     </w:tblPr>
     <w:tblStylePr w:type="firstRow">
       <w:rPr>
+        <w:rFonts w:eastAsia="黑体"/>
         <w:sz w:val="24"/>
         <w:szCs w:val="24"/>
       </w:rPr>
@@ -9348,12 +9691,14 @@
     </w:tcPr>
     <w:tblStylePr w:type="firstRow">
       <w:rPr>
+        <w:rFonts w:eastAsia="黑体"/>
         <w:b/>
         <w:bCs/>
       </w:rPr>
     </w:tblStylePr>
     <w:tblStylePr w:type="lastRow">
       <w:rPr>
+        <w:rFonts w:eastAsia="黑体"/>
         <w:b/>
         <w:bCs/>
       </w:rPr>
@@ -9366,12 +9711,14 @@
     </w:tblStylePr>
     <w:tblStylePr w:type="firstCol">
       <w:rPr>
+        <w:rFonts w:eastAsia="黑体"/>
         <w:b/>
         <w:bCs/>
       </w:rPr>
     </w:tblStylePr>
     <w:tblStylePr w:type="lastCol">
       <w:rPr>
+        <w:rFonts w:eastAsia="黑体"/>
         <w:b/>
         <w:bCs/>
       </w:rPr>
@@ -9421,12 +9768,14 @@
     </w:tcPr>
     <w:tblStylePr w:type="firstRow">
       <w:rPr>
+        <w:rFonts w:eastAsia="黑体"/>
         <w:b/>
         <w:bCs/>
       </w:rPr>
     </w:tblStylePr>
     <w:tblStylePr w:type="lastRow">
       <w:rPr>
+        <w:rFonts w:eastAsia="黑体"/>
         <w:b/>
         <w:bCs/>
       </w:rPr>
@@ -9439,12 +9788,14 @@
     </w:tblStylePr>
     <w:tblStylePr w:type="firstCol">
       <w:rPr>
+        <w:rFonts w:eastAsia="黑体"/>
         <w:b/>
         <w:bCs/>
       </w:rPr>
     </w:tblStylePr>
     <w:tblStylePr w:type="lastCol">
       <w:rPr>
+        <w:rFonts w:eastAsia="黑体"/>
         <w:b/>
         <w:bCs/>
       </w:rPr>
@@ -9494,12 +9845,14 @@
     </w:tcPr>
     <w:tblStylePr w:type="firstRow">
       <w:rPr>
+        <w:rFonts w:eastAsia="黑体"/>
         <w:b/>
         <w:bCs/>
       </w:rPr>
     </w:tblStylePr>
     <w:tblStylePr w:type="lastRow">
       <w:rPr>
+        <w:rFonts w:eastAsia="黑体"/>
         <w:b/>
         <w:bCs/>
       </w:rPr>
@@ -9512,12 +9865,14 @@
     </w:tblStylePr>
     <w:tblStylePr w:type="firstCol">
       <w:rPr>
+        <w:rFonts w:eastAsia="黑体"/>
         <w:b/>
         <w:bCs/>
       </w:rPr>
     </w:tblStylePr>
     <w:tblStylePr w:type="lastCol">
       <w:rPr>
+        <w:rFonts w:eastAsia="黑体"/>
         <w:b/>
         <w:bCs/>
       </w:rPr>
@@ -9567,12 +9922,14 @@
     </w:tcPr>
     <w:tblStylePr w:type="firstRow">
       <w:rPr>
+        <w:rFonts w:eastAsia="黑体"/>
         <w:b/>
         <w:bCs/>
       </w:rPr>
     </w:tblStylePr>
     <w:tblStylePr w:type="lastRow">
       <w:rPr>
+        <w:rFonts w:eastAsia="黑体"/>
         <w:b/>
         <w:bCs/>
       </w:rPr>
@@ -9585,12 +9942,14 @@
     </w:tblStylePr>
     <w:tblStylePr w:type="firstCol">
       <w:rPr>
+        <w:rFonts w:eastAsia="黑体"/>
         <w:b/>
         <w:bCs/>
       </w:rPr>
     </w:tblStylePr>
     <w:tblStylePr w:type="lastCol">
       <w:rPr>
+        <w:rFonts w:eastAsia="黑体"/>
         <w:b/>
         <w:bCs/>
       </w:rPr>
@@ -9640,12 +9999,14 @@
     </w:tcPr>
     <w:tblStylePr w:type="firstRow">
       <w:rPr>
+        <w:rFonts w:eastAsia="黑体"/>
         <w:b/>
         <w:bCs/>
       </w:rPr>
     </w:tblStylePr>
     <w:tblStylePr w:type="lastRow">
       <w:rPr>
+        <w:rFonts w:eastAsia="黑体"/>
         <w:b/>
         <w:bCs/>
       </w:rPr>
@@ -9658,12 +10019,14 @@
     </w:tblStylePr>
     <w:tblStylePr w:type="firstCol">
       <w:rPr>
+        <w:rFonts w:eastAsia="黑体"/>
         <w:b/>
         <w:bCs/>
       </w:rPr>
     </w:tblStylePr>
     <w:tblStylePr w:type="lastCol">
       <w:rPr>
+        <w:rFonts w:eastAsia="黑体"/>
         <w:b/>
         <w:bCs/>
       </w:rPr>
@@ -9713,12 +10076,14 @@
     </w:tcPr>
     <w:tblStylePr w:type="firstRow">
       <w:rPr>
+        <w:rFonts w:eastAsia="黑体"/>
         <w:b/>
         <w:bCs/>
       </w:rPr>
     </w:tblStylePr>
     <w:tblStylePr w:type="lastRow">
       <w:rPr>
+        <w:rFonts w:eastAsia="黑体"/>
         <w:b/>
         <w:bCs/>
       </w:rPr>
@@ -9731,12 +10096,14 @@
     </w:tblStylePr>
     <w:tblStylePr w:type="firstCol">
       <w:rPr>
+        <w:rFonts w:eastAsia="黑体"/>
         <w:b/>
         <w:bCs/>
       </w:rPr>
     </w:tblStylePr>
     <w:tblStylePr w:type="lastCol">
       <w:rPr>
+        <w:rFonts w:eastAsia="黑体"/>
         <w:b/>
         <w:bCs/>
       </w:rPr>
@@ -9786,12 +10153,14 @@
     </w:tcPr>
     <w:tblStylePr w:type="firstRow">
       <w:rPr>
+        <w:rFonts w:eastAsia="黑体"/>
         <w:b/>
         <w:bCs/>
       </w:rPr>
     </w:tblStylePr>
     <w:tblStylePr w:type="lastRow">
       <w:rPr>
+        <w:rFonts w:eastAsia="黑体"/>
         <w:b/>
         <w:bCs/>
       </w:rPr>
@@ -9804,12 +10173,14 @@
     </w:tblStylePr>
     <w:tblStylePr w:type="firstCol">
       <w:rPr>
+        <w:rFonts w:eastAsia="黑体"/>
         <w:b/>
         <w:bCs/>
       </w:rPr>
     </w:tblStylePr>
     <w:tblStylePr w:type="lastCol">
       <w:rPr>
+        <w:rFonts w:eastAsia="黑体"/>
         <w:b/>
         <w:bCs/>
       </w:rPr>
@@ -9836,7 +10207,7 @@
       <w:spacing w:after="0" w:line="240" w:lineRule="auto"/>
     </w:pPr>
     <w:rPr>
-      <w:rFonts w:asciiTheme="majorHAnsi" w:cstheme="majorBidi" w:eastAsiaTheme="majorEastAsia" w:hAnsiTheme="majorHAnsi"/>
+      <w:rFonts w:asciiTheme="majorHAnsi" w:cstheme="majorBidi" w:hAnsiTheme="majorHAnsi" w:eastAsia="黑体"/>
       <w:color w:themeColor="text1" w:val="000000"/>
     </w:rPr>
     <w:tblPr>
@@ -9863,6 +10234,7 @@
     </w:tcPr>
     <w:tblStylePr w:type="firstRow">
       <w:rPr>
+        <w:rFonts w:eastAsia="黑体"/>
         <w:b/>
         <w:bCs/>
         <w:color w:themeColor="text1" w:val="000000"/>
@@ -9874,6 +10246,7 @@
     </w:tblStylePr>
     <w:tblStylePr w:type="lastRow">
       <w:rPr>
+        <w:rFonts w:eastAsia="黑体"/>
         <w:b/>
         <w:bCs/>
         <w:color w:themeColor="text1" w:val="000000"/>
@@ -9893,6 +10266,7 @@
     </w:tblStylePr>
     <w:tblStylePr w:type="firstCol">
       <w:rPr>
+        <w:rFonts w:eastAsia="黑体"/>
         <w:b/>
         <w:bCs/>
         <w:color w:themeColor="text1" w:val="000000"/>
@@ -9912,6 +10286,7 @@
     </w:tblStylePr>
     <w:tblStylePr w:type="lastCol">
       <w:rPr>
+        <w:rFonts w:eastAsia="黑体"/>
         <w:b w:val="0"/>
         <w:bCs w:val="0"/>
         <w:color w:themeColor="text1" w:val="000000"/>
@@ -9961,7 +10336,7 @@
       <w:spacing w:after="0" w:line="240" w:lineRule="auto"/>
     </w:pPr>
     <w:rPr>
-      <w:rFonts w:asciiTheme="majorHAnsi" w:cstheme="majorBidi" w:eastAsiaTheme="majorEastAsia" w:hAnsiTheme="majorHAnsi"/>
+      <w:rFonts w:asciiTheme="majorHAnsi" w:cstheme="majorBidi" w:hAnsiTheme="majorHAnsi" w:eastAsia="黑体"/>
       <w:color w:themeColor="text1" w:val="000000"/>
     </w:rPr>
     <w:tblPr>
@@ -9988,6 +10363,7 @@
     </w:tcPr>
     <w:tblStylePr w:type="firstRow">
       <w:rPr>
+        <w:rFonts w:eastAsia="黑体"/>
         <w:b/>
         <w:bCs/>
         <w:color w:themeColor="text1" w:val="000000"/>
@@ -9999,6 +10375,7 @@
     </w:tblStylePr>
     <w:tblStylePr w:type="lastRow">
       <w:rPr>
+        <w:rFonts w:eastAsia="黑体"/>
         <w:b/>
         <w:bCs/>
         <w:color w:themeColor="text1" w:val="000000"/>
@@ -10018,6 +10395,7 @@
     </w:tblStylePr>
     <w:tblStylePr w:type="firstCol">
       <w:rPr>
+        <w:rFonts w:eastAsia="黑体"/>
         <w:b/>
         <w:bCs/>
         <w:color w:themeColor="text1" w:val="000000"/>
@@ -10037,6 +10415,7 @@
     </w:tblStylePr>
     <w:tblStylePr w:type="lastCol">
       <w:rPr>
+        <w:rFonts w:eastAsia="黑体"/>
         <w:b w:val="0"/>
         <w:bCs w:val="0"/>
         <w:color w:themeColor="text1" w:val="000000"/>
@@ -10086,7 +10465,7 @@
       <w:spacing w:after="0" w:line="240" w:lineRule="auto"/>
     </w:pPr>
     <w:rPr>
-      <w:rFonts w:asciiTheme="majorHAnsi" w:cstheme="majorBidi" w:eastAsiaTheme="majorEastAsia" w:hAnsiTheme="majorHAnsi"/>
+      <w:rFonts w:asciiTheme="majorHAnsi" w:cstheme="majorBidi" w:hAnsiTheme="majorHAnsi" w:eastAsia="黑体"/>
       <w:color w:themeColor="text1" w:val="000000"/>
     </w:rPr>
     <w:tblPr>
@@ -10113,6 +10492,7 @@
     </w:tcPr>
     <w:tblStylePr w:type="firstRow">
       <w:rPr>
+        <w:rFonts w:eastAsia="黑体"/>
         <w:b/>
         <w:bCs/>
         <w:color w:themeColor="text1" w:val="000000"/>
@@ -10124,6 +10504,7 @@
     </w:tblStylePr>
     <w:tblStylePr w:type="lastRow">
       <w:rPr>
+        <w:rFonts w:eastAsia="黑体"/>
         <w:b/>
         <w:bCs/>
         <w:color w:themeColor="text1" w:val="000000"/>
@@ -10143,6 +10524,7 @@
     </w:tblStylePr>
     <w:tblStylePr w:type="firstCol">
       <w:rPr>
+        <w:rFonts w:eastAsia="黑体"/>
         <w:b/>
         <w:bCs/>
         <w:color w:themeColor="text1" w:val="000000"/>
@@ -10162,6 +10544,7 @@
     </w:tblStylePr>
     <w:tblStylePr w:type="lastCol">
       <w:rPr>
+        <w:rFonts w:eastAsia="黑体"/>
         <w:b w:val="0"/>
         <w:bCs w:val="0"/>
         <w:color w:themeColor="text1" w:val="000000"/>
@@ -10211,7 +10594,7 @@
       <w:spacing w:after="0" w:line="240" w:lineRule="auto"/>
     </w:pPr>
     <w:rPr>
-      <w:rFonts w:asciiTheme="majorHAnsi" w:cstheme="majorBidi" w:eastAsiaTheme="majorEastAsia" w:hAnsiTheme="majorHAnsi"/>
+      <w:rFonts w:asciiTheme="majorHAnsi" w:cstheme="majorBidi" w:hAnsiTheme="majorHAnsi" w:eastAsia="黑体"/>
       <w:color w:themeColor="text1" w:val="000000"/>
     </w:rPr>
     <w:tblPr>
@@ -10238,6 +10621,7 @@
     </w:tcPr>
     <w:tblStylePr w:type="firstRow">
       <w:rPr>
+        <w:rFonts w:eastAsia="黑体"/>
         <w:b/>
         <w:bCs/>
         <w:color w:themeColor="text1" w:val="000000"/>
@@ -10249,6 +10633,7 @@
     </w:tblStylePr>
     <w:tblStylePr w:type="lastRow">
       <w:rPr>
+        <w:rFonts w:eastAsia="黑体"/>
         <w:b/>
         <w:bCs/>
         <w:color w:themeColor="text1" w:val="000000"/>
@@ -10268,6 +10653,7 @@
     </w:tblStylePr>
     <w:tblStylePr w:type="firstCol">
       <w:rPr>
+        <w:rFonts w:eastAsia="黑体"/>
         <w:b/>
         <w:bCs/>
         <w:color w:themeColor="text1" w:val="000000"/>
@@ -10287,6 +10673,7 @@
     </w:tblStylePr>
     <w:tblStylePr w:type="lastCol">
       <w:rPr>
+        <w:rFonts w:eastAsia="黑体"/>
         <w:b w:val="0"/>
         <w:bCs w:val="0"/>
         <w:color w:themeColor="text1" w:val="000000"/>
@@ -10336,7 +10723,7 @@
       <w:spacing w:after="0" w:line="240" w:lineRule="auto"/>
     </w:pPr>
     <w:rPr>
-      <w:rFonts w:asciiTheme="majorHAnsi" w:cstheme="majorBidi" w:eastAsiaTheme="majorEastAsia" w:hAnsiTheme="majorHAnsi"/>
+      <w:rFonts w:asciiTheme="majorHAnsi" w:cstheme="majorBidi" w:hAnsiTheme="majorHAnsi" w:eastAsia="黑体"/>
       <w:color w:themeColor="text1" w:val="000000"/>
     </w:rPr>
     <w:tblPr>
@@ -10363,6 +10750,7 @@
     </w:tcPr>
     <w:tblStylePr w:type="firstRow">
       <w:rPr>
+        <w:rFonts w:eastAsia="黑体"/>
         <w:b/>
         <w:bCs/>
         <w:color w:themeColor="text1" w:val="000000"/>
@@ -10374,6 +10762,7 @@
     </w:tblStylePr>
     <w:tblStylePr w:type="lastRow">
       <w:rPr>
+        <w:rFonts w:eastAsia="黑体"/>
         <w:b/>
         <w:bCs/>
         <w:color w:themeColor="text1" w:val="000000"/>
@@ -10393,6 +10782,7 @@
     </w:tblStylePr>
     <w:tblStylePr w:type="firstCol">
       <w:rPr>
+        <w:rFonts w:eastAsia="黑体"/>
         <w:b/>
         <w:bCs/>
         <w:color w:themeColor="text1" w:val="000000"/>
@@ -10412,6 +10802,7 @@
     </w:tblStylePr>
     <w:tblStylePr w:type="lastCol">
       <w:rPr>
+        <w:rFonts w:eastAsia="黑体"/>
         <w:b w:val="0"/>
         <w:bCs w:val="0"/>
         <w:color w:themeColor="text1" w:val="000000"/>
@@ -10461,7 +10852,7 @@
       <w:spacing w:after="0" w:line="240" w:lineRule="auto"/>
     </w:pPr>
     <w:rPr>
-      <w:rFonts w:asciiTheme="majorHAnsi" w:cstheme="majorBidi" w:eastAsiaTheme="majorEastAsia" w:hAnsiTheme="majorHAnsi"/>
+      <w:rFonts w:asciiTheme="majorHAnsi" w:cstheme="majorBidi" w:hAnsiTheme="majorHAnsi" w:eastAsia="黑体"/>
       <w:color w:themeColor="text1" w:val="000000"/>
     </w:rPr>
     <w:tblPr>
@@ -10488,6 +10879,7 @@
     </w:tcPr>
     <w:tblStylePr w:type="firstRow">
       <w:rPr>
+        <w:rFonts w:eastAsia="黑体"/>
         <w:b/>
         <w:bCs/>
         <w:color w:themeColor="text1" w:val="000000"/>
@@ -10499,6 +10891,7 @@
     </w:tblStylePr>
     <w:tblStylePr w:type="lastRow">
       <w:rPr>
+        <w:rFonts w:eastAsia="黑体"/>
         <w:b/>
         <w:bCs/>
         <w:color w:themeColor="text1" w:val="000000"/>
@@ -10518,6 +10911,7 @@
     </w:tblStylePr>
     <w:tblStylePr w:type="firstCol">
       <w:rPr>
+        <w:rFonts w:eastAsia="黑体"/>
         <w:b/>
         <w:bCs/>
         <w:color w:themeColor="text1" w:val="000000"/>
@@ -10537,6 +10931,7 @@
     </w:tblStylePr>
     <w:tblStylePr w:type="lastCol">
       <w:rPr>
+        <w:rFonts w:eastAsia="黑体"/>
         <w:b w:val="0"/>
         <w:bCs w:val="0"/>
         <w:color w:themeColor="text1" w:val="000000"/>
@@ -10586,7 +10981,7 @@
       <w:spacing w:after="0" w:line="240" w:lineRule="auto"/>
     </w:pPr>
     <w:rPr>
-      <w:rFonts w:asciiTheme="majorHAnsi" w:cstheme="majorBidi" w:eastAsiaTheme="majorEastAsia" w:hAnsiTheme="majorHAnsi"/>
+      <w:rFonts w:asciiTheme="majorHAnsi" w:cstheme="majorBidi" w:hAnsiTheme="majorHAnsi" w:eastAsia="黑体"/>
       <w:color w:themeColor="text1" w:val="000000"/>
     </w:rPr>
     <w:tblPr>
@@ -10613,6 +11008,7 @@
     </w:tcPr>
     <w:tblStylePr w:type="firstRow">
       <w:rPr>
+        <w:rFonts w:eastAsia="黑体"/>
         <w:b/>
         <w:bCs/>
         <w:color w:themeColor="text1" w:val="000000"/>
@@ -10624,6 +11020,7 @@
     </w:tblStylePr>
     <w:tblStylePr w:type="lastRow">
       <w:rPr>
+        <w:rFonts w:eastAsia="黑体"/>
         <w:b/>
         <w:bCs/>
         <w:color w:themeColor="text1" w:val="000000"/>
@@ -10643,6 +11040,7 @@
     </w:tblStylePr>
     <w:tblStylePr w:type="firstCol">
       <w:rPr>
+        <w:rFonts w:eastAsia="黑体"/>
         <w:b/>
         <w:bCs/>
         <w:color w:themeColor="text1" w:val="000000"/>
@@ -10662,6 +11060,7 @@
     </w:tblStylePr>
     <w:tblStylePr w:type="lastCol">
       <w:rPr>
+        <w:rFonts w:eastAsia="黑体"/>
         <w:b w:val="0"/>
         <w:bCs w:val="0"/>
         <w:color w:themeColor="text1" w:val="000000"/>
@@ -10734,6 +11133,7 @@
     </w:tcPr>
     <w:tblStylePr w:type="firstRow">
       <w:rPr>
+        <w:rFonts w:eastAsia="黑体"/>
         <w:b/>
         <w:bCs/>
         <w:i w:val="0"/>
@@ -10755,6 +11155,7 @@
     </w:tblStylePr>
     <w:tblStylePr w:type="lastRow">
       <w:rPr>
+        <w:rFonts w:eastAsia="黑体"/>
         <w:b/>
         <w:bCs/>
         <w:i w:val="0"/>
@@ -10776,6 +11177,7 @@
     </w:tblStylePr>
     <w:tblStylePr w:type="firstCol">
       <w:rPr>
+        <w:rFonts w:eastAsia="黑体"/>
         <w:b/>
         <w:bCs/>
         <w:i w:val="0"/>
@@ -10795,6 +11197,7 @@
     </w:tblStylePr>
     <w:tblStylePr w:type="lastCol">
       <w:rPr>
+        <w:rFonts w:eastAsia="黑体"/>
         <w:b/>
         <w:bCs/>
         <w:i w:val="0"/>
@@ -10875,6 +11278,7 @@
     </w:tcPr>
     <w:tblStylePr w:type="firstRow">
       <w:rPr>
+        <w:rFonts w:eastAsia="黑体"/>
         <w:b/>
         <w:bCs/>
         <w:i w:val="0"/>
@@ -10896,6 +11300,7 @@
     </w:tblStylePr>
     <w:tblStylePr w:type="lastRow">
       <w:rPr>
+        <w:rFonts w:eastAsia="黑体"/>
         <w:b/>
         <w:bCs/>
         <w:i w:val="0"/>
@@ -10917,6 +11322,7 @@
     </w:tblStylePr>
     <w:tblStylePr w:type="firstCol">
       <w:rPr>
+        <w:rFonts w:eastAsia="黑体"/>
         <w:b/>
         <w:bCs/>
         <w:i w:val="0"/>
@@ -10936,6 +11342,7 @@
     </w:tblStylePr>
     <w:tblStylePr w:type="lastCol">
       <w:rPr>
+        <w:rFonts w:eastAsia="黑体"/>
         <w:b/>
         <w:bCs/>
         <w:i w:val="0"/>
@@ -11016,6 +11423,7 @@
     </w:tcPr>
     <w:tblStylePr w:type="firstRow">
       <w:rPr>
+        <w:rFonts w:eastAsia="黑体"/>
         <w:b/>
         <w:bCs/>
         <w:i w:val="0"/>
@@ -11037,6 +11445,7 @@
     </w:tblStylePr>
     <w:tblStylePr w:type="lastRow">
       <w:rPr>
+        <w:rFonts w:eastAsia="黑体"/>
         <w:b/>
         <w:bCs/>
         <w:i w:val="0"/>
@@ -11058,6 +11467,7 @@
     </w:tblStylePr>
     <w:tblStylePr w:type="firstCol">
       <w:rPr>
+        <w:rFonts w:eastAsia="黑体"/>
         <w:b/>
         <w:bCs/>
         <w:i w:val="0"/>
@@ -11077,6 +11487,7 @@
     </w:tblStylePr>
     <w:tblStylePr w:type="lastCol">
       <w:rPr>
+        <w:rFonts w:eastAsia="黑体"/>
         <w:b/>
         <w:bCs/>
         <w:i w:val="0"/>
@@ -11157,6 +11568,7 @@
     </w:tcPr>
     <w:tblStylePr w:type="firstRow">
       <w:rPr>
+        <w:rFonts w:eastAsia="黑体"/>
         <w:b/>
         <w:bCs/>
         <w:i w:val="0"/>
@@ -11178,6 +11590,7 @@
     </w:tblStylePr>
     <w:tblStylePr w:type="lastRow">
       <w:rPr>
+        <w:rFonts w:eastAsia="黑体"/>
         <w:b/>
         <w:bCs/>
         <w:i w:val="0"/>
@@ -11199,6 +11612,7 @@
     </w:tblStylePr>
     <w:tblStylePr w:type="firstCol">
       <w:rPr>
+        <w:rFonts w:eastAsia="黑体"/>
         <w:b/>
         <w:bCs/>
         <w:i w:val="0"/>
@@ -11218,6 +11632,7 @@
     </w:tblStylePr>
     <w:tblStylePr w:type="lastCol">
       <w:rPr>
+        <w:rFonts w:eastAsia="黑体"/>
         <w:b/>
         <w:bCs/>
         <w:i w:val="0"/>
@@ -11298,6 +11713,7 @@
     </w:tcPr>
     <w:tblStylePr w:type="firstRow">
       <w:rPr>
+        <w:rFonts w:eastAsia="黑体"/>
         <w:b/>
         <w:bCs/>
         <w:i w:val="0"/>
@@ -11319,6 +11735,7 @@
     </w:tblStylePr>
     <w:tblStylePr w:type="lastRow">
       <w:rPr>
+        <w:rFonts w:eastAsia="黑体"/>
         <w:b/>
         <w:bCs/>
         <w:i w:val="0"/>
@@ -11340,6 +11757,7 @@
     </w:tblStylePr>
     <w:tblStylePr w:type="firstCol">
       <w:rPr>
+        <w:rFonts w:eastAsia="黑体"/>
         <w:b/>
         <w:bCs/>
         <w:i w:val="0"/>
@@ -11359,6 +11777,7 @@
     </w:tblStylePr>
     <w:tblStylePr w:type="lastCol">
       <w:rPr>
+        <w:rFonts w:eastAsia="黑体"/>
         <w:b/>
         <w:bCs/>
         <w:i w:val="0"/>
@@ -11439,6 +11858,7 @@
     </w:tcPr>
     <w:tblStylePr w:type="firstRow">
       <w:rPr>
+        <w:rFonts w:eastAsia="黑体"/>
         <w:b/>
         <w:bCs/>
         <w:i w:val="0"/>
@@ -11460,6 +11880,7 @@
     </w:tblStylePr>
     <w:tblStylePr w:type="lastRow">
       <w:rPr>
+        <w:rFonts w:eastAsia="黑体"/>
         <w:b/>
         <w:bCs/>
         <w:i w:val="0"/>
@@ -11481,6 +11902,7 @@
     </w:tblStylePr>
     <w:tblStylePr w:type="firstCol">
       <w:rPr>
+        <w:rFonts w:eastAsia="黑体"/>
         <w:b/>
         <w:bCs/>
         <w:i w:val="0"/>
@@ -11500,6 +11922,7 @@
     </w:tblStylePr>
     <w:tblStylePr w:type="lastCol">
       <w:rPr>
+        <w:rFonts w:eastAsia="黑体"/>
         <w:b/>
         <w:bCs/>
         <w:i w:val="0"/>
@@ -11580,6 +12003,7 @@
     </w:tcPr>
     <w:tblStylePr w:type="firstRow">
       <w:rPr>
+        <w:rFonts w:eastAsia="黑体"/>
         <w:b/>
         <w:bCs/>
         <w:i w:val="0"/>
@@ -11601,6 +12025,7 @@
     </w:tblStylePr>
     <w:tblStylePr w:type="lastRow">
       <w:rPr>
+        <w:rFonts w:eastAsia="黑体"/>
         <w:b/>
         <w:bCs/>
         <w:i w:val="0"/>
@@ -11622,6 +12047,7 @@
     </w:tblStylePr>
     <w:tblStylePr w:type="firstCol">
       <w:rPr>
+        <w:rFonts w:eastAsia="黑体"/>
         <w:b/>
         <w:bCs/>
         <w:i w:val="0"/>
@@ -11641,6 +12067,7 @@
     </w:tblStylePr>
     <w:tblStylePr w:type="lastCol">
       <w:rPr>
+        <w:rFonts w:eastAsia="黑体"/>
         <w:b/>
         <w:bCs/>
         <w:i w:val="0"/>
@@ -11698,6 +12125,7 @@
       <w:spacing w:after="0" w:line="240" w:lineRule="auto"/>
     </w:pPr>
     <w:rPr>
+      <w:rFonts w:eastAsia="黑体"/>
       <w:color w:themeColor="background1" w:val="FFFFFF"/>
     </w:rPr>
     <w:tblPr>
@@ -11716,6 +12144,7 @@
     </w:tcPr>
     <w:tblStylePr w:type="firstRow">
       <w:rPr>
+        <w:rFonts w:eastAsia="黑体"/>
         <w:b/>
         <w:bCs/>
       </w:rPr>
@@ -11812,6 +12241,7 @@
       <w:spacing w:after="0" w:line="240" w:lineRule="auto"/>
     </w:pPr>
     <w:rPr>
+      <w:rFonts w:eastAsia="黑体"/>
       <w:color w:themeColor="background1" w:val="FFFFFF"/>
     </w:rPr>
     <w:tblPr>
@@ -11830,6 +12260,7 @@
     </w:tcPr>
     <w:tblStylePr w:type="firstRow">
       <w:rPr>
+        <w:rFonts w:eastAsia="黑体"/>
         <w:b/>
         <w:bCs/>
       </w:rPr>
@@ -11926,6 +12357,7 @@
       <w:spacing w:after="0" w:line="240" w:lineRule="auto"/>
     </w:pPr>
     <w:rPr>
+      <w:rFonts w:eastAsia="黑体"/>
       <w:color w:themeColor="background1" w:val="FFFFFF"/>
     </w:rPr>
     <w:tblPr>
@@ -11944,6 +12376,7 @@
     </w:tcPr>
     <w:tblStylePr w:type="firstRow">
       <w:rPr>
+        <w:rFonts w:eastAsia="黑体"/>
         <w:b/>
         <w:bCs/>
       </w:rPr>
@@ -12040,6 +12473,7 @@
       <w:spacing w:after="0" w:line="240" w:lineRule="auto"/>
     </w:pPr>
     <w:rPr>
+      <w:rFonts w:eastAsia="黑体"/>
       <w:color w:themeColor="background1" w:val="FFFFFF"/>
     </w:rPr>
     <w:tblPr>
@@ -12058,6 +12492,7 @@
     </w:tcPr>
     <w:tblStylePr w:type="firstRow">
       <w:rPr>
+        <w:rFonts w:eastAsia="黑体"/>
         <w:b/>
         <w:bCs/>
       </w:rPr>
@@ -12154,6 +12589,7 @@
       <w:spacing w:after="0" w:line="240" w:lineRule="auto"/>
     </w:pPr>
     <w:rPr>
+      <w:rFonts w:eastAsia="黑体"/>
       <w:color w:themeColor="background1" w:val="FFFFFF"/>
     </w:rPr>
     <w:tblPr>
@@ -12172,6 +12608,7 @@
     </w:tcPr>
     <w:tblStylePr w:type="firstRow">
       <w:rPr>
+        <w:rFonts w:eastAsia="黑体"/>
         <w:b/>
         <w:bCs/>
       </w:rPr>
@@ -12268,6 +12705,7 @@
       <w:spacing w:after="0" w:line="240" w:lineRule="auto"/>
     </w:pPr>
     <w:rPr>
+      <w:rFonts w:eastAsia="黑体"/>
       <w:color w:themeColor="background1" w:val="FFFFFF"/>
     </w:rPr>
     <w:tblPr>
@@ -12286,6 +12724,7 @@
     </w:tcPr>
     <w:tblStylePr w:type="firstRow">
       <w:rPr>
+        <w:rFonts w:eastAsia="黑体"/>
         <w:b/>
         <w:bCs/>
       </w:rPr>
@@ -12382,6 +12821,7 @@
       <w:spacing w:after="0" w:line="240" w:lineRule="auto"/>
     </w:pPr>
     <w:rPr>
+      <w:rFonts w:eastAsia="黑体"/>
       <w:color w:themeColor="background1" w:val="FFFFFF"/>
     </w:rPr>
     <w:tblPr>
@@ -12400,6 +12840,7 @@
     </w:tcPr>
     <w:tblStylePr w:type="firstRow">
       <w:rPr>
+        <w:rFonts w:eastAsia="黑体"/>
         <w:b/>
         <w:bCs/>
       </w:rPr>
@@ -12496,6 +12937,7 @@
       <w:spacing w:after="0" w:line="240" w:lineRule="auto"/>
     </w:pPr>
     <w:rPr>
+      <w:rFonts w:eastAsia="黑体"/>
       <w:color w:themeColor="text1" w:val="000000"/>
     </w:rPr>
     <w:tblPr>
@@ -12522,6 +12964,7 @@
     </w:tcPr>
     <w:tblStylePr w:type="firstRow">
       <w:rPr>
+        <w:rFonts w:eastAsia="黑体"/>
         <w:b/>
         <w:bCs/>
       </w:rPr>
@@ -12540,6 +12983,7 @@
     </w:tblStylePr>
     <w:tblStylePr w:type="lastRow">
       <w:rPr>
+        <w:rFonts w:eastAsia="黑体"/>
         <w:b/>
         <w:bCs/>
         <w:color w:themeColor="background1" w:val="FFFFFF"/>
@@ -12554,6 +12998,7 @@
     </w:tblStylePr>
     <w:tblStylePr w:type="firstCol">
       <w:rPr>
+        <w:rFonts w:eastAsia="黑体"/>
         <w:color w:themeColor="background1" w:val="FFFFFF"/>
       </w:rPr>
       <w:tblPr/>
@@ -12571,6 +13016,7 @@
     </w:tblStylePr>
     <w:tblStylePr w:type="lastCol">
       <w:rPr>
+        <w:rFonts w:eastAsia="黑体"/>
         <w:color w:themeColor="background1" w:val="FFFFFF"/>
       </w:rPr>
       <w:tblPr/>
@@ -12600,11 +13046,13 @@
     </w:tblStylePr>
     <w:tblStylePr w:type="neCell">
       <w:rPr>
+        <w:rFonts w:eastAsia="黑体"/>
         <w:color w:themeColor="text1" w:val="000000"/>
       </w:rPr>
     </w:tblStylePr>
     <w:tblStylePr w:type="nwCell">
       <w:rPr>
+        <w:rFonts w:eastAsia="黑体"/>
         <w:color w:themeColor="text1" w:val="000000"/>
       </w:rPr>
     </w:tblStylePr>
@@ -12618,6 +13066,7 @@
       <w:spacing w:after="0" w:line="240" w:lineRule="auto"/>
     </w:pPr>
     <w:rPr>
+      <w:rFonts w:eastAsia="黑体"/>
       <w:color w:themeColor="text1" w:val="000000"/>
     </w:rPr>
     <w:tblPr>
@@ -12644,6 +13093,7 @@
     </w:tcPr>
     <w:tblStylePr w:type="firstRow">
       <w:rPr>
+        <w:rFonts w:eastAsia="黑体"/>
         <w:b/>
         <w:bCs/>
       </w:rPr>
@@ -12662,6 +13112,7 @@
     </w:tblStylePr>
     <w:tblStylePr w:type="lastRow">
       <w:rPr>
+        <w:rFonts w:eastAsia="黑体"/>
         <w:b/>
         <w:bCs/>
         <w:color w:themeColor="background1" w:val="FFFFFF"/>
@@ -12676,6 +13127,7 @@
     </w:tblStylePr>
     <w:tblStylePr w:type="firstCol">
       <w:rPr>
+        <w:rFonts w:eastAsia="黑体"/>
         <w:color w:themeColor="background1" w:val="FFFFFF"/>
       </w:rPr>
       <w:tblPr/>
@@ -12693,6 +13145,7 @@
     </w:tblStylePr>
     <w:tblStylePr w:type="lastCol">
       <w:rPr>
+        <w:rFonts w:eastAsia="黑体"/>
         <w:color w:themeColor="background1" w:val="FFFFFF"/>
       </w:rPr>
       <w:tblPr/>
@@ -12722,11 +13175,13 @@
     </w:tblStylePr>
     <w:tblStylePr w:type="neCell">
       <w:rPr>
+        <w:rFonts w:eastAsia="黑体"/>
         <w:color w:themeColor="text1" w:val="000000"/>
       </w:rPr>
     </w:tblStylePr>
     <w:tblStylePr w:type="nwCell">
       <w:rPr>
+        <w:rFonts w:eastAsia="黑体"/>
         <w:color w:themeColor="text1" w:val="000000"/>
       </w:rPr>
     </w:tblStylePr>
@@ -12740,6 +13195,7 @@
       <w:spacing w:after="0" w:line="240" w:lineRule="auto"/>
     </w:pPr>
     <w:rPr>
+      <w:rFonts w:eastAsia="黑体"/>
       <w:color w:themeColor="text1" w:val="000000"/>
     </w:rPr>
     <w:tblPr>
@@ -12766,6 +13222,7 @@
     </w:tcPr>
     <w:tblStylePr w:type="firstRow">
       <w:rPr>
+        <w:rFonts w:eastAsia="黑体"/>
         <w:b/>
         <w:bCs/>
       </w:rPr>
@@ -12784,6 +13241,7 @@
     </w:tblStylePr>
     <w:tblStylePr w:type="lastRow">
       <w:rPr>
+        <w:rFonts w:eastAsia="黑体"/>
         <w:b/>
         <w:bCs/>
         <w:color w:themeColor="background1" w:val="FFFFFF"/>
@@ -12798,6 +13256,7 @@
     </w:tblStylePr>
     <w:tblStylePr w:type="firstCol">
       <w:rPr>
+        <w:rFonts w:eastAsia="黑体"/>
         <w:color w:themeColor="background1" w:val="FFFFFF"/>
       </w:rPr>
       <w:tblPr/>
@@ -12815,6 +13274,7 @@
     </w:tblStylePr>
     <w:tblStylePr w:type="lastCol">
       <w:rPr>
+        <w:rFonts w:eastAsia="黑体"/>
         <w:color w:themeColor="background1" w:val="FFFFFF"/>
       </w:rPr>
       <w:tblPr/>
@@ -12844,11 +13304,13 @@
     </w:tblStylePr>
     <w:tblStylePr w:type="neCell">
       <w:rPr>
+        <w:rFonts w:eastAsia="黑体"/>
         <w:color w:themeColor="text1" w:val="000000"/>
       </w:rPr>
     </w:tblStylePr>
     <w:tblStylePr w:type="nwCell">
       <w:rPr>
+        <w:rFonts w:eastAsia="黑体"/>
         <w:color w:themeColor="text1" w:val="000000"/>
       </w:rPr>
     </w:tblStylePr>
@@ -12862,6 +13324,7 @@
       <w:spacing w:after="0" w:line="240" w:lineRule="auto"/>
     </w:pPr>
     <w:rPr>
+      <w:rFonts w:eastAsia="黑体"/>
       <w:color w:themeColor="text1" w:val="000000"/>
     </w:rPr>
     <w:tblPr>
@@ -12888,6 +13351,7 @@
     </w:tcPr>
     <w:tblStylePr w:type="firstRow">
       <w:rPr>
+        <w:rFonts w:eastAsia="黑体"/>
         <w:b/>
         <w:bCs/>
       </w:rPr>
@@ -12906,6 +13370,7 @@
     </w:tblStylePr>
     <w:tblStylePr w:type="lastRow">
       <w:rPr>
+        <w:rFonts w:eastAsia="黑体"/>
         <w:b/>
         <w:bCs/>
         <w:color w:themeColor="background1" w:val="FFFFFF"/>
@@ -12920,6 +13385,7 @@
     </w:tblStylePr>
     <w:tblStylePr w:type="firstCol">
       <w:rPr>
+        <w:rFonts w:eastAsia="黑体"/>
         <w:color w:themeColor="background1" w:val="FFFFFF"/>
       </w:rPr>
       <w:tblPr/>
@@ -12937,6 +13403,7 @@
     </w:tblStylePr>
     <w:tblStylePr w:type="lastCol">
       <w:rPr>
+        <w:rFonts w:eastAsia="黑体"/>
         <w:color w:themeColor="background1" w:val="FFFFFF"/>
       </w:rPr>
       <w:tblPr/>
@@ -12974,6 +13441,7 @@
       <w:spacing w:after="0" w:line="240" w:lineRule="auto"/>
     </w:pPr>
     <w:rPr>
+      <w:rFonts w:eastAsia="黑体"/>
       <w:color w:themeColor="text1" w:val="000000"/>
     </w:rPr>
     <w:tblPr>
@@ -13000,6 +13468,7 @@
     </w:tcPr>
     <w:tblStylePr w:type="firstRow">
       <w:rPr>
+        <w:rFonts w:eastAsia="黑体"/>
         <w:b/>
         <w:bCs/>
       </w:rPr>
@@ -13018,6 +13487,7 @@
     </w:tblStylePr>
     <w:tblStylePr w:type="lastRow">
       <w:rPr>
+        <w:rFonts w:eastAsia="黑体"/>
         <w:b/>
         <w:bCs/>
         <w:color w:themeColor="background1" w:val="FFFFFF"/>
@@ -13032,6 +13502,7 @@
     </w:tblStylePr>
     <w:tblStylePr w:type="firstCol">
       <w:rPr>
+        <w:rFonts w:eastAsia="黑体"/>
         <w:color w:themeColor="background1" w:val="FFFFFF"/>
       </w:rPr>
       <w:tblPr/>
@@ -13049,6 +13520,7 @@
     </w:tblStylePr>
     <w:tblStylePr w:type="lastCol">
       <w:rPr>
+        <w:rFonts w:eastAsia="黑体"/>
         <w:color w:themeColor="background1" w:val="FFFFFF"/>
       </w:rPr>
       <w:tblPr/>
@@ -13078,11 +13550,13 @@
     </w:tblStylePr>
     <w:tblStylePr w:type="neCell">
       <w:rPr>
+        <w:rFonts w:eastAsia="黑体"/>
         <w:color w:themeColor="text1" w:val="000000"/>
       </w:rPr>
     </w:tblStylePr>
     <w:tblStylePr w:type="nwCell">
       <w:rPr>
+        <w:rFonts w:eastAsia="黑体"/>
         <w:color w:themeColor="text1" w:val="000000"/>
       </w:rPr>
     </w:tblStylePr>
@@ -13096,6 +13570,7 @@
       <w:spacing w:after="0" w:line="240" w:lineRule="auto"/>
     </w:pPr>
     <w:rPr>
+      <w:rFonts w:eastAsia="黑体"/>
       <w:color w:themeColor="text1" w:val="000000"/>
     </w:rPr>
     <w:tblPr>
@@ -13122,6 +13597,7 @@
     </w:tcPr>
     <w:tblStylePr w:type="firstRow">
       <w:rPr>
+        <w:rFonts w:eastAsia="黑体"/>
         <w:b/>
         <w:bCs/>
       </w:rPr>
@@ -13140,6 +13616,7 @@
     </w:tblStylePr>
     <w:tblStylePr w:type="lastRow">
       <w:rPr>
+        <w:rFonts w:eastAsia="黑体"/>
         <w:b/>
         <w:bCs/>
         <w:color w:themeColor="background1" w:val="FFFFFF"/>
@@ -13154,6 +13631,7 @@
     </w:tblStylePr>
     <w:tblStylePr w:type="firstCol">
       <w:rPr>
+        <w:rFonts w:eastAsia="黑体"/>
         <w:color w:themeColor="background1" w:val="FFFFFF"/>
       </w:rPr>
       <w:tblPr/>
@@ -13171,6 +13649,7 @@
     </w:tblStylePr>
     <w:tblStylePr w:type="lastCol">
       <w:rPr>
+        <w:rFonts w:eastAsia="黑体"/>
         <w:color w:themeColor="background1" w:val="FFFFFF"/>
       </w:rPr>
       <w:tblPr/>
@@ -13200,11 +13679,13 @@
     </w:tblStylePr>
     <w:tblStylePr w:type="neCell">
       <w:rPr>
+        <w:rFonts w:eastAsia="黑体"/>
         <w:color w:themeColor="text1" w:val="000000"/>
       </w:rPr>
     </w:tblStylePr>
     <w:tblStylePr w:type="nwCell">
       <w:rPr>
+        <w:rFonts w:eastAsia="黑体"/>
         <w:color w:themeColor="text1" w:val="000000"/>
       </w:rPr>
     </w:tblStylePr>
@@ -13218,6 +13699,7 @@
       <w:spacing w:after="0" w:line="240" w:lineRule="auto"/>
     </w:pPr>
     <w:rPr>
+      <w:rFonts w:eastAsia="黑体"/>
       <w:color w:themeColor="text1" w:val="000000"/>
     </w:rPr>
     <w:tblPr>
@@ -13244,6 +13726,7 @@
     </w:tcPr>
     <w:tblStylePr w:type="firstRow">
       <w:rPr>
+        <w:rFonts w:eastAsia="黑体"/>
         <w:b/>
         <w:bCs/>
       </w:rPr>
@@ -13262,6 +13745,7 @@
     </w:tblStylePr>
     <w:tblStylePr w:type="lastRow">
       <w:rPr>
+        <w:rFonts w:eastAsia="黑体"/>
         <w:b/>
         <w:bCs/>
         <w:color w:themeColor="background1" w:val="FFFFFF"/>
@@ -13276,6 +13760,7 @@
     </w:tblStylePr>
     <w:tblStylePr w:type="firstCol">
       <w:rPr>
+        <w:rFonts w:eastAsia="黑体"/>
         <w:color w:themeColor="background1" w:val="FFFFFF"/>
       </w:rPr>
       <w:tblPr/>
@@ -13293,6 +13778,7 @@
     </w:tblStylePr>
     <w:tblStylePr w:type="lastCol">
       <w:rPr>
+        <w:rFonts w:eastAsia="黑体"/>
         <w:color w:themeColor="background1" w:val="FFFFFF"/>
       </w:rPr>
       <w:tblPr/>
@@ -13322,11 +13808,13 @@
     </w:tblStylePr>
     <w:tblStylePr w:type="neCell">
       <w:rPr>
+        <w:rFonts w:eastAsia="黑体"/>
         <w:color w:themeColor="text1" w:val="000000"/>
       </w:rPr>
     </w:tblStylePr>
     <w:tblStylePr w:type="nwCell">
       <w:rPr>
+        <w:rFonts w:eastAsia="黑体"/>
         <w:color w:themeColor="text1" w:val="000000"/>
       </w:rPr>
     </w:tblStylePr>
@@ -13340,6 +13828,7 @@
       <w:spacing w:after="0" w:line="240" w:lineRule="auto"/>
     </w:pPr>
     <w:rPr>
+      <w:rFonts w:eastAsia="黑体"/>
       <w:color w:themeColor="text1" w:val="000000"/>
     </w:rPr>
     <w:tblPr>
@@ -13358,6 +13847,7 @@
     </w:tcPr>
     <w:tblStylePr w:type="firstRow">
       <w:rPr>
+        <w:rFonts w:eastAsia="黑体"/>
         <w:b/>
         <w:bCs/>
         <w:color w:themeColor="background1" w:val="FFFFFF"/>
@@ -13372,6 +13862,7 @@
     </w:tblStylePr>
     <w:tblStylePr w:type="lastRow">
       <w:rPr>
+        <w:rFonts w:eastAsia="黑体"/>
         <w:b/>
         <w:bCs/>
         <w:color w:themeColor="accent2" w:themeShade="CC" w:val="9E3A38"/>
@@ -13386,12 +13877,14 @@
     </w:tblStylePr>
     <w:tblStylePr w:type="firstCol">
       <w:rPr>
+        <w:rFonts w:eastAsia="黑体"/>
         <w:b/>
         <w:bCs/>
       </w:rPr>
     </w:tblStylePr>
     <w:tblStylePr w:type="lastCol">
       <w:rPr>
+        <w:rFonts w:eastAsia="黑体"/>
         <w:b/>
         <w:bCs/>
       </w:rPr>
@@ -13426,6 +13919,7 @@
       <w:spacing w:after="0" w:line="240" w:lineRule="auto"/>
     </w:pPr>
     <w:rPr>
+      <w:rFonts w:eastAsia="黑体"/>
       <w:color w:themeColor="text1" w:val="000000"/>
     </w:rPr>
     <w:tblPr>
@@ -13444,6 +13938,7 @@
     </w:tcPr>
     <w:tblStylePr w:type="firstRow">
       <w:rPr>
+        <w:rFonts w:eastAsia="黑体"/>
         <w:b/>
         <w:bCs/>
         <w:color w:themeColor="background1" w:val="FFFFFF"/>
@@ -13458,6 +13953,7 @@
     </w:tblStylePr>
     <w:tblStylePr w:type="lastRow">
       <w:rPr>
+        <w:rFonts w:eastAsia="黑体"/>
         <w:b/>
         <w:bCs/>
         <w:color w:themeColor="accent2" w:themeShade="CC" w:val="9E3A38"/>
@@ -13472,12 +13968,14 @@
     </w:tblStylePr>
     <w:tblStylePr w:type="firstCol">
       <w:rPr>
+        <w:rFonts w:eastAsia="黑体"/>
         <w:b/>
         <w:bCs/>
       </w:rPr>
     </w:tblStylePr>
     <w:tblStylePr w:type="lastCol">
       <w:rPr>
+        <w:rFonts w:eastAsia="黑体"/>
         <w:b/>
         <w:bCs/>
       </w:rPr>
@@ -13512,6 +14010,7 @@
       <w:spacing w:after="0" w:line="240" w:lineRule="auto"/>
     </w:pPr>
     <w:rPr>
+      <w:rFonts w:eastAsia="黑体"/>
       <w:color w:themeColor="text1" w:val="000000"/>
     </w:rPr>
     <w:tblPr>
@@ -13530,6 +14029,7 @@
     </w:tcPr>
     <w:tblStylePr w:type="firstRow">
       <w:rPr>
+        <w:rFonts w:eastAsia="黑体"/>
         <w:b/>
         <w:bCs/>
         <w:color w:themeColor="background1" w:val="FFFFFF"/>
@@ -13544,6 +14044,7 @@
     </w:tblStylePr>
     <w:tblStylePr w:type="lastRow">
       <w:rPr>
+        <w:rFonts w:eastAsia="黑体"/>
         <w:b/>
         <w:bCs/>
         <w:color w:themeColor="accent2" w:themeShade="CC" w:val="9E3A38"/>
@@ -13558,12 +14059,14 @@
     </w:tblStylePr>
     <w:tblStylePr w:type="firstCol">
       <w:rPr>
+        <w:rFonts w:eastAsia="黑体"/>
         <w:b/>
         <w:bCs/>
       </w:rPr>
     </w:tblStylePr>
     <w:tblStylePr w:type="lastCol">
       <w:rPr>
+        <w:rFonts w:eastAsia="黑体"/>
         <w:b/>
         <w:bCs/>
       </w:rPr>
@@ -13598,6 +14101,7 @@
       <w:spacing w:after="0" w:line="240" w:lineRule="auto"/>
     </w:pPr>
     <w:rPr>
+      <w:rFonts w:eastAsia="黑体"/>
       <w:color w:themeColor="text1" w:val="000000"/>
     </w:rPr>
     <w:tblPr>
@@ -13616,6 +14120,7 @@
     </w:tcPr>
     <w:tblStylePr w:type="firstRow">
       <w:rPr>
+        <w:rFonts w:eastAsia="黑体"/>
         <w:b/>
         <w:bCs/>
         <w:color w:themeColor="background1" w:val="FFFFFF"/>
@@ -13630,6 +14135,7 @@
     </w:tblStylePr>
     <w:tblStylePr w:type="lastRow">
       <w:rPr>
+        <w:rFonts w:eastAsia="黑体"/>
         <w:b/>
         <w:bCs/>
         <w:color w:themeColor="accent4" w:themeShade="CC" w:val="664E82"/>
@@ -13644,12 +14150,14 @@
     </w:tblStylePr>
     <w:tblStylePr w:type="firstCol">
       <w:rPr>
+        <w:rFonts w:eastAsia="黑体"/>
         <w:b/>
         <w:bCs/>
       </w:rPr>
     </w:tblStylePr>
     <w:tblStylePr w:type="lastCol">
       <w:rPr>
+        <w:rFonts w:eastAsia="黑体"/>
         <w:b/>
         <w:bCs/>
       </w:rPr>
@@ -13684,6 +14192,7 @@
       <w:spacing w:after="0" w:line="240" w:lineRule="auto"/>
     </w:pPr>
     <w:rPr>
+      <w:rFonts w:eastAsia="黑体"/>
       <w:color w:themeColor="text1" w:val="000000"/>
     </w:rPr>
     <w:tblPr>
@@ -13702,6 +14211,7 @@
     </w:tcPr>
     <w:tblStylePr w:type="firstRow">
       <w:rPr>
+        <w:rFonts w:eastAsia="黑体"/>
         <w:b/>
         <w:bCs/>
         <w:color w:themeColor="background1" w:val="FFFFFF"/>
@@ -13716,6 +14226,7 @@
     </w:tblStylePr>
     <w:tblStylePr w:type="lastRow">
       <w:rPr>
+        <w:rFonts w:eastAsia="黑体"/>
         <w:b/>
         <w:bCs/>
         <w:color w:themeColor="accent3" w:themeShade="CC" w:val="7E9C40"/>
@@ -13730,12 +14241,14 @@
     </w:tblStylePr>
     <w:tblStylePr w:type="firstCol">
       <w:rPr>
+        <w:rFonts w:eastAsia="黑体"/>
         <w:b/>
         <w:bCs/>
       </w:rPr>
     </w:tblStylePr>
     <w:tblStylePr w:type="lastCol">
       <w:rPr>
+        <w:rFonts w:eastAsia="黑体"/>
         <w:b/>
         <w:bCs/>
       </w:rPr>
@@ -13770,6 +14283,7 @@
       <w:spacing w:after="0" w:line="240" w:lineRule="auto"/>
     </w:pPr>
     <w:rPr>
+      <w:rFonts w:eastAsia="黑体"/>
       <w:color w:themeColor="text1" w:val="000000"/>
     </w:rPr>
     <w:tblPr>
@@ -13788,6 +14302,7 @@
     </w:tcPr>
     <w:tblStylePr w:type="firstRow">
       <w:rPr>
+        <w:rFonts w:eastAsia="黑体"/>
         <w:b/>
         <w:bCs/>
         <w:color w:themeColor="background1" w:val="FFFFFF"/>
@@ -13802,6 +14317,7 @@
     </w:tblStylePr>
     <w:tblStylePr w:type="lastRow">
       <w:rPr>
+        <w:rFonts w:eastAsia="黑体"/>
         <w:b/>
         <w:bCs/>
         <w:color w:themeColor="accent6" w:themeShade="CC" w:val="F2730A"/>
@@ -13816,12 +14332,14 @@
     </w:tblStylePr>
     <w:tblStylePr w:type="firstCol">
       <w:rPr>
+        <w:rFonts w:eastAsia="黑体"/>
         <w:b/>
         <w:bCs/>
       </w:rPr>
     </w:tblStylePr>
     <w:tblStylePr w:type="lastCol">
       <w:rPr>
+        <w:rFonts w:eastAsia="黑体"/>
         <w:b/>
         <w:bCs/>
       </w:rPr>
@@ -13856,6 +14374,7 @@
       <w:spacing w:after="0" w:line="240" w:lineRule="auto"/>
     </w:pPr>
     <w:rPr>
+      <w:rFonts w:eastAsia="黑体"/>
       <w:color w:themeColor="text1" w:val="000000"/>
     </w:rPr>
     <w:tblPr>
@@ -13874,6 +14393,7 @@
     </w:tcPr>
     <w:tblStylePr w:type="firstRow">
       <w:rPr>
+        <w:rFonts w:eastAsia="黑体"/>
         <w:b/>
         <w:bCs/>
         <w:color w:themeColor="background1" w:val="FFFFFF"/>
@@ -13888,6 +14408,7 @@
     </w:tblStylePr>
     <w:tblStylePr w:type="lastRow">
       <w:rPr>
+        <w:rFonts w:eastAsia="黑体"/>
         <w:b/>
         <w:bCs/>
         <w:color w:themeColor="accent5" w:themeShade="CC" w:val="348DA5"/>
@@ -13902,12 +14423,14 @@
     </w:tblStylePr>
     <w:tblStylePr w:type="firstCol">
       <w:rPr>
+        <w:rFonts w:eastAsia="黑体"/>
         <w:b/>
         <w:bCs/>
       </w:rPr>
     </w:tblStylePr>
     <w:tblStylePr w:type="lastCol">
       <w:rPr>
+        <w:rFonts w:eastAsia="黑体"/>
         <w:b/>
         <w:bCs/>
       </w:rPr>
@@ -13942,6 +14465,7 @@
       <w:spacing w:after="0" w:line="240" w:lineRule="auto"/>
     </w:pPr>
     <w:rPr>
+      <w:rFonts w:eastAsia="黑体"/>
       <w:color w:themeColor="text1" w:val="000000"/>
     </w:rPr>
     <w:tblPr>
@@ -13963,6 +14487,7 @@
     </w:tcPr>
     <w:tblStylePr w:type="firstRow">
       <w:rPr>
+        <w:rFonts w:eastAsia="黑体"/>
         <w:b/>
         <w:bCs/>
       </w:rPr>
@@ -13973,6 +14498,7 @@
     </w:tblStylePr>
     <w:tblStylePr w:type="lastRow">
       <w:rPr>
+        <w:rFonts w:eastAsia="黑体"/>
         <w:b/>
         <w:bCs/>
         <w:color w:themeColor="text1" w:val="000000"/>
@@ -13984,6 +14510,7 @@
     </w:tblStylePr>
     <w:tblStylePr w:type="firstCol">
       <w:rPr>
+        <w:rFonts w:eastAsia="黑体"/>
         <w:color w:themeColor="background1" w:val="FFFFFF"/>
       </w:rPr>
       <w:tblPr/>
@@ -13993,6 +14520,7 @@
     </w:tblStylePr>
     <w:tblStylePr w:type="lastCol">
       <w:rPr>
+        <w:rFonts w:eastAsia="黑体"/>
         <w:color w:themeColor="background1" w:val="FFFFFF"/>
       </w:rPr>
       <w:tblPr/>
@@ -14022,6 +14550,7 @@
       <w:spacing w:after="0" w:line="240" w:lineRule="auto"/>
     </w:pPr>
     <w:rPr>
+      <w:rFonts w:eastAsia="黑体"/>
       <w:color w:themeColor="text1" w:val="000000"/>
     </w:rPr>
     <w:tblPr>
@@ -14043,6 +14572,7 @@
     </w:tcPr>
     <w:tblStylePr w:type="firstRow">
       <w:rPr>
+        <w:rFonts w:eastAsia="黑体"/>
         <w:b/>
         <w:bCs/>
       </w:rPr>
@@ -14053,6 +14583,7 @@
     </w:tblStylePr>
     <w:tblStylePr w:type="lastRow">
       <w:rPr>
+        <w:rFonts w:eastAsia="黑体"/>
         <w:b/>
         <w:bCs/>
         <w:color w:themeColor="text1" w:val="000000"/>
@@ -14064,6 +14595,7 @@
     </w:tblStylePr>
     <w:tblStylePr w:type="firstCol">
       <w:rPr>
+        <w:rFonts w:eastAsia="黑体"/>
         <w:color w:themeColor="background1" w:val="FFFFFF"/>
       </w:rPr>
       <w:tblPr/>
@@ -14073,6 +14605,7 @@
     </w:tblStylePr>
     <w:tblStylePr w:type="lastCol">
       <w:rPr>
+        <w:rFonts w:eastAsia="黑体"/>
         <w:color w:themeColor="background1" w:val="FFFFFF"/>
       </w:rPr>
       <w:tblPr/>
@@ -14102,6 +14635,7 @@
       <w:spacing w:after="0" w:line="240" w:lineRule="auto"/>
     </w:pPr>
     <w:rPr>
+      <w:rFonts w:eastAsia="黑体"/>
       <w:color w:themeColor="text1" w:val="000000"/>
     </w:rPr>
     <w:tblPr>
@@ -14123,6 +14657,7 @@
     </w:tcPr>
     <w:tblStylePr w:type="firstRow">
       <w:rPr>
+        <w:rFonts w:eastAsia="黑体"/>
         <w:b/>
         <w:bCs/>
       </w:rPr>
@@ -14133,6 +14668,7 @@
     </w:tblStylePr>
     <w:tblStylePr w:type="lastRow">
       <w:rPr>
+        <w:rFonts w:eastAsia="黑体"/>
         <w:b/>
         <w:bCs/>
         <w:color w:themeColor="text1" w:val="000000"/>
@@ -14144,6 +14680,7 @@
     </w:tblStylePr>
     <w:tblStylePr w:type="firstCol">
       <w:rPr>
+        <w:rFonts w:eastAsia="黑体"/>
         <w:color w:themeColor="background1" w:val="FFFFFF"/>
       </w:rPr>
       <w:tblPr/>
@@ -14153,6 +14690,7 @@
     </w:tblStylePr>
     <w:tblStylePr w:type="lastCol">
       <w:rPr>
+        <w:rFonts w:eastAsia="黑体"/>
         <w:color w:themeColor="background1" w:val="FFFFFF"/>
       </w:rPr>
       <w:tblPr/>
@@ -14182,6 +14720,7 @@
       <w:spacing w:after="0" w:line="240" w:lineRule="auto"/>
     </w:pPr>
     <w:rPr>
+      <w:rFonts w:eastAsia="黑体"/>
       <w:color w:themeColor="text1" w:val="000000"/>
     </w:rPr>
     <w:tblPr>
@@ -14203,6 +14742,7 @@
     </w:tcPr>
     <w:tblStylePr w:type="firstRow">
       <w:rPr>
+        <w:rFonts w:eastAsia="黑体"/>
         <w:b/>
         <w:bCs/>
       </w:rPr>
@@ -14213,6 +14753,7 @@
     </w:tblStylePr>
     <w:tblStylePr w:type="lastRow">
       <w:rPr>
+        <w:rFonts w:eastAsia="黑体"/>
         <w:b/>
         <w:bCs/>
         <w:color w:themeColor="text1" w:val="000000"/>
@@ -14224,6 +14765,7 @@
     </w:tblStylePr>
     <w:tblStylePr w:type="firstCol">
       <w:rPr>
+        <w:rFonts w:eastAsia="黑体"/>
         <w:color w:themeColor="background1" w:val="FFFFFF"/>
       </w:rPr>
       <w:tblPr/>
@@ -14233,6 +14775,7 @@
     </w:tblStylePr>
     <w:tblStylePr w:type="lastCol">
       <w:rPr>
+        <w:rFonts w:eastAsia="黑体"/>
         <w:color w:themeColor="background1" w:val="FFFFFF"/>
       </w:rPr>
       <w:tblPr/>
@@ -14262,6 +14805,7 @@
       <w:spacing w:after="0" w:line="240" w:lineRule="auto"/>
     </w:pPr>
     <w:rPr>
+      <w:rFonts w:eastAsia="黑体"/>
       <w:color w:themeColor="text1" w:val="000000"/>
     </w:rPr>
     <w:tblPr>
@@ -14283,6 +14827,7 @@
     </w:tcPr>
     <w:tblStylePr w:type="firstRow">
       <w:rPr>
+        <w:rFonts w:eastAsia="黑体"/>
         <w:b/>
         <w:bCs/>
       </w:rPr>
@@ -14293,6 +14838,7 @@
     </w:tblStylePr>
     <w:tblStylePr w:type="lastRow">
       <w:rPr>
+        <w:rFonts w:eastAsia="黑体"/>
         <w:b/>
         <w:bCs/>
         <w:color w:themeColor="text1" w:val="000000"/>
@@ -14304,6 +14850,7 @@
     </w:tblStylePr>
     <w:tblStylePr w:type="firstCol">
       <w:rPr>
+        <w:rFonts w:eastAsia="黑体"/>
         <w:color w:themeColor="background1" w:val="FFFFFF"/>
       </w:rPr>
       <w:tblPr/>
@@ -14313,6 +14860,7 @@
     </w:tblStylePr>
     <w:tblStylePr w:type="lastCol">
       <w:rPr>
+        <w:rFonts w:eastAsia="黑体"/>
         <w:color w:themeColor="background1" w:val="FFFFFF"/>
       </w:rPr>
       <w:tblPr/>
@@ -14342,6 +14890,7 @@
       <w:spacing w:after="0" w:line="240" w:lineRule="auto"/>
     </w:pPr>
     <w:rPr>
+      <w:rFonts w:eastAsia="黑体"/>
       <w:color w:themeColor="text1" w:val="000000"/>
     </w:rPr>
     <w:tblPr>
@@ -14363,6 +14912,7 @@
     </w:tcPr>
     <w:tblStylePr w:type="firstRow">
       <w:rPr>
+        <w:rFonts w:eastAsia="黑体"/>
         <w:b/>
         <w:bCs/>
       </w:rPr>
@@ -14373,6 +14923,7 @@
     </w:tblStylePr>
     <w:tblStylePr w:type="lastRow">
       <w:rPr>
+        <w:rFonts w:eastAsia="黑体"/>
         <w:b/>
         <w:bCs/>
         <w:color w:themeColor="text1" w:val="000000"/>
@@ -14384,6 +14935,7 @@
     </w:tblStylePr>
     <w:tblStylePr w:type="firstCol">
       <w:rPr>
+        <w:rFonts w:eastAsia="黑体"/>
         <w:color w:themeColor="background1" w:val="FFFFFF"/>
       </w:rPr>
       <w:tblPr/>
@@ -14393,6 +14945,7 @@
     </w:tblStylePr>
     <w:tblStylePr w:type="lastCol">
       <w:rPr>
+        <w:rFonts w:eastAsia="黑体"/>
         <w:color w:themeColor="background1" w:val="FFFFFF"/>
       </w:rPr>
       <w:tblPr/>
@@ -14422,6 +14975,7 @@
       <w:spacing w:after="0" w:line="240" w:lineRule="auto"/>
     </w:pPr>
     <w:rPr>
+      <w:rFonts w:eastAsia="黑体"/>
       <w:color w:themeColor="text1" w:val="000000"/>
     </w:rPr>
     <w:tblPr>
@@ -14443,6 +14997,7 @@
     </w:tcPr>
     <w:tblStylePr w:type="firstRow">
       <w:rPr>
+        <w:rFonts w:eastAsia="黑体"/>
         <w:b/>
         <w:bCs/>
       </w:rPr>
@@ -14453,6 +15008,7 @@
     </w:tblStylePr>
     <w:tblStylePr w:type="lastRow">
       <w:rPr>
+        <w:rFonts w:eastAsia="黑体"/>
         <w:b/>
         <w:bCs/>
         <w:color w:themeColor="text1" w:val="000000"/>
@@ -14464,6 +15020,7 @@
     </w:tblStylePr>
     <w:tblStylePr w:type="firstCol">
       <w:rPr>
+        <w:rFonts w:eastAsia="黑体"/>
         <w:color w:themeColor="background1" w:val="FFFFFF"/>
       </w:rPr>
       <w:tblPr/>
@@ -14473,6 +15030,7 @@
     </w:tblStylePr>
     <w:tblStylePr w:type="lastCol">
       <w:rPr>
+        <w:rFonts w:eastAsia="黑体"/>
         <w:color w:themeColor="background1" w:val="FFFFFF"/>
       </w:rPr>
       <w:tblPr/>
@@ -14505,6 +15063,7 @@
     <w:name w:val="KeywordTok"/>
     <w:basedOn w:val="VerbatimChar"/>
     <w:rPr>
+      <w:rFonts w:eastAsia="黑体"/>
       <w:b/>
       <w:color w:val="007020"/>
     </w:rPr>
@@ -14513,6 +15072,7 @@
     <w:name w:val="DataTypeTok"/>
     <w:basedOn w:val="VerbatimChar"/>
     <w:rPr>
+      <w:rFonts w:eastAsia="黑体"/>
       <w:color w:val="902000"/>
     </w:rPr>
   </w:style>
@@ -14520,6 +15080,7 @@
     <w:name w:val="DecValTok"/>
     <w:basedOn w:val="VerbatimChar"/>
     <w:rPr>
+      <w:rFonts w:eastAsia="黑体"/>
       <w:color w:val="40a070"/>
     </w:rPr>
   </w:style>
@@ -14527,6 +15088,7 @@
     <w:name w:val="BaseNTok"/>
     <w:basedOn w:val="VerbatimChar"/>
     <w:rPr>
+      <w:rFonts w:eastAsia="黑体"/>
       <w:color w:val="40a070"/>
     </w:rPr>
   </w:style>
@@ -14534,6 +15096,7 @@
     <w:name w:val="FloatTok"/>
     <w:basedOn w:val="VerbatimChar"/>
     <w:rPr>
+      <w:rFonts w:eastAsia="黑体"/>
       <w:color w:val="40a070"/>
     </w:rPr>
   </w:style>
@@ -14541,6 +15104,7 @@
     <w:name w:val="ConstantTok"/>
     <w:basedOn w:val="VerbatimChar"/>
     <w:rPr>
+      <w:rFonts w:eastAsia="黑体"/>
       <w:color w:val="880000"/>
     </w:rPr>
   </w:style>
@@ -14548,6 +15112,7 @@
     <w:name w:val="CharTok"/>
     <w:basedOn w:val="VerbatimChar"/>
     <w:rPr>
+      <w:rFonts w:eastAsia="黑体"/>
       <w:color w:val="4070a0"/>
     </w:rPr>
   </w:style>
@@ -14555,6 +15120,7 @@
     <w:name w:val="SpecialCharTok"/>
     <w:basedOn w:val="VerbatimChar"/>
     <w:rPr>
+      <w:rFonts w:eastAsia="黑体"/>
       <w:color w:val="4070a0"/>
     </w:rPr>
   </w:style>
@@ -14562,6 +15128,7 @@
     <w:name w:val="StringTok"/>
     <w:basedOn w:val="VerbatimChar"/>
     <w:rPr>
+      <w:rFonts w:eastAsia="黑体"/>
       <w:color w:val="4070a0"/>
     </w:rPr>
   </w:style>
@@ -14569,6 +15136,7 @@
     <w:name w:val="VerbatimStringTok"/>
     <w:basedOn w:val="VerbatimChar"/>
     <w:rPr>
+      <w:rFonts w:eastAsia="黑体"/>
       <w:color w:val="4070a0"/>
     </w:rPr>
   </w:style>
@@ -14576,6 +15144,7 @@
     <w:name w:val="SpecialStringTok"/>
     <w:basedOn w:val="VerbatimChar"/>
     <w:rPr>
+      <w:rFonts w:eastAsia="黑体"/>
       <w:color w:val="bb6688"/>
     </w:rPr>
   </w:style>
@@ -14583,6 +15152,7 @@
     <w:name w:val="ImportTok"/>
     <w:basedOn w:val="VerbatimChar"/>
     <w:rPr>
+      <w:rFonts w:eastAsia="黑体"/>
       <w:b/>
       <w:color w:val="008000"/>
     </w:rPr>
@@ -14591,6 +15161,7 @@
     <w:name w:val="CommentTok"/>
     <w:basedOn w:val="VerbatimChar"/>
     <w:rPr>
+      <w:rFonts w:eastAsia="黑体"/>
       <w:i/>
       <w:color w:val="60a0b0"/>
     </w:rPr>
@@ -14599,6 +15170,7 @@
     <w:name w:val="DocumentationTok"/>
     <w:basedOn w:val="VerbatimChar"/>
     <w:rPr>
+      <w:rFonts w:eastAsia="黑体"/>
       <w:i/>
       <w:color w:val="ba2121"/>
     </w:rPr>
@@ -14607,6 +15179,7 @@
     <w:name w:val="AnnotationTok"/>
     <w:basedOn w:val="VerbatimChar"/>
     <w:rPr>
+      <w:rFonts w:eastAsia="黑体"/>
       <w:b/>
       <w:i/>
       <w:color w:val="60a0b0"/>
@@ -14616,6 +15189,7 @@
     <w:name w:val="CommentVarTok"/>
     <w:basedOn w:val="VerbatimChar"/>
     <w:rPr>
+      <w:rFonts w:eastAsia="黑体"/>
       <w:b/>
       <w:i/>
       <w:color w:val="60a0b0"/>
@@ -14625,6 +15199,7 @@
     <w:name w:val="OtherTok"/>
     <w:basedOn w:val="VerbatimChar"/>
     <w:rPr>
+      <w:rFonts w:eastAsia="黑体"/>
       <w:color w:val="007020"/>
     </w:rPr>
   </w:style>
@@ -14632,6 +15207,7 @@
     <w:name w:val="FunctionTok"/>
     <w:basedOn w:val="VerbatimChar"/>
     <w:rPr>
+      <w:rFonts w:eastAsia="黑体"/>
       <w:color w:val="06287e"/>
     </w:rPr>
   </w:style>
@@ -14639,6 +15215,7 @@
     <w:name w:val="VariableTok"/>
     <w:basedOn w:val="VerbatimChar"/>
     <w:rPr>
+      <w:rFonts w:eastAsia="黑体"/>
       <w:color w:val="19177c"/>
     </w:rPr>
   </w:style>
@@ -14646,6 +15223,7 @@
     <w:name w:val="ControlFlowTok"/>
     <w:basedOn w:val="VerbatimChar"/>
     <w:rPr>
+      <w:rFonts w:eastAsia="黑体"/>
       <w:b/>
       <w:color w:val="007020"/>
     </w:rPr>
@@ -14654,6 +15232,7 @@
     <w:name w:val="OperatorTok"/>
     <w:basedOn w:val="VerbatimChar"/>
     <w:rPr>
+      <w:rFonts w:eastAsia="黑体"/>
       <w:color w:val="666666"/>
     </w:rPr>
   </w:style>
@@ -14661,18 +15240,22 @@
     <w:name w:val="BuiltInTok"/>
     <w:basedOn w:val="VerbatimChar"/>
     <w:rPr>
+      <w:rFonts w:eastAsia="黑体"/>
       <w:color w:val="008000"/>
     </w:rPr>
   </w:style>
   <w:style w:type="character" w:customStyle="1" w:styleId="ExtensionTok">
     <w:name w:val="ExtensionTok"/>
     <w:basedOn w:val="VerbatimChar"/>
-    <w:rPr/>
+    <w:rPr>
+      <w:rFonts w:eastAsia="黑体"/>
+    </w:rPr>
   </w:style>
   <w:style w:type="character" w:customStyle="1" w:styleId="PreprocessorTok">
     <w:name w:val="PreprocessorTok"/>
     <w:basedOn w:val="VerbatimChar"/>
     <w:rPr>
+      <w:rFonts w:eastAsia="黑体"/>
       <w:color w:val="bc7a00"/>
     </w:rPr>
   </w:style>
@@ -14680,18 +15263,22 @@
     <w:name w:val="AttributeTok"/>
     <w:basedOn w:val="VerbatimChar"/>
     <w:rPr>
+      <w:rFonts w:eastAsia="黑体"/>
       <w:color w:val="7d9029"/>
     </w:rPr>
   </w:style>
   <w:style w:type="character" w:customStyle="1" w:styleId="RegionMarkerTok">
     <w:name w:val="RegionMarkerTok"/>
     <w:basedOn w:val="VerbatimChar"/>
-    <w:rPr/>
+    <w:rPr>
+      <w:rFonts w:eastAsia="黑体"/>
+    </w:rPr>
   </w:style>
   <w:style w:type="character" w:customStyle="1" w:styleId="InformationTok">
     <w:name w:val="InformationTok"/>
     <w:basedOn w:val="VerbatimChar"/>
     <w:rPr>
+      <w:rFonts w:eastAsia="黑体"/>
       <w:b/>
       <w:i/>
       <w:color w:val="60a0b0"/>
@@ -14701,6 +15288,7 @@
     <w:name w:val="WarningTok"/>
     <w:basedOn w:val="VerbatimChar"/>
     <w:rPr>
+      <w:rFonts w:eastAsia="黑体"/>
       <w:b/>
       <w:i/>
       <w:color w:val="60a0b0"/>
@@ -14710,6 +15298,7 @@
     <w:name w:val="AlertTok"/>
     <w:basedOn w:val="VerbatimChar"/>
     <w:rPr>
+      <w:rFonts w:eastAsia="黑体"/>
       <w:b/>
       <w:color w:val="ff0000"/>
     </w:rPr>
@@ -14718,6 +15307,7 @@
     <w:name w:val="ErrorTok"/>
     <w:basedOn w:val="VerbatimChar"/>
     <w:rPr>
+      <w:rFonts w:eastAsia="黑体"/>
       <w:b/>
       <w:color w:val="ff0000"/>
     </w:rPr>
@@ -14725,7 +15315,9 @@
   <w:style w:type="character" w:customStyle="1" w:styleId="NormalTok">
     <w:name w:val="NormalTok"/>
     <w:basedOn w:val="VerbatimChar"/>
-    <w:rPr/>
+    <w:rPr>
+      <w:rFonts w:eastAsia="黑体"/>
+    </w:rPr>
   </w:style>
 </w:styles>
 </file>
@@ -14774,12 +15366,12 @@
     <a:fontScheme name="Office">
       <a:majorFont>
         <a:latin typeface="Calibri"/>
-        <a:ea typeface=""/>
+        <a:ea typeface="黑体"/>
         <a:cs typeface=""/>
         <a:font script="Jpan" typeface="ＭＳ ゴシック"/>
         <a:font script="Hang" typeface="맑은 고딕"/>
-        <a:font script="Hans" typeface="宋体"/>
-        <a:font script="Hant" typeface="新細明體"/>
+        <a:font script="Hans" typeface="黑体"/>
+        <a:font script="Hant" typeface="黑体"/>
         <a:font script="Arab" typeface="Times New Roman"/>
         <a:font script="Hebr" typeface="Times New Roman"/>
         <a:font script="Thai" typeface="Angsana New"/>
@@ -14809,12 +15401,12 @@
       </a:majorFont>
       <a:minorFont>
         <a:latin typeface="Cambria"/>
-        <a:ea typeface=""/>
+        <a:ea typeface="黑体"/>
         <a:cs typeface=""/>
         <a:font script="Jpan" typeface="ＭＳ 明朝"/>
         <a:font script="Hang" typeface="맑은 고딕"/>
-        <a:font script="Hans" typeface="宋体"/>
-        <a:font script="Hant" typeface="新細明體"/>
+        <a:font script="Hans" typeface="黑体"/>
+        <a:font script="Hant" typeface="黑体"/>
         <a:font script="Arab" typeface="Arial"/>
         <a:font script="Hebr" typeface="Arial"/>
         <a:font script="Thai" typeface="Cordia New"/>

--- a/12-通用拓扑结构/02-并联/分流并联结构/分流并联结构.docx
+++ b/12-通用拓扑结构/02-并联/分流并联结构/分流并联结构.docx
@@ -2298,7 +2298,7 @@
           <w:color w:val="555555"/>
           <w:sz w:val="21"/>
         </w:rPr>
-        <w:t>材料收集者：杜文杰，WX手机：19519196569，QQ:3478827729</w:t>
+        <w:t>材料收集者：杜文杰，微信/手机：19519196569，QQ:3478827729</w:t>
       </w:r>
     </w:p>
     <w:sectPr>
